--- a/REV4. Informe de Vista Informal Luis Vélez.docx
+++ b/REV4. Informe de Vista Informal Luis Vélez.docx
@@ -155,8 +155,26 @@
         <w:rPr>
           <w:rFonts w:ascii="Times New Roman" w:hAnsi="Times New Roman" w:cs="Times New Roman"/>
           <w:lang w:val="es-ES"/>
-        </w:rPr>
-        <w:t>1 de septiembre de 2026</w:t>
+          <w:color w:val="FF0000"/>
+          <w:strike/>
+        </w:rPr>
+        <w:t xml:space="preserve">1 de septiembre</w:t>
+      </w:r>
+      <w:r>
+        <w:rPr>
+          <w:rFonts w:ascii="Times New Roman" w:hAnsi="Times New Roman" w:cs="Times New Roman"/>
+          <w:lang w:val="es-ES"/>
+          <w:color w:val="FF0000"/>
+          <w:u w:val="single"/>
+        </w:rPr>
+        <w:t xml:space="preserve">2 de septiembre</w:t>
+      </w:r>
+      <w:r>
+        <w:rPr>
+          <w:rFonts w:ascii="Times New Roman" w:hAnsi="Times New Roman" w:cs="Times New Roman"/>
+          <w:lang w:val="es-ES"/>
+        </w:rPr>
+        <w:t xml:space="preserve"> de 2026</w:t>
       </w:r>
     </w:p>
     <w:p>
@@ -225,12 +243,14 @@
           <w:lang w:val="es-ES"/>
         </w:rPr>
       </w:pPr>
-      <w:r>
-        <w:rPr>
-          <w:rFonts w:ascii="Times New Roman" w:hAnsi="Times New Roman" w:cs="Times New Roman"/>
-          <w:lang w:val="es-ES"/>
-        </w:rPr>
-        <w:t>P/C:</w:t>
+      <w:proofErr w:type="gramStart"/>
+      <w:proofErr w:type="gramEnd"/>
+      <w:r>
+        <w:rPr>
+          <w:rFonts w:ascii="Times New Roman" w:hAnsi="Times New Roman" w:cs="Times New Roman"/>
+          <w:lang w:val="es-ES"/>
+        </w:rPr>
+        <w:t xml:space="preserve">P/C:</w:t>
       </w:r>
       <w:r>
         <w:rPr>
@@ -238,7 +258,38 @@
           <w:lang w:val="es-ES"/>
         </w:rPr>
         <w:tab/>
-        <w:t>Sra. Angélica Cruz, Director de Recursos Humanos</w:t>
+      </w:r>
+      <w:r>
+        <w:rPr>
+          <w:rFonts w:ascii="Times New Roman" w:hAnsi="Times New Roman" w:cs="Times New Roman"/>
+          <w:lang w:val="es-ES"/>
+        </w:rPr>
+        <w:t xml:space="preserve">Sra. Angélica Cruz, </w:t>
+      </w:r>
+      <w:r>
+        <w:rPr>
+          <w:rFonts w:ascii="Times New Roman" w:hAnsi="Times New Roman" w:cs="Times New Roman"/>
+          <w:lang w:val="es-ES"/>
+          <w:color w:val="FF0000"/>
+          <w:strike/>
+        </w:rPr>
+        <w:t xml:space="preserve">Director de</w:t>
+      </w:r>
+      <w:r>
+        <w:rPr>
+          <w:rFonts w:ascii="Times New Roman" w:hAnsi="Times New Roman" w:cs="Times New Roman"/>
+          <w:lang w:val="es-ES"/>
+          <w:color w:val="FF0000"/>
+          <w:u w:val="single"/>
+        </w:rPr>
+        <w:t xml:space="preserve">Directora de</w:t>
+      </w:r>
+      <w:r>
+        <w:rPr>
+          <w:rFonts w:ascii="Times New Roman" w:hAnsi="Times New Roman" w:cs="Times New Roman"/>
+          <w:lang w:val="es-ES"/>
+        </w:rPr>
+        <w:t xml:space="preserve"> Recursos Humanos</w:t>
       </w:r>
     </w:p>
     <w:p>
@@ -390,14 +441,32 @@
           <w:rFonts w:ascii="Times New Roman" w:hAnsi="Times New Roman" w:cs="Times New Roman"/>
           <w:lang w:eastAsia="es-PR"/>
         </w:rPr>
-        <w:t xml:space="preserve">A dicha vista compareció el señor Vélez Meléndez por derecho propio. Se procedió a atender la carta de intención de cesantía por incapacidad y se le brindó al empleado la oportunidad de expresarse y de presentar toda la evidencia a su favor. </w:t>
+        <w:t xml:space="preserve">A dicha vista compareció el señor Vélez Meléndez por derecho propio. Se procedió a atender la carta de intención de cesantía por incapacidad y se le brindó al empleado la oportunidad de expresarse y de presentar toda la evidencia a su favor. A base de la vista informal y la totalidad del expediente administrativo </w:t>
       </w:r>
       <w:r>
         <w:rPr>
           <w:rFonts w:ascii="Times New Roman" w:hAnsi="Times New Roman" w:cs="Times New Roman"/>
           <w:lang w:eastAsia="es-PR"/>
-        </w:rPr>
-        <w:t>A base de la vista informal y la totalidad del expediente administrativo procedemos hacer las siguientes:</w:t>
+          <w:color w:val="FF0000"/>
+          <w:strike/>
+        </w:rPr>
+        <w:t xml:space="preserve">procedemos hacer</w:t>
+      </w:r>
+      <w:r>
+        <w:rPr>
+          <w:rFonts w:ascii="Times New Roman" w:hAnsi="Times New Roman" w:cs="Times New Roman"/>
+          <w:lang w:eastAsia="es-PR"/>
+          <w:color w:val="FF0000"/>
+          <w:u w:val="single"/>
+        </w:rPr>
+        <w:t xml:space="preserve">procedemos a formular</w:t>
+      </w:r>
+      <w:r>
+        <w:rPr>
+          <w:rFonts w:ascii="Times New Roman" w:hAnsi="Times New Roman" w:cs="Times New Roman"/>
+          <w:lang w:eastAsia="es-PR"/>
+        </w:rPr>
+        <w:t xml:space="preserve"> las siguientes:</w:t>
       </w:r>
     </w:p>
     <w:p>
@@ -512,7 +581,27 @@
           <w:szCs w:val="24"/>
           <w:lang w:val="es-ES"/>
         </w:rPr>
-        <w:t xml:space="preserve"> por una condición lumbosacral y posteriormente fue dado de alta, reincorporándose a sus funciones regulares.</w:t>
+        <w:t xml:space="preserve"> por una condición </w:t>
+      </w:r>
+      <w:proofErr w:type="spellStart"/>
+      <w:r>
+        <w:rPr>
+          <w:rFonts w:ascii="Times New Roman" w:hAnsi="Times New Roman" w:cs="Times New Roman"/>
+          <w:sz w:val="24"/>
+          <w:szCs w:val="24"/>
+          <w:lang w:val="es-ES"/>
+        </w:rPr>
+        <w:t>lumbosacral</w:t>
+      </w:r>
+      <w:proofErr w:type="spellEnd"/>
+      <w:r>
+        <w:rPr>
+          <w:rFonts w:ascii="Times New Roman" w:hAnsi="Times New Roman" w:cs="Times New Roman"/>
+          <w:sz w:val="24"/>
+          <w:szCs w:val="24"/>
+          <w:lang w:val="es-ES"/>
+        </w:rPr>
+        <w:t xml:space="preserve"> y posteriormente fue dado de alta, reincorporándose a sus funciones regulares.</w:t>
       </w:r>
     </w:p>
     <w:p>
@@ -538,7 +627,47 @@
           <w:szCs w:val="24"/>
           <w:lang w:val="es-ES"/>
         </w:rPr>
-        <w:t>El 16 de julio de 2026, el empleado se personó a la Oficina de Recursos Humanos y expresó que no podía realizar algunas de las funciones de su puesto, específicamente el uso del “blower” y el “trimmer”, por molestias en la espalda y en la rodilla en la que fue intervenido quirúrgicamente.</w:t>
+        <w:t>El 16 de julio de 2026, el empleado se personó a la Oficina de Recursos Humanos y expresó que no podía realizar algunas de las funciones de su puesto, específicamente el uso del “</w:t>
+      </w:r>
+      <w:proofErr w:type="spellStart"/>
+      <w:r>
+        <w:rPr>
+          <w:rFonts w:ascii="Times New Roman" w:hAnsi="Times New Roman" w:cs="Times New Roman"/>
+          <w:sz w:val="24"/>
+          <w:szCs w:val="24"/>
+          <w:lang w:val="es-ES"/>
+        </w:rPr>
+        <w:t>blower</w:t>
+      </w:r>
+      <w:proofErr w:type="spellEnd"/>
+      <w:r>
+        <w:rPr>
+          <w:rFonts w:ascii="Times New Roman" w:hAnsi="Times New Roman" w:cs="Times New Roman"/>
+          <w:sz w:val="24"/>
+          <w:szCs w:val="24"/>
+          <w:lang w:val="es-ES"/>
+        </w:rPr>
+        <w:t>” y el “</w:t>
+      </w:r>
+      <w:proofErr w:type="spellStart"/>
+      <w:r>
+        <w:rPr>
+          <w:rFonts w:ascii="Times New Roman" w:hAnsi="Times New Roman" w:cs="Times New Roman"/>
+          <w:sz w:val="24"/>
+          <w:szCs w:val="24"/>
+          <w:lang w:val="es-ES"/>
+        </w:rPr>
+        <w:t>trimmer</w:t>
+      </w:r>
+      <w:proofErr w:type="spellEnd"/>
+      <w:r>
+        <w:rPr>
+          <w:rFonts w:ascii="Times New Roman" w:hAnsi="Times New Roman" w:cs="Times New Roman"/>
+          <w:sz w:val="24"/>
+          <w:szCs w:val="24"/>
+          <w:lang w:val="es-ES"/>
+        </w:rPr>
+        <w:t>”, por molestias en la espalda y en la rodilla en la que fue intervenido quirúrgicamente.</w:t>
       </w:r>
     </w:p>
     <w:p>
@@ -627,7 +756,107 @@
           <w:szCs w:val="24"/>
           <w:lang w:val="es-ES"/>
         </w:rPr>
-        <w:t xml:space="preserve"> se le relevó del uso del “blower” y del “trimmer” y se le asignó conducir el tractor (cortagrama) y, cuando este no estuviera en uso, funciones relacionadas con el rastrillo. El empleado confirmó en la vista que, a partir de esa fecha, no volvió a utilizar el “blower” ni el “trimmer”.</w:t>
+        <w:t xml:space="preserve"> se le relevó del uso del “</w:t>
+      </w:r>
+      <w:proofErr w:type="spellStart"/>
+      <w:r>
+        <w:rPr>
+          <w:rFonts w:ascii="Times New Roman" w:hAnsi="Times New Roman" w:cs="Times New Roman"/>
+          <w:sz w:val="24"/>
+          <w:szCs w:val="24"/>
+          <w:lang w:val="es-ES"/>
+        </w:rPr>
+        <w:t>blower</w:t>
+      </w:r>
+      <w:proofErr w:type="spellEnd"/>
+      <w:r>
+        <w:rPr>
+          <w:rFonts w:ascii="Times New Roman" w:hAnsi="Times New Roman" w:cs="Times New Roman"/>
+          <w:sz w:val="24"/>
+          <w:szCs w:val="24"/>
+          <w:lang w:val="es-ES"/>
+        </w:rPr>
+        <w:t>” y del “</w:t>
+      </w:r>
+      <w:proofErr w:type="spellStart"/>
+      <w:r>
+        <w:rPr>
+          <w:rFonts w:ascii="Times New Roman" w:hAnsi="Times New Roman" w:cs="Times New Roman"/>
+          <w:sz w:val="24"/>
+          <w:szCs w:val="24"/>
+          <w:lang w:val="es-ES"/>
+        </w:rPr>
+        <w:t>trimmer</w:t>
+      </w:r>
+      <w:proofErr w:type="spellEnd"/>
+      <w:r>
+        <w:rPr>
+          <w:rFonts w:ascii="Times New Roman" w:hAnsi="Times New Roman" w:cs="Times New Roman"/>
+          <w:sz w:val="24"/>
+          <w:szCs w:val="24"/>
+          <w:lang w:val="es-ES"/>
+        </w:rPr>
+        <w:t>” y se le asignó conducir el tractor (</w:t>
+      </w:r>
+      <w:proofErr w:type="spellStart"/>
+      <w:r>
+        <w:rPr>
+          <w:rFonts w:ascii="Times New Roman" w:hAnsi="Times New Roman" w:cs="Times New Roman"/>
+          <w:sz w:val="24"/>
+          <w:szCs w:val="24"/>
+          <w:lang w:val="es-ES"/>
+        </w:rPr>
+        <w:t>cortagrama</w:t>
+      </w:r>
+      <w:proofErr w:type="spellEnd"/>
+      <w:r>
+        <w:rPr>
+          <w:rFonts w:ascii="Times New Roman" w:hAnsi="Times New Roman" w:cs="Times New Roman"/>
+          <w:sz w:val="24"/>
+          <w:szCs w:val="24"/>
+          <w:lang w:val="es-ES"/>
+        </w:rPr>
+        <w:t>) y, cuando este no estuviera en uso, funciones relacionadas con el rastrillo. El empleado confirmó en la vista que, a partir de esa fecha, no volvió a utilizar el “</w:t>
+      </w:r>
+      <w:proofErr w:type="spellStart"/>
+      <w:r>
+        <w:rPr>
+          <w:rFonts w:ascii="Times New Roman" w:hAnsi="Times New Roman" w:cs="Times New Roman"/>
+          <w:sz w:val="24"/>
+          <w:szCs w:val="24"/>
+          <w:lang w:val="es-ES"/>
+        </w:rPr>
+        <w:t>blower</w:t>
+      </w:r>
+      <w:proofErr w:type="spellEnd"/>
+      <w:r>
+        <w:rPr>
+          <w:rFonts w:ascii="Times New Roman" w:hAnsi="Times New Roman" w:cs="Times New Roman"/>
+          <w:sz w:val="24"/>
+          <w:szCs w:val="24"/>
+          <w:lang w:val="es-ES"/>
+        </w:rPr>
+        <w:t>” ni el “</w:t>
+      </w:r>
+      <w:proofErr w:type="spellStart"/>
+      <w:r>
+        <w:rPr>
+          <w:rFonts w:ascii="Times New Roman" w:hAnsi="Times New Roman" w:cs="Times New Roman"/>
+          <w:sz w:val="24"/>
+          <w:szCs w:val="24"/>
+          <w:lang w:val="es-ES"/>
+        </w:rPr>
+        <w:t>trimmer</w:t>
+      </w:r>
+      <w:proofErr w:type="spellEnd"/>
+      <w:r>
+        <w:rPr>
+          <w:rFonts w:ascii="Times New Roman" w:hAnsi="Times New Roman" w:cs="Times New Roman"/>
+          <w:sz w:val="24"/>
+          <w:szCs w:val="24"/>
+          <w:lang w:val="es-ES"/>
+        </w:rPr>
+        <w:t>”.</w:t>
       </w:r>
     </w:p>
     <w:p>
@@ -712,7 +941,1015 @@
         <w:rPr>
           <w:rFonts w:ascii="Times New Roman" w:hAnsi="Times New Roman" w:cs="Times New Roman"/>
         </w:rPr>
-        <w:t>“He has a history of lumbar radiculopathy with referred pain to the lower extremities, primarily the right leg, accompanied by cramps and decreased sensation. He also has a history of a right femur fracture with reduction and internal fixation (2013). He reports difficulty performing tasks involving the use of a trimmer, rake, and portable trash cans, and difficulty climbing stairs and squatting. He experiences pain in his right shoulder with rotation, abduction, adduction, and lifting above 90 degrees. He reports being unable to use a trimmer, blower, or perform tasks requiring him to lift, push, carry, or hold heavy objects.”</w:t>
+        <w:t xml:space="preserve">“He has a </w:t>
+      </w:r>
+      <w:proofErr w:type="spellStart"/>
+      <w:r>
+        <w:rPr>
+          <w:rFonts w:ascii="Times New Roman" w:hAnsi="Times New Roman" w:cs="Times New Roman"/>
+        </w:rPr>
+        <w:t>history</w:t>
+      </w:r>
+      <w:proofErr w:type="spellEnd"/>
+      <w:r>
+        <w:rPr>
+          <w:rFonts w:ascii="Times New Roman" w:hAnsi="Times New Roman" w:cs="Times New Roman"/>
+        </w:rPr>
+        <w:t xml:space="preserve"> </w:t>
+      </w:r>
+      <w:proofErr w:type="spellStart"/>
+      <w:r>
+        <w:rPr>
+          <w:rFonts w:ascii="Times New Roman" w:hAnsi="Times New Roman" w:cs="Times New Roman"/>
+        </w:rPr>
+        <w:t>of</w:t>
+      </w:r>
+      <w:proofErr w:type="spellEnd"/>
+      <w:r>
+        <w:rPr>
+          <w:rFonts w:ascii="Times New Roman" w:hAnsi="Times New Roman" w:cs="Times New Roman"/>
+        </w:rPr>
+        <w:t xml:space="preserve"> lumbar </w:t>
+      </w:r>
+      <w:proofErr w:type="spellStart"/>
+      <w:r>
+        <w:rPr>
+          <w:rFonts w:ascii="Times New Roman" w:hAnsi="Times New Roman" w:cs="Times New Roman"/>
+        </w:rPr>
+        <w:t>radiculopathy</w:t>
+      </w:r>
+      <w:proofErr w:type="spellEnd"/>
+      <w:r>
+        <w:rPr>
+          <w:rFonts w:ascii="Times New Roman" w:hAnsi="Times New Roman" w:cs="Times New Roman"/>
+        </w:rPr>
+        <w:t xml:space="preserve"> </w:t>
+      </w:r>
+      <w:proofErr w:type="spellStart"/>
+      <w:r>
+        <w:rPr>
+          <w:rFonts w:ascii="Times New Roman" w:hAnsi="Times New Roman" w:cs="Times New Roman"/>
+        </w:rPr>
+        <w:t>with</w:t>
+      </w:r>
+      <w:proofErr w:type="spellEnd"/>
+      <w:r>
+        <w:rPr>
+          <w:rFonts w:ascii="Times New Roman" w:hAnsi="Times New Roman" w:cs="Times New Roman"/>
+        </w:rPr>
+        <w:t xml:space="preserve"> </w:t>
+      </w:r>
+      <w:proofErr w:type="spellStart"/>
+      <w:r>
+        <w:rPr>
+          <w:rFonts w:ascii="Times New Roman" w:hAnsi="Times New Roman" w:cs="Times New Roman"/>
+        </w:rPr>
+        <w:t>referred</w:t>
+      </w:r>
+      <w:proofErr w:type="spellEnd"/>
+      <w:r>
+        <w:rPr>
+          <w:rFonts w:ascii="Times New Roman" w:hAnsi="Times New Roman" w:cs="Times New Roman"/>
+        </w:rPr>
+        <w:t xml:space="preserve"> </w:t>
+      </w:r>
+      <w:proofErr w:type="spellStart"/>
+      <w:r>
+        <w:rPr>
+          <w:rFonts w:ascii="Times New Roman" w:hAnsi="Times New Roman" w:cs="Times New Roman"/>
+        </w:rPr>
+        <w:t>pain</w:t>
+      </w:r>
+      <w:proofErr w:type="spellEnd"/>
+      <w:r>
+        <w:rPr>
+          <w:rFonts w:ascii="Times New Roman" w:hAnsi="Times New Roman" w:cs="Times New Roman"/>
+        </w:rPr>
+        <w:t xml:space="preserve"> </w:t>
+      </w:r>
+      <w:proofErr w:type="spellStart"/>
+      <w:r>
+        <w:rPr>
+          <w:rFonts w:ascii="Times New Roman" w:hAnsi="Times New Roman" w:cs="Times New Roman"/>
+        </w:rPr>
+        <w:t>to</w:t>
+      </w:r>
+      <w:proofErr w:type="spellEnd"/>
+      <w:r>
+        <w:rPr>
+          <w:rFonts w:ascii="Times New Roman" w:hAnsi="Times New Roman" w:cs="Times New Roman"/>
+        </w:rPr>
+        <w:t xml:space="preserve"> </w:t>
+      </w:r>
+      <w:proofErr w:type="spellStart"/>
+      <w:r>
+        <w:rPr>
+          <w:rFonts w:ascii="Times New Roman" w:hAnsi="Times New Roman" w:cs="Times New Roman"/>
+        </w:rPr>
+        <w:t>the</w:t>
+      </w:r>
+      <w:proofErr w:type="spellEnd"/>
+      <w:r>
+        <w:rPr>
+          <w:rFonts w:ascii="Times New Roman" w:hAnsi="Times New Roman" w:cs="Times New Roman"/>
+        </w:rPr>
+        <w:t xml:space="preserve"> </w:t>
+      </w:r>
+      <w:proofErr w:type="spellStart"/>
+      <w:r>
+        <w:rPr>
+          <w:rFonts w:ascii="Times New Roman" w:hAnsi="Times New Roman" w:cs="Times New Roman"/>
+        </w:rPr>
+        <w:t>lower</w:t>
+      </w:r>
+      <w:proofErr w:type="spellEnd"/>
+      <w:r>
+        <w:rPr>
+          <w:rFonts w:ascii="Times New Roman" w:hAnsi="Times New Roman" w:cs="Times New Roman"/>
+        </w:rPr>
+        <w:t xml:space="preserve"> </w:t>
+      </w:r>
+      <w:proofErr w:type="spellStart"/>
+      <w:r>
+        <w:rPr>
+          <w:rFonts w:ascii="Times New Roman" w:hAnsi="Times New Roman" w:cs="Times New Roman"/>
+        </w:rPr>
+        <w:t>extremities</w:t>
+      </w:r>
+      <w:proofErr w:type="spellEnd"/>
+      <w:r>
+        <w:rPr>
+          <w:rFonts w:ascii="Times New Roman" w:hAnsi="Times New Roman" w:cs="Times New Roman"/>
+        </w:rPr>
+        <w:t xml:space="preserve">, </w:t>
+      </w:r>
+      <w:proofErr w:type="spellStart"/>
+      <w:r>
+        <w:rPr>
+          <w:rFonts w:ascii="Times New Roman" w:hAnsi="Times New Roman" w:cs="Times New Roman"/>
+        </w:rPr>
+        <w:t>primarily</w:t>
+      </w:r>
+      <w:proofErr w:type="spellEnd"/>
+      <w:r>
+        <w:rPr>
+          <w:rFonts w:ascii="Times New Roman" w:hAnsi="Times New Roman" w:cs="Times New Roman"/>
+        </w:rPr>
+        <w:t xml:space="preserve"> </w:t>
+      </w:r>
+      <w:proofErr w:type="spellStart"/>
+      <w:r>
+        <w:rPr>
+          <w:rFonts w:ascii="Times New Roman" w:hAnsi="Times New Roman" w:cs="Times New Roman"/>
+        </w:rPr>
+        <w:t>the</w:t>
+      </w:r>
+      <w:proofErr w:type="spellEnd"/>
+      <w:r>
+        <w:rPr>
+          <w:rFonts w:ascii="Times New Roman" w:hAnsi="Times New Roman" w:cs="Times New Roman"/>
+        </w:rPr>
+        <w:t xml:space="preserve"> </w:t>
+      </w:r>
+      <w:proofErr w:type="spellStart"/>
+      <w:r>
+        <w:rPr>
+          <w:rFonts w:ascii="Times New Roman" w:hAnsi="Times New Roman" w:cs="Times New Roman"/>
+        </w:rPr>
+        <w:t>right</w:t>
+      </w:r>
+      <w:proofErr w:type="spellEnd"/>
+      <w:r>
+        <w:rPr>
+          <w:rFonts w:ascii="Times New Roman" w:hAnsi="Times New Roman" w:cs="Times New Roman"/>
+        </w:rPr>
+        <w:t xml:space="preserve"> </w:t>
+      </w:r>
+      <w:proofErr w:type="spellStart"/>
+      <w:r>
+        <w:rPr>
+          <w:rFonts w:ascii="Times New Roman" w:hAnsi="Times New Roman" w:cs="Times New Roman"/>
+        </w:rPr>
+        <w:t>leg</w:t>
+      </w:r>
+      <w:proofErr w:type="spellEnd"/>
+      <w:r>
+        <w:rPr>
+          <w:rFonts w:ascii="Times New Roman" w:hAnsi="Times New Roman" w:cs="Times New Roman"/>
+        </w:rPr>
+        <w:t xml:space="preserve">, </w:t>
+      </w:r>
+      <w:proofErr w:type="spellStart"/>
+      <w:r>
+        <w:rPr>
+          <w:rFonts w:ascii="Times New Roman" w:hAnsi="Times New Roman" w:cs="Times New Roman"/>
+        </w:rPr>
+        <w:t>accompanied</w:t>
+      </w:r>
+      <w:proofErr w:type="spellEnd"/>
+      <w:r>
+        <w:rPr>
+          <w:rFonts w:ascii="Times New Roman" w:hAnsi="Times New Roman" w:cs="Times New Roman"/>
+        </w:rPr>
+        <w:t xml:space="preserve"> </w:t>
+      </w:r>
+      <w:proofErr w:type="spellStart"/>
+      <w:r>
+        <w:rPr>
+          <w:rFonts w:ascii="Times New Roman" w:hAnsi="Times New Roman" w:cs="Times New Roman"/>
+        </w:rPr>
+        <w:t>by</w:t>
+      </w:r>
+      <w:proofErr w:type="spellEnd"/>
+      <w:r>
+        <w:rPr>
+          <w:rFonts w:ascii="Times New Roman" w:hAnsi="Times New Roman" w:cs="Times New Roman"/>
+        </w:rPr>
+        <w:t xml:space="preserve"> </w:t>
+      </w:r>
+      <w:proofErr w:type="spellStart"/>
+      <w:r>
+        <w:rPr>
+          <w:rFonts w:ascii="Times New Roman" w:hAnsi="Times New Roman" w:cs="Times New Roman"/>
+        </w:rPr>
+        <w:t>cramps</w:t>
+      </w:r>
+      <w:proofErr w:type="spellEnd"/>
+      <w:r>
+        <w:rPr>
+          <w:rFonts w:ascii="Times New Roman" w:hAnsi="Times New Roman" w:cs="Times New Roman"/>
+        </w:rPr>
+        <w:t xml:space="preserve"> and </w:t>
+      </w:r>
+      <w:proofErr w:type="spellStart"/>
+      <w:r>
+        <w:rPr>
+          <w:rFonts w:ascii="Times New Roman" w:hAnsi="Times New Roman" w:cs="Times New Roman"/>
+        </w:rPr>
+        <w:t>decreased</w:t>
+      </w:r>
+      <w:proofErr w:type="spellEnd"/>
+      <w:r>
+        <w:rPr>
+          <w:rFonts w:ascii="Times New Roman" w:hAnsi="Times New Roman" w:cs="Times New Roman"/>
+        </w:rPr>
+        <w:t xml:space="preserve"> </w:t>
+      </w:r>
+      <w:proofErr w:type="spellStart"/>
+      <w:r>
+        <w:rPr>
+          <w:rFonts w:ascii="Times New Roman" w:hAnsi="Times New Roman" w:cs="Times New Roman"/>
+        </w:rPr>
+        <w:t>sensation</w:t>
+      </w:r>
+      <w:proofErr w:type="spellEnd"/>
+      <w:r>
+        <w:rPr>
+          <w:rFonts w:ascii="Times New Roman" w:hAnsi="Times New Roman" w:cs="Times New Roman"/>
+        </w:rPr>
+        <w:t xml:space="preserve">. He </w:t>
+      </w:r>
+      <w:proofErr w:type="spellStart"/>
+      <w:r>
+        <w:rPr>
+          <w:rFonts w:ascii="Times New Roman" w:hAnsi="Times New Roman" w:cs="Times New Roman"/>
+        </w:rPr>
+        <w:t>also</w:t>
+      </w:r>
+      <w:proofErr w:type="spellEnd"/>
+      <w:r>
+        <w:rPr>
+          <w:rFonts w:ascii="Times New Roman" w:hAnsi="Times New Roman" w:cs="Times New Roman"/>
+        </w:rPr>
+        <w:t xml:space="preserve"> has a </w:t>
+      </w:r>
+      <w:proofErr w:type="spellStart"/>
+      <w:r>
+        <w:rPr>
+          <w:rFonts w:ascii="Times New Roman" w:hAnsi="Times New Roman" w:cs="Times New Roman"/>
+        </w:rPr>
+        <w:t>history</w:t>
+      </w:r>
+      <w:proofErr w:type="spellEnd"/>
+      <w:r>
+        <w:rPr>
+          <w:rFonts w:ascii="Times New Roman" w:hAnsi="Times New Roman" w:cs="Times New Roman"/>
+        </w:rPr>
+        <w:t xml:space="preserve"> </w:t>
+      </w:r>
+      <w:proofErr w:type="spellStart"/>
+      <w:r>
+        <w:rPr>
+          <w:rFonts w:ascii="Times New Roman" w:hAnsi="Times New Roman" w:cs="Times New Roman"/>
+        </w:rPr>
+        <w:t>of</w:t>
+      </w:r>
+      <w:proofErr w:type="spellEnd"/>
+      <w:r>
+        <w:rPr>
+          <w:rFonts w:ascii="Times New Roman" w:hAnsi="Times New Roman" w:cs="Times New Roman"/>
+        </w:rPr>
+        <w:t xml:space="preserve"> a </w:t>
+      </w:r>
+      <w:proofErr w:type="spellStart"/>
+      <w:r>
+        <w:rPr>
+          <w:rFonts w:ascii="Times New Roman" w:hAnsi="Times New Roman" w:cs="Times New Roman"/>
+        </w:rPr>
+        <w:t>right</w:t>
+      </w:r>
+      <w:proofErr w:type="spellEnd"/>
+      <w:r>
+        <w:rPr>
+          <w:rFonts w:ascii="Times New Roman" w:hAnsi="Times New Roman" w:cs="Times New Roman"/>
+        </w:rPr>
+        <w:t xml:space="preserve"> </w:t>
+      </w:r>
+      <w:proofErr w:type="spellStart"/>
+      <w:r>
+        <w:rPr>
+          <w:rFonts w:ascii="Times New Roman" w:hAnsi="Times New Roman" w:cs="Times New Roman"/>
+        </w:rPr>
+        <w:t>femur</w:t>
+      </w:r>
+      <w:proofErr w:type="spellEnd"/>
+      <w:r>
+        <w:rPr>
+          <w:rFonts w:ascii="Times New Roman" w:hAnsi="Times New Roman" w:cs="Times New Roman"/>
+        </w:rPr>
+        <w:t xml:space="preserve"> fracture </w:t>
+      </w:r>
+      <w:proofErr w:type="spellStart"/>
+      <w:r>
+        <w:rPr>
+          <w:rFonts w:ascii="Times New Roman" w:hAnsi="Times New Roman" w:cs="Times New Roman"/>
+        </w:rPr>
+        <w:t>with</w:t>
+      </w:r>
+      <w:proofErr w:type="spellEnd"/>
+      <w:r>
+        <w:rPr>
+          <w:rFonts w:ascii="Times New Roman" w:hAnsi="Times New Roman" w:cs="Times New Roman"/>
+        </w:rPr>
+        <w:t xml:space="preserve"> </w:t>
+      </w:r>
+      <w:proofErr w:type="spellStart"/>
+      <w:r>
+        <w:rPr>
+          <w:rFonts w:ascii="Times New Roman" w:hAnsi="Times New Roman" w:cs="Times New Roman"/>
+        </w:rPr>
+        <w:t>reduction</w:t>
+      </w:r>
+      <w:proofErr w:type="spellEnd"/>
+      <w:r>
+        <w:rPr>
+          <w:rFonts w:ascii="Times New Roman" w:hAnsi="Times New Roman" w:cs="Times New Roman"/>
+        </w:rPr>
+        <w:t xml:space="preserve"> and </w:t>
+      </w:r>
+      <w:proofErr w:type="spellStart"/>
+      <w:r>
+        <w:rPr>
+          <w:rFonts w:ascii="Times New Roman" w:hAnsi="Times New Roman" w:cs="Times New Roman"/>
+        </w:rPr>
+        <w:t>internal</w:t>
+      </w:r>
+      <w:proofErr w:type="spellEnd"/>
+      <w:r>
+        <w:rPr>
+          <w:rFonts w:ascii="Times New Roman" w:hAnsi="Times New Roman" w:cs="Times New Roman"/>
+        </w:rPr>
+        <w:t xml:space="preserve"> </w:t>
+      </w:r>
+      <w:proofErr w:type="spellStart"/>
+      <w:r>
+        <w:rPr>
+          <w:rFonts w:ascii="Times New Roman" w:hAnsi="Times New Roman" w:cs="Times New Roman"/>
+        </w:rPr>
+        <w:t>fixation</w:t>
+      </w:r>
+      <w:proofErr w:type="spellEnd"/>
+      <w:r>
+        <w:rPr>
+          <w:rFonts w:ascii="Times New Roman" w:hAnsi="Times New Roman" w:cs="Times New Roman"/>
+        </w:rPr>
+        <w:t xml:space="preserve"> (2013). He </w:t>
+      </w:r>
+      <w:proofErr w:type="spellStart"/>
+      <w:r>
+        <w:rPr>
+          <w:rFonts w:ascii="Times New Roman" w:hAnsi="Times New Roman" w:cs="Times New Roman"/>
+        </w:rPr>
+        <w:t>reports</w:t>
+      </w:r>
+      <w:proofErr w:type="spellEnd"/>
+      <w:r>
+        <w:rPr>
+          <w:rFonts w:ascii="Times New Roman" w:hAnsi="Times New Roman" w:cs="Times New Roman"/>
+        </w:rPr>
+        <w:t xml:space="preserve"> </w:t>
+      </w:r>
+      <w:proofErr w:type="spellStart"/>
+      <w:r>
+        <w:rPr>
+          <w:rFonts w:ascii="Times New Roman" w:hAnsi="Times New Roman" w:cs="Times New Roman"/>
+        </w:rPr>
+        <w:t>difficulty</w:t>
+      </w:r>
+      <w:proofErr w:type="spellEnd"/>
+      <w:r>
+        <w:rPr>
+          <w:rFonts w:ascii="Times New Roman" w:hAnsi="Times New Roman" w:cs="Times New Roman"/>
+        </w:rPr>
+        <w:t xml:space="preserve"> </w:t>
+      </w:r>
+      <w:proofErr w:type="spellStart"/>
+      <w:r>
+        <w:rPr>
+          <w:rFonts w:ascii="Times New Roman" w:hAnsi="Times New Roman" w:cs="Times New Roman"/>
+        </w:rPr>
+        <w:t>performing</w:t>
+      </w:r>
+      <w:proofErr w:type="spellEnd"/>
+      <w:r>
+        <w:rPr>
+          <w:rFonts w:ascii="Times New Roman" w:hAnsi="Times New Roman" w:cs="Times New Roman"/>
+        </w:rPr>
+        <w:t xml:space="preserve"> </w:t>
+      </w:r>
+      <w:proofErr w:type="spellStart"/>
+      <w:r>
+        <w:rPr>
+          <w:rFonts w:ascii="Times New Roman" w:hAnsi="Times New Roman" w:cs="Times New Roman"/>
+        </w:rPr>
+        <w:t>tasks</w:t>
+      </w:r>
+      <w:proofErr w:type="spellEnd"/>
+      <w:r>
+        <w:rPr>
+          <w:rFonts w:ascii="Times New Roman" w:hAnsi="Times New Roman" w:cs="Times New Roman"/>
+        </w:rPr>
+        <w:t xml:space="preserve"> </w:t>
+      </w:r>
+      <w:proofErr w:type="spellStart"/>
+      <w:r>
+        <w:rPr>
+          <w:rFonts w:ascii="Times New Roman" w:hAnsi="Times New Roman" w:cs="Times New Roman"/>
+        </w:rPr>
+        <w:t>involving</w:t>
+      </w:r>
+      <w:proofErr w:type="spellEnd"/>
+      <w:r>
+        <w:rPr>
+          <w:rFonts w:ascii="Times New Roman" w:hAnsi="Times New Roman" w:cs="Times New Roman"/>
+        </w:rPr>
+        <w:t xml:space="preserve"> </w:t>
+      </w:r>
+      <w:proofErr w:type="spellStart"/>
+      <w:r>
+        <w:rPr>
+          <w:rFonts w:ascii="Times New Roman" w:hAnsi="Times New Roman" w:cs="Times New Roman"/>
+        </w:rPr>
+        <w:t>the</w:t>
+      </w:r>
+      <w:proofErr w:type="spellEnd"/>
+      <w:r>
+        <w:rPr>
+          <w:rFonts w:ascii="Times New Roman" w:hAnsi="Times New Roman" w:cs="Times New Roman"/>
+        </w:rPr>
+        <w:t xml:space="preserve"> use </w:t>
+      </w:r>
+      <w:proofErr w:type="spellStart"/>
+      <w:r>
+        <w:rPr>
+          <w:rFonts w:ascii="Times New Roman" w:hAnsi="Times New Roman" w:cs="Times New Roman"/>
+        </w:rPr>
+        <w:t>of</w:t>
+      </w:r>
+      <w:proofErr w:type="spellEnd"/>
+      <w:r>
+        <w:rPr>
+          <w:rFonts w:ascii="Times New Roman" w:hAnsi="Times New Roman" w:cs="Times New Roman"/>
+        </w:rPr>
+        <w:t xml:space="preserve"> a </w:t>
+      </w:r>
+      <w:proofErr w:type="spellStart"/>
+      <w:r>
+        <w:rPr>
+          <w:rFonts w:ascii="Times New Roman" w:hAnsi="Times New Roman" w:cs="Times New Roman"/>
+        </w:rPr>
+        <w:t>trimmer</w:t>
+      </w:r>
+      <w:proofErr w:type="spellEnd"/>
+      <w:r>
+        <w:rPr>
+          <w:rFonts w:ascii="Times New Roman" w:hAnsi="Times New Roman" w:cs="Times New Roman"/>
+        </w:rPr>
+        <w:t xml:space="preserve">, </w:t>
+      </w:r>
+      <w:proofErr w:type="spellStart"/>
+      <w:r>
+        <w:rPr>
+          <w:rFonts w:ascii="Times New Roman" w:hAnsi="Times New Roman" w:cs="Times New Roman"/>
+        </w:rPr>
+        <w:t>rake</w:t>
+      </w:r>
+      <w:proofErr w:type="spellEnd"/>
+      <w:r>
+        <w:rPr>
+          <w:rFonts w:ascii="Times New Roman" w:hAnsi="Times New Roman" w:cs="Times New Roman"/>
+        </w:rPr>
+        <w:t xml:space="preserve">, and portable </w:t>
+      </w:r>
+      <w:proofErr w:type="spellStart"/>
+      <w:r>
+        <w:rPr>
+          <w:rFonts w:ascii="Times New Roman" w:hAnsi="Times New Roman" w:cs="Times New Roman"/>
+        </w:rPr>
+        <w:t>trash</w:t>
+      </w:r>
+      <w:proofErr w:type="spellEnd"/>
+      <w:r>
+        <w:rPr>
+          <w:rFonts w:ascii="Times New Roman" w:hAnsi="Times New Roman" w:cs="Times New Roman"/>
+        </w:rPr>
+        <w:t xml:space="preserve"> </w:t>
+      </w:r>
+      <w:proofErr w:type="spellStart"/>
+      <w:r>
+        <w:rPr>
+          <w:rFonts w:ascii="Times New Roman" w:hAnsi="Times New Roman" w:cs="Times New Roman"/>
+        </w:rPr>
+        <w:t>cans</w:t>
+      </w:r>
+      <w:proofErr w:type="spellEnd"/>
+      <w:r>
+        <w:rPr>
+          <w:rFonts w:ascii="Times New Roman" w:hAnsi="Times New Roman" w:cs="Times New Roman"/>
+        </w:rPr>
+        <w:t xml:space="preserve">, and </w:t>
+      </w:r>
+      <w:proofErr w:type="spellStart"/>
+      <w:r>
+        <w:rPr>
+          <w:rFonts w:ascii="Times New Roman" w:hAnsi="Times New Roman" w:cs="Times New Roman"/>
+        </w:rPr>
+        <w:t>difficulty</w:t>
+      </w:r>
+      <w:proofErr w:type="spellEnd"/>
+      <w:r>
+        <w:rPr>
+          <w:rFonts w:ascii="Times New Roman" w:hAnsi="Times New Roman" w:cs="Times New Roman"/>
+        </w:rPr>
+        <w:t xml:space="preserve"> </w:t>
+      </w:r>
+      <w:proofErr w:type="spellStart"/>
+      <w:r>
+        <w:rPr>
+          <w:rFonts w:ascii="Times New Roman" w:hAnsi="Times New Roman" w:cs="Times New Roman"/>
+        </w:rPr>
+        <w:t>climbing</w:t>
+      </w:r>
+      <w:proofErr w:type="spellEnd"/>
+      <w:r>
+        <w:rPr>
+          <w:rFonts w:ascii="Times New Roman" w:hAnsi="Times New Roman" w:cs="Times New Roman"/>
+        </w:rPr>
+        <w:t xml:space="preserve"> </w:t>
+      </w:r>
+      <w:proofErr w:type="spellStart"/>
+      <w:r>
+        <w:rPr>
+          <w:rFonts w:ascii="Times New Roman" w:hAnsi="Times New Roman" w:cs="Times New Roman"/>
+        </w:rPr>
+        <w:t>stairs</w:t>
+      </w:r>
+      <w:proofErr w:type="spellEnd"/>
+      <w:r>
+        <w:rPr>
+          <w:rFonts w:ascii="Times New Roman" w:hAnsi="Times New Roman" w:cs="Times New Roman"/>
+        </w:rPr>
+        <w:t xml:space="preserve"> and </w:t>
+      </w:r>
+      <w:proofErr w:type="spellStart"/>
+      <w:r>
+        <w:rPr>
+          <w:rFonts w:ascii="Times New Roman" w:hAnsi="Times New Roman" w:cs="Times New Roman"/>
+        </w:rPr>
+        <w:t>squatting</w:t>
+      </w:r>
+      <w:proofErr w:type="spellEnd"/>
+      <w:r>
+        <w:rPr>
+          <w:rFonts w:ascii="Times New Roman" w:hAnsi="Times New Roman" w:cs="Times New Roman"/>
+        </w:rPr>
+        <w:t xml:space="preserve">. He </w:t>
+      </w:r>
+      <w:proofErr w:type="spellStart"/>
+      <w:r>
+        <w:rPr>
+          <w:rFonts w:ascii="Times New Roman" w:hAnsi="Times New Roman" w:cs="Times New Roman"/>
+        </w:rPr>
+        <w:t>experiences</w:t>
+      </w:r>
+      <w:proofErr w:type="spellEnd"/>
+      <w:r>
+        <w:rPr>
+          <w:rFonts w:ascii="Times New Roman" w:hAnsi="Times New Roman" w:cs="Times New Roman"/>
+        </w:rPr>
+        <w:t xml:space="preserve"> </w:t>
+      </w:r>
+      <w:proofErr w:type="spellStart"/>
+      <w:r>
+        <w:rPr>
+          <w:rFonts w:ascii="Times New Roman" w:hAnsi="Times New Roman" w:cs="Times New Roman"/>
+        </w:rPr>
+        <w:t>pain</w:t>
+      </w:r>
+      <w:proofErr w:type="spellEnd"/>
+      <w:r>
+        <w:rPr>
+          <w:rFonts w:ascii="Times New Roman" w:hAnsi="Times New Roman" w:cs="Times New Roman"/>
+        </w:rPr>
+        <w:t xml:space="preserve"> in </w:t>
+      </w:r>
+      <w:proofErr w:type="spellStart"/>
+      <w:r>
+        <w:rPr>
+          <w:rFonts w:ascii="Times New Roman" w:hAnsi="Times New Roman" w:cs="Times New Roman"/>
+        </w:rPr>
+        <w:t>his</w:t>
+      </w:r>
+      <w:proofErr w:type="spellEnd"/>
+      <w:r>
+        <w:rPr>
+          <w:rFonts w:ascii="Times New Roman" w:hAnsi="Times New Roman" w:cs="Times New Roman"/>
+        </w:rPr>
+        <w:t xml:space="preserve"> </w:t>
+      </w:r>
+      <w:proofErr w:type="spellStart"/>
+      <w:r>
+        <w:rPr>
+          <w:rFonts w:ascii="Times New Roman" w:hAnsi="Times New Roman" w:cs="Times New Roman"/>
+        </w:rPr>
+        <w:t>right</w:t>
+      </w:r>
+      <w:proofErr w:type="spellEnd"/>
+      <w:r>
+        <w:rPr>
+          <w:rFonts w:ascii="Times New Roman" w:hAnsi="Times New Roman" w:cs="Times New Roman"/>
+        </w:rPr>
+        <w:t xml:space="preserve"> </w:t>
+      </w:r>
+      <w:proofErr w:type="spellStart"/>
+      <w:r>
+        <w:rPr>
+          <w:rFonts w:ascii="Times New Roman" w:hAnsi="Times New Roman" w:cs="Times New Roman"/>
+        </w:rPr>
+        <w:t>shoulder</w:t>
+      </w:r>
+      <w:proofErr w:type="spellEnd"/>
+      <w:r>
+        <w:rPr>
+          <w:rFonts w:ascii="Times New Roman" w:hAnsi="Times New Roman" w:cs="Times New Roman"/>
+        </w:rPr>
+        <w:t xml:space="preserve"> </w:t>
+      </w:r>
+      <w:proofErr w:type="spellStart"/>
+      <w:r>
+        <w:rPr>
+          <w:rFonts w:ascii="Times New Roman" w:hAnsi="Times New Roman" w:cs="Times New Roman"/>
+        </w:rPr>
+        <w:t>with</w:t>
+      </w:r>
+      <w:proofErr w:type="spellEnd"/>
+      <w:r>
+        <w:rPr>
+          <w:rFonts w:ascii="Times New Roman" w:hAnsi="Times New Roman" w:cs="Times New Roman"/>
+        </w:rPr>
+        <w:t xml:space="preserve"> </w:t>
+      </w:r>
+      <w:proofErr w:type="spellStart"/>
+      <w:r>
+        <w:rPr>
+          <w:rFonts w:ascii="Times New Roman" w:hAnsi="Times New Roman" w:cs="Times New Roman"/>
+        </w:rPr>
+        <w:t>rotation</w:t>
+      </w:r>
+      <w:proofErr w:type="spellEnd"/>
+      <w:r>
+        <w:rPr>
+          <w:rFonts w:ascii="Times New Roman" w:hAnsi="Times New Roman" w:cs="Times New Roman"/>
+        </w:rPr>
+        <w:t xml:space="preserve">, </w:t>
+      </w:r>
+      <w:proofErr w:type="spellStart"/>
+      <w:r>
+        <w:rPr>
+          <w:rFonts w:ascii="Times New Roman" w:hAnsi="Times New Roman" w:cs="Times New Roman"/>
+        </w:rPr>
+        <w:t>abduction</w:t>
+      </w:r>
+      <w:proofErr w:type="spellEnd"/>
+      <w:r>
+        <w:rPr>
+          <w:rFonts w:ascii="Times New Roman" w:hAnsi="Times New Roman" w:cs="Times New Roman"/>
+        </w:rPr>
+        <w:t xml:space="preserve">, </w:t>
+      </w:r>
+      <w:proofErr w:type="spellStart"/>
+      <w:r>
+        <w:rPr>
+          <w:rFonts w:ascii="Times New Roman" w:hAnsi="Times New Roman" w:cs="Times New Roman"/>
+        </w:rPr>
+        <w:t>adduction</w:t>
+      </w:r>
+      <w:proofErr w:type="spellEnd"/>
+      <w:r>
+        <w:rPr>
+          <w:rFonts w:ascii="Times New Roman" w:hAnsi="Times New Roman" w:cs="Times New Roman"/>
+        </w:rPr>
+        <w:t xml:space="preserve">, and lifting </w:t>
+      </w:r>
+      <w:proofErr w:type="spellStart"/>
+      <w:r>
+        <w:rPr>
+          <w:rFonts w:ascii="Times New Roman" w:hAnsi="Times New Roman" w:cs="Times New Roman"/>
+        </w:rPr>
+        <w:t>above</w:t>
+      </w:r>
+      <w:proofErr w:type="spellEnd"/>
+      <w:r>
+        <w:rPr>
+          <w:rFonts w:ascii="Times New Roman" w:hAnsi="Times New Roman" w:cs="Times New Roman"/>
+        </w:rPr>
+        <w:t xml:space="preserve"> 90 </w:t>
+      </w:r>
+      <w:proofErr w:type="spellStart"/>
+      <w:r>
+        <w:rPr>
+          <w:rFonts w:ascii="Times New Roman" w:hAnsi="Times New Roman" w:cs="Times New Roman"/>
+        </w:rPr>
+        <w:t>degrees</w:t>
+      </w:r>
+      <w:proofErr w:type="spellEnd"/>
+      <w:r>
+        <w:rPr>
+          <w:rFonts w:ascii="Times New Roman" w:hAnsi="Times New Roman" w:cs="Times New Roman"/>
+        </w:rPr>
+        <w:t xml:space="preserve">. He </w:t>
+      </w:r>
+      <w:proofErr w:type="spellStart"/>
+      <w:r>
+        <w:rPr>
+          <w:rFonts w:ascii="Times New Roman" w:hAnsi="Times New Roman" w:cs="Times New Roman"/>
+        </w:rPr>
+        <w:t>reports</w:t>
+      </w:r>
+      <w:proofErr w:type="spellEnd"/>
+      <w:r>
+        <w:rPr>
+          <w:rFonts w:ascii="Times New Roman" w:hAnsi="Times New Roman" w:cs="Times New Roman"/>
+        </w:rPr>
+        <w:t xml:space="preserve"> </w:t>
+      </w:r>
+      <w:proofErr w:type="spellStart"/>
+      <w:r>
+        <w:rPr>
+          <w:rFonts w:ascii="Times New Roman" w:hAnsi="Times New Roman" w:cs="Times New Roman"/>
+        </w:rPr>
+        <w:t>being</w:t>
+      </w:r>
+      <w:proofErr w:type="spellEnd"/>
+      <w:r>
+        <w:rPr>
+          <w:rFonts w:ascii="Times New Roman" w:hAnsi="Times New Roman" w:cs="Times New Roman"/>
+        </w:rPr>
+        <w:t xml:space="preserve"> </w:t>
+      </w:r>
+      <w:proofErr w:type="spellStart"/>
+      <w:r>
+        <w:rPr>
+          <w:rFonts w:ascii="Times New Roman" w:hAnsi="Times New Roman" w:cs="Times New Roman"/>
+        </w:rPr>
+        <w:t>unable</w:t>
+      </w:r>
+      <w:proofErr w:type="spellEnd"/>
+      <w:r>
+        <w:rPr>
+          <w:rFonts w:ascii="Times New Roman" w:hAnsi="Times New Roman" w:cs="Times New Roman"/>
+        </w:rPr>
+        <w:t xml:space="preserve"> </w:t>
+      </w:r>
+      <w:proofErr w:type="spellStart"/>
+      <w:r>
+        <w:rPr>
+          <w:rFonts w:ascii="Times New Roman" w:hAnsi="Times New Roman" w:cs="Times New Roman"/>
+        </w:rPr>
+        <w:t>to</w:t>
+      </w:r>
+      <w:proofErr w:type="spellEnd"/>
+      <w:r>
+        <w:rPr>
+          <w:rFonts w:ascii="Times New Roman" w:hAnsi="Times New Roman" w:cs="Times New Roman"/>
+        </w:rPr>
+        <w:t xml:space="preserve"> use a </w:t>
+      </w:r>
+      <w:proofErr w:type="spellStart"/>
+      <w:r>
+        <w:rPr>
+          <w:rFonts w:ascii="Times New Roman" w:hAnsi="Times New Roman" w:cs="Times New Roman"/>
+        </w:rPr>
+        <w:t>trimmer</w:t>
+      </w:r>
+      <w:proofErr w:type="spellEnd"/>
+      <w:r>
+        <w:rPr>
+          <w:rFonts w:ascii="Times New Roman" w:hAnsi="Times New Roman" w:cs="Times New Roman"/>
+        </w:rPr>
+        <w:t xml:space="preserve">, </w:t>
+      </w:r>
+      <w:proofErr w:type="spellStart"/>
+      <w:r>
+        <w:rPr>
+          <w:rFonts w:ascii="Times New Roman" w:hAnsi="Times New Roman" w:cs="Times New Roman"/>
+        </w:rPr>
+        <w:t>blower</w:t>
+      </w:r>
+      <w:proofErr w:type="spellEnd"/>
+      <w:r>
+        <w:rPr>
+          <w:rFonts w:ascii="Times New Roman" w:hAnsi="Times New Roman" w:cs="Times New Roman"/>
+        </w:rPr>
+        <w:t xml:space="preserve">, </w:t>
+      </w:r>
+      <w:proofErr w:type="spellStart"/>
+      <w:r>
+        <w:rPr>
+          <w:rFonts w:ascii="Times New Roman" w:hAnsi="Times New Roman" w:cs="Times New Roman"/>
+        </w:rPr>
+        <w:t>or</w:t>
+      </w:r>
+      <w:proofErr w:type="spellEnd"/>
+      <w:r>
+        <w:rPr>
+          <w:rFonts w:ascii="Times New Roman" w:hAnsi="Times New Roman" w:cs="Times New Roman"/>
+        </w:rPr>
+        <w:t xml:space="preserve"> </w:t>
+      </w:r>
+      <w:proofErr w:type="spellStart"/>
+      <w:r>
+        <w:rPr>
+          <w:rFonts w:ascii="Times New Roman" w:hAnsi="Times New Roman" w:cs="Times New Roman"/>
+        </w:rPr>
+        <w:t>perform</w:t>
+      </w:r>
+      <w:proofErr w:type="spellEnd"/>
+      <w:r>
+        <w:rPr>
+          <w:rFonts w:ascii="Times New Roman" w:hAnsi="Times New Roman" w:cs="Times New Roman"/>
+        </w:rPr>
+        <w:t xml:space="preserve"> </w:t>
+      </w:r>
+      <w:proofErr w:type="spellStart"/>
+      <w:r>
+        <w:rPr>
+          <w:rFonts w:ascii="Times New Roman" w:hAnsi="Times New Roman" w:cs="Times New Roman"/>
+        </w:rPr>
+        <w:t>tasks</w:t>
+      </w:r>
+      <w:proofErr w:type="spellEnd"/>
+      <w:r>
+        <w:rPr>
+          <w:rFonts w:ascii="Times New Roman" w:hAnsi="Times New Roman" w:cs="Times New Roman"/>
+        </w:rPr>
+        <w:t xml:space="preserve"> </w:t>
+      </w:r>
+      <w:proofErr w:type="spellStart"/>
+      <w:r>
+        <w:rPr>
+          <w:rFonts w:ascii="Times New Roman" w:hAnsi="Times New Roman" w:cs="Times New Roman"/>
+        </w:rPr>
+        <w:t>requiring</w:t>
+      </w:r>
+      <w:proofErr w:type="spellEnd"/>
+      <w:r>
+        <w:rPr>
+          <w:rFonts w:ascii="Times New Roman" w:hAnsi="Times New Roman" w:cs="Times New Roman"/>
+        </w:rPr>
+        <w:t xml:space="preserve"> </w:t>
+      </w:r>
+      <w:proofErr w:type="spellStart"/>
+      <w:r>
+        <w:rPr>
+          <w:rFonts w:ascii="Times New Roman" w:hAnsi="Times New Roman" w:cs="Times New Roman"/>
+        </w:rPr>
+        <w:t>him</w:t>
+      </w:r>
+      <w:proofErr w:type="spellEnd"/>
+      <w:r>
+        <w:rPr>
+          <w:rFonts w:ascii="Times New Roman" w:hAnsi="Times New Roman" w:cs="Times New Roman"/>
+        </w:rPr>
+        <w:t xml:space="preserve"> </w:t>
+      </w:r>
+      <w:proofErr w:type="spellStart"/>
+      <w:r>
+        <w:rPr>
+          <w:rFonts w:ascii="Times New Roman" w:hAnsi="Times New Roman" w:cs="Times New Roman"/>
+        </w:rPr>
+        <w:t>to</w:t>
+      </w:r>
+      <w:proofErr w:type="spellEnd"/>
+      <w:r>
+        <w:rPr>
+          <w:rFonts w:ascii="Times New Roman" w:hAnsi="Times New Roman" w:cs="Times New Roman"/>
+        </w:rPr>
+        <w:t xml:space="preserve"> </w:t>
+      </w:r>
+      <w:proofErr w:type="spellStart"/>
+      <w:r>
+        <w:rPr>
+          <w:rFonts w:ascii="Times New Roman" w:hAnsi="Times New Roman" w:cs="Times New Roman"/>
+        </w:rPr>
+        <w:t>lift</w:t>
+      </w:r>
+      <w:proofErr w:type="spellEnd"/>
+      <w:r>
+        <w:rPr>
+          <w:rFonts w:ascii="Times New Roman" w:hAnsi="Times New Roman" w:cs="Times New Roman"/>
+        </w:rPr>
+        <w:t xml:space="preserve">, </w:t>
+      </w:r>
+      <w:proofErr w:type="spellStart"/>
+      <w:r>
+        <w:rPr>
+          <w:rFonts w:ascii="Times New Roman" w:hAnsi="Times New Roman" w:cs="Times New Roman"/>
+        </w:rPr>
+        <w:t>push</w:t>
+      </w:r>
+      <w:proofErr w:type="spellEnd"/>
+      <w:r>
+        <w:rPr>
+          <w:rFonts w:ascii="Times New Roman" w:hAnsi="Times New Roman" w:cs="Times New Roman"/>
+        </w:rPr>
+        <w:t xml:space="preserve">, </w:t>
+      </w:r>
+      <w:proofErr w:type="spellStart"/>
+      <w:r>
+        <w:rPr>
+          <w:rFonts w:ascii="Times New Roman" w:hAnsi="Times New Roman" w:cs="Times New Roman"/>
+        </w:rPr>
+        <w:t>carry</w:t>
+      </w:r>
+      <w:proofErr w:type="spellEnd"/>
+      <w:r>
+        <w:rPr>
+          <w:rFonts w:ascii="Times New Roman" w:hAnsi="Times New Roman" w:cs="Times New Roman"/>
+        </w:rPr>
+        <w:t xml:space="preserve">, </w:t>
+      </w:r>
+      <w:proofErr w:type="spellStart"/>
+      <w:r>
+        <w:rPr>
+          <w:rFonts w:ascii="Times New Roman" w:hAnsi="Times New Roman" w:cs="Times New Roman"/>
+        </w:rPr>
+        <w:t>or</w:t>
+      </w:r>
+      <w:proofErr w:type="spellEnd"/>
+      <w:r>
+        <w:rPr>
+          <w:rFonts w:ascii="Times New Roman" w:hAnsi="Times New Roman" w:cs="Times New Roman"/>
+        </w:rPr>
+        <w:t xml:space="preserve"> </w:t>
+      </w:r>
+      <w:proofErr w:type="spellStart"/>
+      <w:r>
+        <w:rPr>
+          <w:rFonts w:ascii="Times New Roman" w:hAnsi="Times New Roman" w:cs="Times New Roman"/>
+        </w:rPr>
+        <w:t>hold</w:t>
+      </w:r>
+      <w:proofErr w:type="spellEnd"/>
+      <w:r>
+        <w:rPr>
+          <w:rFonts w:ascii="Times New Roman" w:hAnsi="Times New Roman" w:cs="Times New Roman"/>
+        </w:rPr>
+        <w:t xml:space="preserve"> heavy </w:t>
+      </w:r>
+      <w:proofErr w:type="spellStart"/>
+      <w:r>
+        <w:rPr>
+          <w:rFonts w:ascii="Times New Roman" w:hAnsi="Times New Roman" w:cs="Times New Roman"/>
+        </w:rPr>
+        <w:t>objects</w:t>
+      </w:r>
+      <w:proofErr w:type="spellEnd"/>
+      <w:r>
+        <w:rPr>
+          <w:rFonts w:ascii="Times New Roman" w:hAnsi="Times New Roman" w:cs="Times New Roman"/>
+        </w:rPr>
+        <w:t>.”</w:t>
       </w:r>
     </w:p>
     <w:p>
@@ -773,6 +2010,7 @@
         </w:rPr>
         <w:t xml:space="preserve">“Mr. Luis Vélez Meléndez </w:t>
       </w:r>
+      <w:proofErr w:type="spellStart"/>
       <w:r>
         <w:rPr>
           <w:rFonts w:ascii="Times New Roman" w:hAnsi="Times New Roman" w:cs="Times New Roman"/>
@@ -780,13 +2018,1027 @@
           <w:bCs/>
           <w:u w:val="single"/>
         </w:rPr>
-        <w:t>is not qualified to work as an employee of the Autonomous Municipality of Toa Alta</w:t>
-      </w:r>
-      <w:r>
-        <w:rPr>
-          <w:rFonts w:ascii="Times New Roman" w:hAnsi="Times New Roman" w:cs="Times New Roman"/>
-        </w:rPr>
-        <w:t>. The employee presents with conditions that limit their mobility and ability to perform the duties of their position. These conditions may progress and become disabling. Evaluation by a physiatrist, back neurosurgeon, and pain management specialist, among others, is recommended. Diet, exercise, and weight loss are also recommended. If possible, the employee may perform messenger duties, filing documents, making phone calls, and performing basic administrative tasks and similar duties.”</w:t>
+        <w:t>is</w:t>
+      </w:r>
+      <w:proofErr w:type="spellEnd"/>
+      <w:r>
+        <w:rPr>
+          <w:rFonts w:ascii="Times New Roman" w:hAnsi="Times New Roman" w:cs="Times New Roman"/>
+          <w:b/>
+          <w:bCs/>
+          <w:u w:val="single"/>
+        </w:rPr>
+        <w:t xml:space="preserve"> </w:t>
+      </w:r>
+      <w:proofErr w:type="spellStart"/>
+      <w:r>
+        <w:rPr>
+          <w:rFonts w:ascii="Times New Roman" w:hAnsi="Times New Roman" w:cs="Times New Roman"/>
+          <w:b/>
+          <w:bCs/>
+          <w:u w:val="single"/>
+        </w:rPr>
+        <w:t>not</w:t>
+      </w:r>
+      <w:proofErr w:type="spellEnd"/>
+      <w:r>
+        <w:rPr>
+          <w:rFonts w:ascii="Times New Roman" w:hAnsi="Times New Roman" w:cs="Times New Roman"/>
+          <w:b/>
+          <w:bCs/>
+          <w:u w:val="single"/>
+        </w:rPr>
+        <w:t xml:space="preserve"> </w:t>
+      </w:r>
+      <w:proofErr w:type="spellStart"/>
+      <w:r>
+        <w:rPr>
+          <w:rFonts w:ascii="Times New Roman" w:hAnsi="Times New Roman" w:cs="Times New Roman"/>
+          <w:b/>
+          <w:bCs/>
+          <w:u w:val="single"/>
+        </w:rPr>
+        <w:t>qualified</w:t>
+      </w:r>
+      <w:proofErr w:type="spellEnd"/>
+      <w:r>
+        <w:rPr>
+          <w:rFonts w:ascii="Times New Roman" w:hAnsi="Times New Roman" w:cs="Times New Roman"/>
+          <w:b/>
+          <w:bCs/>
+          <w:u w:val="single"/>
+        </w:rPr>
+        <w:t xml:space="preserve"> </w:t>
+      </w:r>
+      <w:proofErr w:type="spellStart"/>
+      <w:r>
+        <w:rPr>
+          <w:rFonts w:ascii="Times New Roman" w:hAnsi="Times New Roman" w:cs="Times New Roman"/>
+          <w:b/>
+          <w:bCs/>
+          <w:u w:val="single"/>
+        </w:rPr>
+        <w:t>to</w:t>
+      </w:r>
+      <w:proofErr w:type="spellEnd"/>
+      <w:r>
+        <w:rPr>
+          <w:rFonts w:ascii="Times New Roman" w:hAnsi="Times New Roman" w:cs="Times New Roman"/>
+          <w:b/>
+          <w:bCs/>
+          <w:u w:val="single"/>
+        </w:rPr>
+        <w:t xml:space="preserve"> </w:t>
+      </w:r>
+      <w:proofErr w:type="spellStart"/>
+      <w:r>
+        <w:rPr>
+          <w:rFonts w:ascii="Times New Roman" w:hAnsi="Times New Roman" w:cs="Times New Roman"/>
+          <w:b/>
+          <w:bCs/>
+          <w:u w:val="single"/>
+        </w:rPr>
+        <w:t>work</w:t>
+      </w:r>
+      <w:proofErr w:type="spellEnd"/>
+      <w:r>
+        <w:rPr>
+          <w:rFonts w:ascii="Times New Roman" w:hAnsi="Times New Roman" w:cs="Times New Roman"/>
+          <w:b/>
+          <w:bCs/>
+          <w:u w:val="single"/>
+        </w:rPr>
+        <w:t xml:space="preserve"> as </w:t>
+      </w:r>
+      <w:proofErr w:type="spellStart"/>
+      <w:r>
+        <w:rPr>
+          <w:rFonts w:ascii="Times New Roman" w:hAnsi="Times New Roman" w:cs="Times New Roman"/>
+          <w:b/>
+          <w:bCs/>
+          <w:u w:val="single"/>
+        </w:rPr>
+        <w:t>an</w:t>
+      </w:r>
+      <w:proofErr w:type="spellEnd"/>
+      <w:r>
+        <w:rPr>
+          <w:rFonts w:ascii="Times New Roman" w:hAnsi="Times New Roman" w:cs="Times New Roman"/>
+          <w:b/>
+          <w:bCs/>
+          <w:u w:val="single"/>
+        </w:rPr>
+        <w:t xml:space="preserve"> </w:t>
+      </w:r>
+      <w:proofErr w:type="spellStart"/>
+      <w:r>
+        <w:rPr>
+          <w:rFonts w:ascii="Times New Roman" w:hAnsi="Times New Roman" w:cs="Times New Roman"/>
+          <w:b/>
+          <w:bCs/>
+          <w:u w:val="single"/>
+        </w:rPr>
+        <w:t>employee</w:t>
+      </w:r>
+      <w:proofErr w:type="spellEnd"/>
+      <w:r>
+        <w:rPr>
+          <w:rFonts w:ascii="Times New Roman" w:hAnsi="Times New Roman" w:cs="Times New Roman"/>
+          <w:b/>
+          <w:bCs/>
+          <w:u w:val="single"/>
+        </w:rPr>
+        <w:t xml:space="preserve"> </w:t>
+      </w:r>
+      <w:proofErr w:type="spellStart"/>
+      <w:r>
+        <w:rPr>
+          <w:rFonts w:ascii="Times New Roman" w:hAnsi="Times New Roman" w:cs="Times New Roman"/>
+          <w:b/>
+          <w:bCs/>
+          <w:u w:val="single"/>
+        </w:rPr>
+        <w:t>of</w:t>
+      </w:r>
+      <w:proofErr w:type="spellEnd"/>
+      <w:r>
+        <w:rPr>
+          <w:rFonts w:ascii="Times New Roman" w:hAnsi="Times New Roman" w:cs="Times New Roman"/>
+          <w:b/>
+          <w:bCs/>
+          <w:u w:val="single"/>
+        </w:rPr>
+        <w:t xml:space="preserve"> </w:t>
+      </w:r>
+      <w:proofErr w:type="spellStart"/>
+      <w:r>
+        <w:rPr>
+          <w:rFonts w:ascii="Times New Roman" w:hAnsi="Times New Roman" w:cs="Times New Roman"/>
+          <w:b/>
+          <w:bCs/>
+          <w:u w:val="single"/>
+        </w:rPr>
+        <w:t>the</w:t>
+      </w:r>
+      <w:proofErr w:type="spellEnd"/>
+      <w:r>
+        <w:rPr>
+          <w:rFonts w:ascii="Times New Roman" w:hAnsi="Times New Roman" w:cs="Times New Roman"/>
+          <w:b/>
+          <w:bCs/>
+          <w:u w:val="single"/>
+        </w:rPr>
+        <w:t xml:space="preserve"> </w:t>
+      </w:r>
+      <w:proofErr w:type="spellStart"/>
+      <w:r>
+        <w:rPr>
+          <w:rFonts w:ascii="Times New Roman" w:hAnsi="Times New Roman" w:cs="Times New Roman"/>
+          <w:b/>
+          <w:bCs/>
+          <w:u w:val="single"/>
+        </w:rPr>
+        <w:t>Autonomous</w:t>
+      </w:r>
+      <w:proofErr w:type="spellEnd"/>
+      <w:r>
+        <w:rPr>
+          <w:rFonts w:ascii="Times New Roman" w:hAnsi="Times New Roman" w:cs="Times New Roman"/>
+          <w:b/>
+          <w:bCs/>
+          <w:u w:val="single"/>
+        </w:rPr>
+        <w:t xml:space="preserve"> </w:t>
+      </w:r>
+      <w:proofErr w:type="spellStart"/>
+      <w:r>
+        <w:rPr>
+          <w:rFonts w:ascii="Times New Roman" w:hAnsi="Times New Roman" w:cs="Times New Roman"/>
+          <w:b/>
+          <w:bCs/>
+          <w:u w:val="single"/>
+        </w:rPr>
+        <w:t>Municipality</w:t>
+      </w:r>
+      <w:proofErr w:type="spellEnd"/>
+      <w:r>
+        <w:rPr>
+          <w:rFonts w:ascii="Times New Roman" w:hAnsi="Times New Roman" w:cs="Times New Roman"/>
+          <w:b/>
+          <w:bCs/>
+          <w:u w:val="single"/>
+        </w:rPr>
+        <w:t xml:space="preserve"> </w:t>
+      </w:r>
+      <w:proofErr w:type="spellStart"/>
+      <w:r>
+        <w:rPr>
+          <w:rFonts w:ascii="Times New Roman" w:hAnsi="Times New Roman" w:cs="Times New Roman"/>
+          <w:b/>
+          <w:bCs/>
+          <w:u w:val="single"/>
+        </w:rPr>
+        <w:t>of</w:t>
+      </w:r>
+      <w:proofErr w:type="spellEnd"/>
+      <w:r>
+        <w:rPr>
+          <w:rFonts w:ascii="Times New Roman" w:hAnsi="Times New Roman" w:cs="Times New Roman"/>
+          <w:b/>
+          <w:bCs/>
+          <w:u w:val="single"/>
+        </w:rPr>
+        <w:t xml:space="preserve"> Toa Alta</w:t>
+      </w:r>
+      <w:r>
+        <w:rPr>
+          <w:rFonts w:ascii="Times New Roman" w:hAnsi="Times New Roman" w:cs="Times New Roman"/>
+        </w:rPr>
+        <w:t xml:space="preserve">. </w:t>
+      </w:r>
+      <w:proofErr w:type="spellStart"/>
+      <w:r>
+        <w:rPr>
+          <w:rFonts w:ascii="Times New Roman" w:hAnsi="Times New Roman" w:cs="Times New Roman"/>
+        </w:rPr>
+        <w:t>The</w:t>
+      </w:r>
+      <w:proofErr w:type="spellEnd"/>
+      <w:r>
+        <w:rPr>
+          <w:rFonts w:ascii="Times New Roman" w:hAnsi="Times New Roman" w:cs="Times New Roman"/>
+        </w:rPr>
+        <w:t xml:space="preserve"> </w:t>
+      </w:r>
+      <w:proofErr w:type="spellStart"/>
+      <w:r>
+        <w:rPr>
+          <w:rFonts w:ascii="Times New Roman" w:hAnsi="Times New Roman" w:cs="Times New Roman"/>
+        </w:rPr>
+        <w:t>employee</w:t>
+      </w:r>
+      <w:proofErr w:type="spellEnd"/>
+      <w:r>
+        <w:rPr>
+          <w:rFonts w:ascii="Times New Roman" w:hAnsi="Times New Roman" w:cs="Times New Roman"/>
+        </w:rPr>
+        <w:t xml:space="preserve"> </w:t>
+      </w:r>
+      <w:proofErr w:type="spellStart"/>
+      <w:r>
+        <w:rPr>
+          <w:rFonts w:ascii="Times New Roman" w:hAnsi="Times New Roman" w:cs="Times New Roman"/>
+        </w:rPr>
+        <w:t>presents</w:t>
+      </w:r>
+      <w:proofErr w:type="spellEnd"/>
+      <w:r>
+        <w:rPr>
+          <w:rFonts w:ascii="Times New Roman" w:hAnsi="Times New Roman" w:cs="Times New Roman"/>
+        </w:rPr>
+        <w:t xml:space="preserve"> </w:t>
+      </w:r>
+      <w:proofErr w:type="spellStart"/>
+      <w:r>
+        <w:rPr>
+          <w:rFonts w:ascii="Times New Roman" w:hAnsi="Times New Roman" w:cs="Times New Roman"/>
+        </w:rPr>
+        <w:t>with</w:t>
+      </w:r>
+      <w:proofErr w:type="spellEnd"/>
+      <w:r>
+        <w:rPr>
+          <w:rFonts w:ascii="Times New Roman" w:hAnsi="Times New Roman" w:cs="Times New Roman"/>
+        </w:rPr>
+        <w:t xml:space="preserve"> </w:t>
+      </w:r>
+      <w:proofErr w:type="spellStart"/>
+      <w:r>
+        <w:rPr>
+          <w:rFonts w:ascii="Times New Roman" w:hAnsi="Times New Roman" w:cs="Times New Roman"/>
+        </w:rPr>
+        <w:t>conditions</w:t>
+      </w:r>
+      <w:proofErr w:type="spellEnd"/>
+      <w:r>
+        <w:rPr>
+          <w:rFonts w:ascii="Times New Roman" w:hAnsi="Times New Roman" w:cs="Times New Roman"/>
+        </w:rPr>
+        <w:t xml:space="preserve"> </w:t>
+      </w:r>
+      <w:proofErr w:type="spellStart"/>
+      <w:r>
+        <w:rPr>
+          <w:rFonts w:ascii="Times New Roman" w:hAnsi="Times New Roman" w:cs="Times New Roman"/>
+        </w:rPr>
+        <w:t>that</w:t>
+      </w:r>
+      <w:proofErr w:type="spellEnd"/>
+      <w:r>
+        <w:rPr>
+          <w:rFonts w:ascii="Times New Roman" w:hAnsi="Times New Roman" w:cs="Times New Roman"/>
+        </w:rPr>
+        <w:t xml:space="preserve"> </w:t>
+      </w:r>
+      <w:proofErr w:type="spellStart"/>
+      <w:r>
+        <w:rPr>
+          <w:rFonts w:ascii="Times New Roman" w:hAnsi="Times New Roman" w:cs="Times New Roman"/>
+        </w:rPr>
+        <w:t>limit</w:t>
+      </w:r>
+      <w:proofErr w:type="spellEnd"/>
+      <w:r>
+        <w:rPr>
+          <w:rFonts w:ascii="Times New Roman" w:hAnsi="Times New Roman" w:cs="Times New Roman"/>
+        </w:rPr>
+        <w:t xml:space="preserve"> </w:t>
+      </w:r>
+      <w:proofErr w:type="spellStart"/>
+      <w:r>
+        <w:rPr>
+          <w:rFonts w:ascii="Times New Roman" w:hAnsi="Times New Roman" w:cs="Times New Roman"/>
+        </w:rPr>
+        <w:t>their</w:t>
+      </w:r>
+      <w:proofErr w:type="spellEnd"/>
+      <w:r>
+        <w:rPr>
+          <w:rFonts w:ascii="Times New Roman" w:hAnsi="Times New Roman" w:cs="Times New Roman"/>
+        </w:rPr>
+        <w:t xml:space="preserve"> </w:t>
+      </w:r>
+      <w:proofErr w:type="spellStart"/>
+      <w:r>
+        <w:rPr>
+          <w:rFonts w:ascii="Times New Roman" w:hAnsi="Times New Roman" w:cs="Times New Roman"/>
+        </w:rPr>
+        <w:t>mobility</w:t>
+      </w:r>
+      <w:proofErr w:type="spellEnd"/>
+      <w:r>
+        <w:rPr>
+          <w:rFonts w:ascii="Times New Roman" w:hAnsi="Times New Roman" w:cs="Times New Roman"/>
+        </w:rPr>
+        <w:t xml:space="preserve"> and </w:t>
+      </w:r>
+      <w:proofErr w:type="spellStart"/>
+      <w:r>
+        <w:rPr>
+          <w:rFonts w:ascii="Times New Roman" w:hAnsi="Times New Roman" w:cs="Times New Roman"/>
+        </w:rPr>
+        <w:t>ability</w:t>
+      </w:r>
+      <w:proofErr w:type="spellEnd"/>
+      <w:r>
+        <w:rPr>
+          <w:rFonts w:ascii="Times New Roman" w:hAnsi="Times New Roman" w:cs="Times New Roman"/>
+        </w:rPr>
+        <w:t xml:space="preserve"> </w:t>
+      </w:r>
+      <w:proofErr w:type="spellStart"/>
+      <w:r>
+        <w:rPr>
+          <w:rFonts w:ascii="Times New Roman" w:hAnsi="Times New Roman" w:cs="Times New Roman"/>
+        </w:rPr>
+        <w:t>to</w:t>
+      </w:r>
+      <w:proofErr w:type="spellEnd"/>
+      <w:r>
+        <w:rPr>
+          <w:rFonts w:ascii="Times New Roman" w:hAnsi="Times New Roman" w:cs="Times New Roman"/>
+        </w:rPr>
+        <w:t xml:space="preserve"> </w:t>
+      </w:r>
+      <w:proofErr w:type="spellStart"/>
+      <w:r>
+        <w:rPr>
+          <w:rFonts w:ascii="Times New Roman" w:hAnsi="Times New Roman" w:cs="Times New Roman"/>
+        </w:rPr>
+        <w:t>perform</w:t>
+      </w:r>
+      <w:proofErr w:type="spellEnd"/>
+      <w:r>
+        <w:rPr>
+          <w:rFonts w:ascii="Times New Roman" w:hAnsi="Times New Roman" w:cs="Times New Roman"/>
+        </w:rPr>
+        <w:t xml:space="preserve"> </w:t>
+      </w:r>
+      <w:proofErr w:type="spellStart"/>
+      <w:r>
+        <w:rPr>
+          <w:rFonts w:ascii="Times New Roman" w:hAnsi="Times New Roman" w:cs="Times New Roman"/>
+        </w:rPr>
+        <w:t>the</w:t>
+      </w:r>
+      <w:proofErr w:type="spellEnd"/>
+      <w:r>
+        <w:rPr>
+          <w:rFonts w:ascii="Times New Roman" w:hAnsi="Times New Roman" w:cs="Times New Roman"/>
+        </w:rPr>
+        <w:t xml:space="preserve"> </w:t>
+      </w:r>
+      <w:proofErr w:type="spellStart"/>
+      <w:r>
+        <w:rPr>
+          <w:rFonts w:ascii="Times New Roman" w:hAnsi="Times New Roman" w:cs="Times New Roman"/>
+        </w:rPr>
+        <w:t>duties</w:t>
+      </w:r>
+      <w:proofErr w:type="spellEnd"/>
+      <w:r>
+        <w:rPr>
+          <w:rFonts w:ascii="Times New Roman" w:hAnsi="Times New Roman" w:cs="Times New Roman"/>
+        </w:rPr>
+        <w:t xml:space="preserve"> </w:t>
+      </w:r>
+      <w:proofErr w:type="spellStart"/>
+      <w:r>
+        <w:rPr>
+          <w:rFonts w:ascii="Times New Roman" w:hAnsi="Times New Roman" w:cs="Times New Roman"/>
+        </w:rPr>
+        <w:t>of</w:t>
+      </w:r>
+      <w:proofErr w:type="spellEnd"/>
+      <w:r>
+        <w:rPr>
+          <w:rFonts w:ascii="Times New Roman" w:hAnsi="Times New Roman" w:cs="Times New Roman"/>
+        </w:rPr>
+        <w:t xml:space="preserve"> </w:t>
+      </w:r>
+      <w:proofErr w:type="spellStart"/>
+      <w:r>
+        <w:rPr>
+          <w:rFonts w:ascii="Times New Roman" w:hAnsi="Times New Roman" w:cs="Times New Roman"/>
+        </w:rPr>
+        <w:t>their</w:t>
+      </w:r>
+      <w:proofErr w:type="spellEnd"/>
+      <w:r>
+        <w:rPr>
+          <w:rFonts w:ascii="Times New Roman" w:hAnsi="Times New Roman" w:cs="Times New Roman"/>
+        </w:rPr>
+        <w:t xml:space="preserve"> position. </w:t>
+      </w:r>
+      <w:proofErr w:type="spellStart"/>
+      <w:r>
+        <w:rPr>
+          <w:rFonts w:ascii="Times New Roman" w:hAnsi="Times New Roman" w:cs="Times New Roman"/>
+        </w:rPr>
+        <w:t>These</w:t>
+      </w:r>
+      <w:proofErr w:type="spellEnd"/>
+      <w:r>
+        <w:rPr>
+          <w:rFonts w:ascii="Times New Roman" w:hAnsi="Times New Roman" w:cs="Times New Roman"/>
+        </w:rPr>
+        <w:t xml:space="preserve"> </w:t>
+      </w:r>
+      <w:proofErr w:type="spellStart"/>
+      <w:r>
+        <w:rPr>
+          <w:rFonts w:ascii="Times New Roman" w:hAnsi="Times New Roman" w:cs="Times New Roman"/>
+        </w:rPr>
+        <w:t>conditions</w:t>
+      </w:r>
+      <w:proofErr w:type="spellEnd"/>
+      <w:r>
+        <w:rPr>
+          <w:rFonts w:ascii="Times New Roman" w:hAnsi="Times New Roman" w:cs="Times New Roman"/>
+        </w:rPr>
+        <w:t xml:space="preserve"> </w:t>
+      </w:r>
+      <w:proofErr w:type="spellStart"/>
+      <w:r>
+        <w:rPr>
+          <w:rFonts w:ascii="Times New Roman" w:hAnsi="Times New Roman" w:cs="Times New Roman"/>
+        </w:rPr>
+        <w:t>may</w:t>
+      </w:r>
+      <w:proofErr w:type="spellEnd"/>
+      <w:r>
+        <w:rPr>
+          <w:rFonts w:ascii="Times New Roman" w:hAnsi="Times New Roman" w:cs="Times New Roman"/>
+        </w:rPr>
+        <w:t xml:space="preserve"> </w:t>
+      </w:r>
+      <w:proofErr w:type="spellStart"/>
+      <w:r>
+        <w:rPr>
+          <w:rFonts w:ascii="Times New Roman" w:hAnsi="Times New Roman" w:cs="Times New Roman"/>
+        </w:rPr>
+        <w:t>progress</w:t>
+      </w:r>
+      <w:proofErr w:type="spellEnd"/>
+      <w:r>
+        <w:rPr>
+          <w:rFonts w:ascii="Times New Roman" w:hAnsi="Times New Roman" w:cs="Times New Roman"/>
+        </w:rPr>
+        <w:t xml:space="preserve"> and </w:t>
+      </w:r>
+      <w:proofErr w:type="spellStart"/>
+      <w:r>
+        <w:rPr>
+          <w:rFonts w:ascii="Times New Roman" w:hAnsi="Times New Roman" w:cs="Times New Roman"/>
+        </w:rPr>
+        <w:t>become</w:t>
+      </w:r>
+      <w:proofErr w:type="spellEnd"/>
+      <w:r>
+        <w:rPr>
+          <w:rFonts w:ascii="Times New Roman" w:hAnsi="Times New Roman" w:cs="Times New Roman"/>
+        </w:rPr>
+        <w:t xml:space="preserve"> </w:t>
+      </w:r>
+      <w:proofErr w:type="spellStart"/>
+      <w:r>
+        <w:rPr>
+          <w:rFonts w:ascii="Times New Roman" w:hAnsi="Times New Roman" w:cs="Times New Roman"/>
+        </w:rPr>
+        <w:t>disabling</w:t>
+      </w:r>
+      <w:proofErr w:type="spellEnd"/>
+      <w:r>
+        <w:rPr>
+          <w:rFonts w:ascii="Times New Roman" w:hAnsi="Times New Roman" w:cs="Times New Roman"/>
+        </w:rPr>
+        <w:t xml:space="preserve">. </w:t>
+      </w:r>
+      <w:proofErr w:type="spellStart"/>
+      <w:r>
+        <w:rPr>
+          <w:rFonts w:ascii="Times New Roman" w:hAnsi="Times New Roman" w:cs="Times New Roman"/>
+        </w:rPr>
+        <w:t>Evaluation</w:t>
+      </w:r>
+      <w:proofErr w:type="spellEnd"/>
+      <w:r>
+        <w:rPr>
+          <w:rFonts w:ascii="Times New Roman" w:hAnsi="Times New Roman" w:cs="Times New Roman"/>
+        </w:rPr>
+        <w:t xml:space="preserve"> </w:t>
+      </w:r>
+      <w:proofErr w:type="spellStart"/>
+      <w:r>
+        <w:rPr>
+          <w:rFonts w:ascii="Times New Roman" w:hAnsi="Times New Roman" w:cs="Times New Roman"/>
+        </w:rPr>
+        <w:t>by</w:t>
+      </w:r>
+      <w:proofErr w:type="spellEnd"/>
+      <w:r>
+        <w:rPr>
+          <w:rFonts w:ascii="Times New Roman" w:hAnsi="Times New Roman" w:cs="Times New Roman"/>
+        </w:rPr>
+        <w:t xml:space="preserve"> a </w:t>
+      </w:r>
+      <w:proofErr w:type="spellStart"/>
+      <w:r>
+        <w:rPr>
+          <w:rFonts w:ascii="Times New Roman" w:hAnsi="Times New Roman" w:cs="Times New Roman"/>
+        </w:rPr>
+        <w:t>physiatrist</w:t>
+      </w:r>
+      <w:proofErr w:type="spellEnd"/>
+      <w:r>
+        <w:rPr>
+          <w:rFonts w:ascii="Times New Roman" w:hAnsi="Times New Roman" w:cs="Times New Roman"/>
+        </w:rPr>
+        <w:t xml:space="preserve">, back </w:t>
+      </w:r>
+      <w:proofErr w:type="spellStart"/>
+      <w:r>
+        <w:rPr>
+          <w:rFonts w:ascii="Times New Roman" w:hAnsi="Times New Roman" w:cs="Times New Roman"/>
+        </w:rPr>
+        <w:t>neurosurgeon</w:t>
+      </w:r>
+      <w:proofErr w:type="spellEnd"/>
+      <w:r>
+        <w:rPr>
+          <w:rFonts w:ascii="Times New Roman" w:hAnsi="Times New Roman" w:cs="Times New Roman"/>
+        </w:rPr>
+        <w:t xml:space="preserve">, and </w:t>
+      </w:r>
+      <w:proofErr w:type="spellStart"/>
+      <w:r>
+        <w:rPr>
+          <w:rFonts w:ascii="Times New Roman" w:hAnsi="Times New Roman" w:cs="Times New Roman"/>
+        </w:rPr>
+        <w:t>pain</w:t>
+      </w:r>
+      <w:proofErr w:type="spellEnd"/>
+      <w:r>
+        <w:rPr>
+          <w:rFonts w:ascii="Times New Roman" w:hAnsi="Times New Roman" w:cs="Times New Roman"/>
+        </w:rPr>
+        <w:t xml:space="preserve"> </w:t>
+      </w:r>
+      <w:proofErr w:type="spellStart"/>
+      <w:r>
+        <w:rPr>
+          <w:rFonts w:ascii="Times New Roman" w:hAnsi="Times New Roman" w:cs="Times New Roman"/>
+        </w:rPr>
+        <w:t>management</w:t>
+      </w:r>
+      <w:proofErr w:type="spellEnd"/>
+      <w:r>
+        <w:rPr>
+          <w:rFonts w:ascii="Times New Roman" w:hAnsi="Times New Roman" w:cs="Times New Roman"/>
+        </w:rPr>
+        <w:t xml:space="preserve"> </w:t>
+      </w:r>
+      <w:proofErr w:type="spellStart"/>
+      <w:r>
+        <w:rPr>
+          <w:rFonts w:ascii="Times New Roman" w:hAnsi="Times New Roman" w:cs="Times New Roman"/>
+        </w:rPr>
+        <w:t>specialist</w:t>
+      </w:r>
+      <w:proofErr w:type="spellEnd"/>
+      <w:r>
+        <w:rPr>
+          <w:rFonts w:ascii="Times New Roman" w:hAnsi="Times New Roman" w:cs="Times New Roman"/>
+        </w:rPr>
+        <w:t xml:space="preserve">, </w:t>
+      </w:r>
+      <w:proofErr w:type="spellStart"/>
+      <w:r>
+        <w:rPr>
+          <w:rFonts w:ascii="Times New Roman" w:hAnsi="Times New Roman" w:cs="Times New Roman"/>
+        </w:rPr>
+        <w:t>among</w:t>
+      </w:r>
+      <w:proofErr w:type="spellEnd"/>
+      <w:r>
+        <w:rPr>
+          <w:rFonts w:ascii="Times New Roman" w:hAnsi="Times New Roman" w:cs="Times New Roman"/>
+        </w:rPr>
+        <w:t xml:space="preserve"> </w:t>
+      </w:r>
+      <w:proofErr w:type="spellStart"/>
+      <w:r>
+        <w:rPr>
+          <w:rFonts w:ascii="Times New Roman" w:hAnsi="Times New Roman" w:cs="Times New Roman"/>
+        </w:rPr>
+        <w:t>others</w:t>
+      </w:r>
+      <w:proofErr w:type="spellEnd"/>
+      <w:r>
+        <w:rPr>
+          <w:rFonts w:ascii="Times New Roman" w:hAnsi="Times New Roman" w:cs="Times New Roman"/>
+        </w:rPr>
+        <w:t xml:space="preserve">, </w:t>
+      </w:r>
+      <w:proofErr w:type="spellStart"/>
+      <w:r>
+        <w:rPr>
+          <w:rFonts w:ascii="Times New Roman" w:hAnsi="Times New Roman" w:cs="Times New Roman"/>
+        </w:rPr>
+        <w:t>is</w:t>
+      </w:r>
+      <w:proofErr w:type="spellEnd"/>
+      <w:r>
+        <w:rPr>
+          <w:rFonts w:ascii="Times New Roman" w:hAnsi="Times New Roman" w:cs="Times New Roman"/>
+        </w:rPr>
+        <w:t xml:space="preserve"> </w:t>
+      </w:r>
+      <w:proofErr w:type="spellStart"/>
+      <w:r>
+        <w:rPr>
+          <w:rFonts w:ascii="Times New Roman" w:hAnsi="Times New Roman" w:cs="Times New Roman"/>
+        </w:rPr>
+        <w:t>recommended</w:t>
+      </w:r>
+      <w:proofErr w:type="spellEnd"/>
+      <w:r>
+        <w:rPr>
+          <w:rFonts w:ascii="Times New Roman" w:hAnsi="Times New Roman" w:cs="Times New Roman"/>
+        </w:rPr>
+        <w:t xml:space="preserve">. </w:t>
+      </w:r>
+      <w:proofErr w:type="spellStart"/>
+      <w:r>
+        <w:rPr>
+          <w:rFonts w:ascii="Times New Roman" w:hAnsi="Times New Roman" w:cs="Times New Roman"/>
+        </w:rPr>
+        <w:t>Diet</w:t>
+      </w:r>
+      <w:proofErr w:type="spellEnd"/>
+      <w:r>
+        <w:rPr>
+          <w:rFonts w:ascii="Times New Roman" w:hAnsi="Times New Roman" w:cs="Times New Roman"/>
+        </w:rPr>
+        <w:t xml:space="preserve">, </w:t>
+      </w:r>
+      <w:proofErr w:type="spellStart"/>
+      <w:r>
+        <w:rPr>
+          <w:rFonts w:ascii="Times New Roman" w:hAnsi="Times New Roman" w:cs="Times New Roman"/>
+        </w:rPr>
+        <w:t>exercise</w:t>
+      </w:r>
+      <w:proofErr w:type="spellEnd"/>
+      <w:r>
+        <w:rPr>
+          <w:rFonts w:ascii="Times New Roman" w:hAnsi="Times New Roman" w:cs="Times New Roman"/>
+        </w:rPr>
+        <w:t xml:space="preserve">, and </w:t>
+      </w:r>
+      <w:proofErr w:type="spellStart"/>
+      <w:r>
+        <w:rPr>
+          <w:rFonts w:ascii="Times New Roman" w:hAnsi="Times New Roman" w:cs="Times New Roman"/>
+        </w:rPr>
+        <w:t>weight</w:t>
+      </w:r>
+      <w:proofErr w:type="spellEnd"/>
+      <w:r>
+        <w:rPr>
+          <w:rFonts w:ascii="Times New Roman" w:hAnsi="Times New Roman" w:cs="Times New Roman"/>
+        </w:rPr>
+        <w:t xml:space="preserve"> </w:t>
+      </w:r>
+      <w:proofErr w:type="spellStart"/>
+      <w:r>
+        <w:rPr>
+          <w:rFonts w:ascii="Times New Roman" w:hAnsi="Times New Roman" w:cs="Times New Roman"/>
+        </w:rPr>
+        <w:t>loss</w:t>
+      </w:r>
+      <w:proofErr w:type="spellEnd"/>
+      <w:r>
+        <w:rPr>
+          <w:rFonts w:ascii="Times New Roman" w:hAnsi="Times New Roman" w:cs="Times New Roman"/>
+        </w:rPr>
+        <w:t xml:space="preserve"> are </w:t>
+      </w:r>
+      <w:proofErr w:type="spellStart"/>
+      <w:r>
+        <w:rPr>
+          <w:rFonts w:ascii="Times New Roman" w:hAnsi="Times New Roman" w:cs="Times New Roman"/>
+        </w:rPr>
+        <w:t>also</w:t>
+      </w:r>
+      <w:proofErr w:type="spellEnd"/>
+      <w:r>
+        <w:rPr>
+          <w:rFonts w:ascii="Times New Roman" w:hAnsi="Times New Roman" w:cs="Times New Roman"/>
+        </w:rPr>
+        <w:t xml:space="preserve"> </w:t>
+      </w:r>
+      <w:proofErr w:type="spellStart"/>
+      <w:r>
+        <w:rPr>
+          <w:rFonts w:ascii="Times New Roman" w:hAnsi="Times New Roman" w:cs="Times New Roman"/>
+        </w:rPr>
+        <w:t>recommended</w:t>
+      </w:r>
+      <w:proofErr w:type="spellEnd"/>
+      <w:r>
+        <w:rPr>
+          <w:rFonts w:ascii="Times New Roman" w:hAnsi="Times New Roman" w:cs="Times New Roman"/>
+        </w:rPr>
+        <w:t xml:space="preserve">. </w:t>
+      </w:r>
+      <w:proofErr w:type="spellStart"/>
+      <w:r>
+        <w:rPr>
+          <w:rFonts w:ascii="Times New Roman" w:hAnsi="Times New Roman" w:cs="Times New Roman"/>
+        </w:rPr>
+        <w:t>If</w:t>
+      </w:r>
+      <w:proofErr w:type="spellEnd"/>
+      <w:r>
+        <w:rPr>
+          <w:rFonts w:ascii="Times New Roman" w:hAnsi="Times New Roman" w:cs="Times New Roman"/>
+        </w:rPr>
+        <w:t xml:space="preserve"> </w:t>
+      </w:r>
+      <w:proofErr w:type="spellStart"/>
+      <w:r>
+        <w:rPr>
+          <w:rFonts w:ascii="Times New Roman" w:hAnsi="Times New Roman" w:cs="Times New Roman"/>
+        </w:rPr>
+        <w:t>possible</w:t>
+      </w:r>
+      <w:proofErr w:type="spellEnd"/>
+      <w:r>
+        <w:rPr>
+          <w:rFonts w:ascii="Times New Roman" w:hAnsi="Times New Roman" w:cs="Times New Roman"/>
+        </w:rPr>
+        <w:t xml:space="preserve">, </w:t>
+      </w:r>
+      <w:proofErr w:type="spellStart"/>
+      <w:r>
+        <w:rPr>
+          <w:rFonts w:ascii="Times New Roman" w:hAnsi="Times New Roman" w:cs="Times New Roman"/>
+        </w:rPr>
+        <w:t>the</w:t>
+      </w:r>
+      <w:proofErr w:type="spellEnd"/>
+      <w:r>
+        <w:rPr>
+          <w:rFonts w:ascii="Times New Roman" w:hAnsi="Times New Roman" w:cs="Times New Roman"/>
+        </w:rPr>
+        <w:t xml:space="preserve"> </w:t>
+      </w:r>
+      <w:proofErr w:type="spellStart"/>
+      <w:r>
+        <w:rPr>
+          <w:rFonts w:ascii="Times New Roman" w:hAnsi="Times New Roman" w:cs="Times New Roman"/>
+        </w:rPr>
+        <w:t>employee</w:t>
+      </w:r>
+      <w:proofErr w:type="spellEnd"/>
+      <w:r>
+        <w:rPr>
+          <w:rFonts w:ascii="Times New Roman" w:hAnsi="Times New Roman" w:cs="Times New Roman"/>
+        </w:rPr>
+        <w:t xml:space="preserve"> </w:t>
+      </w:r>
+      <w:proofErr w:type="spellStart"/>
+      <w:r>
+        <w:rPr>
+          <w:rFonts w:ascii="Times New Roman" w:hAnsi="Times New Roman" w:cs="Times New Roman"/>
+        </w:rPr>
+        <w:t>may</w:t>
+      </w:r>
+      <w:proofErr w:type="spellEnd"/>
+      <w:r>
+        <w:rPr>
+          <w:rFonts w:ascii="Times New Roman" w:hAnsi="Times New Roman" w:cs="Times New Roman"/>
+        </w:rPr>
+        <w:t xml:space="preserve"> </w:t>
+      </w:r>
+      <w:proofErr w:type="spellStart"/>
+      <w:r>
+        <w:rPr>
+          <w:rFonts w:ascii="Times New Roman" w:hAnsi="Times New Roman" w:cs="Times New Roman"/>
+        </w:rPr>
+        <w:t>perform</w:t>
+      </w:r>
+      <w:proofErr w:type="spellEnd"/>
+      <w:r>
+        <w:rPr>
+          <w:rFonts w:ascii="Times New Roman" w:hAnsi="Times New Roman" w:cs="Times New Roman"/>
+        </w:rPr>
+        <w:t xml:space="preserve"> </w:t>
+      </w:r>
+      <w:proofErr w:type="spellStart"/>
+      <w:r>
+        <w:rPr>
+          <w:rFonts w:ascii="Times New Roman" w:hAnsi="Times New Roman" w:cs="Times New Roman"/>
+        </w:rPr>
+        <w:t>messenger</w:t>
+      </w:r>
+      <w:proofErr w:type="spellEnd"/>
+      <w:r>
+        <w:rPr>
+          <w:rFonts w:ascii="Times New Roman" w:hAnsi="Times New Roman" w:cs="Times New Roman"/>
+        </w:rPr>
+        <w:t xml:space="preserve"> </w:t>
+      </w:r>
+      <w:proofErr w:type="spellStart"/>
+      <w:r>
+        <w:rPr>
+          <w:rFonts w:ascii="Times New Roman" w:hAnsi="Times New Roman" w:cs="Times New Roman"/>
+        </w:rPr>
+        <w:t>duties</w:t>
+      </w:r>
+      <w:proofErr w:type="spellEnd"/>
+      <w:r>
+        <w:rPr>
+          <w:rFonts w:ascii="Times New Roman" w:hAnsi="Times New Roman" w:cs="Times New Roman"/>
+        </w:rPr>
+        <w:t xml:space="preserve">, </w:t>
+      </w:r>
+      <w:proofErr w:type="spellStart"/>
+      <w:r>
+        <w:rPr>
+          <w:rFonts w:ascii="Times New Roman" w:hAnsi="Times New Roman" w:cs="Times New Roman"/>
+        </w:rPr>
+        <w:t>filing</w:t>
+      </w:r>
+      <w:proofErr w:type="spellEnd"/>
+      <w:r>
+        <w:rPr>
+          <w:rFonts w:ascii="Times New Roman" w:hAnsi="Times New Roman" w:cs="Times New Roman"/>
+        </w:rPr>
+        <w:t xml:space="preserve"> </w:t>
+      </w:r>
+      <w:proofErr w:type="spellStart"/>
+      <w:r>
+        <w:rPr>
+          <w:rFonts w:ascii="Times New Roman" w:hAnsi="Times New Roman" w:cs="Times New Roman"/>
+        </w:rPr>
+        <w:t>documents</w:t>
+      </w:r>
+      <w:proofErr w:type="spellEnd"/>
+      <w:r>
+        <w:rPr>
+          <w:rFonts w:ascii="Times New Roman" w:hAnsi="Times New Roman" w:cs="Times New Roman"/>
+        </w:rPr>
+        <w:t xml:space="preserve">, </w:t>
+      </w:r>
+      <w:proofErr w:type="spellStart"/>
+      <w:r>
+        <w:rPr>
+          <w:rFonts w:ascii="Times New Roman" w:hAnsi="Times New Roman" w:cs="Times New Roman"/>
+        </w:rPr>
+        <w:t>making</w:t>
+      </w:r>
+      <w:proofErr w:type="spellEnd"/>
+      <w:r>
+        <w:rPr>
+          <w:rFonts w:ascii="Times New Roman" w:hAnsi="Times New Roman" w:cs="Times New Roman"/>
+        </w:rPr>
+        <w:t xml:space="preserve"> </w:t>
+      </w:r>
+      <w:proofErr w:type="spellStart"/>
+      <w:r>
+        <w:rPr>
+          <w:rFonts w:ascii="Times New Roman" w:hAnsi="Times New Roman" w:cs="Times New Roman"/>
+        </w:rPr>
+        <w:t>phone</w:t>
+      </w:r>
+      <w:proofErr w:type="spellEnd"/>
+      <w:r>
+        <w:rPr>
+          <w:rFonts w:ascii="Times New Roman" w:hAnsi="Times New Roman" w:cs="Times New Roman"/>
+        </w:rPr>
+        <w:t xml:space="preserve"> </w:t>
+      </w:r>
+      <w:proofErr w:type="spellStart"/>
+      <w:r>
+        <w:rPr>
+          <w:rFonts w:ascii="Times New Roman" w:hAnsi="Times New Roman" w:cs="Times New Roman"/>
+        </w:rPr>
+        <w:t>calls</w:t>
+      </w:r>
+      <w:proofErr w:type="spellEnd"/>
+      <w:r>
+        <w:rPr>
+          <w:rFonts w:ascii="Times New Roman" w:hAnsi="Times New Roman" w:cs="Times New Roman"/>
+        </w:rPr>
+        <w:t xml:space="preserve">, and </w:t>
+      </w:r>
+      <w:proofErr w:type="spellStart"/>
+      <w:r>
+        <w:rPr>
+          <w:rFonts w:ascii="Times New Roman" w:hAnsi="Times New Roman" w:cs="Times New Roman"/>
+        </w:rPr>
+        <w:t>performing</w:t>
+      </w:r>
+      <w:proofErr w:type="spellEnd"/>
+      <w:r>
+        <w:rPr>
+          <w:rFonts w:ascii="Times New Roman" w:hAnsi="Times New Roman" w:cs="Times New Roman"/>
+        </w:rPr>
+        <w:t xml:space="preserve"> </w:t>
+      </w:r>
+      <w:proofErr w:type="spellStart"/>
+      <w:r>
+        <w:rPr>
+          <w:rFonts w:ascii="Times New Roman" w:hAnsi="Times New Roman" w:cs="Times New Roman"/>
+        </w:rPr>
+        <w:t>basic</w:t>
+      </w:r>
+      <w:proofErr w:type="spellEnd"/>
+      <w:r>
+        <w:rPr>
+          <w:rFonts w:ascii="Times New Roman" w:hAnsi="Times New Roman" w:cs="Times New Roman"/>
+        </w:rPr>
+        <w:t xml:space="preserve"> administrative </w:t>
+      </w:r>
+      <w:proofErr w:type="spellStart"/>
+      <w:r>
+        <w:rPr>
+          <w:rFonts w:ascii="Times New Roman" w:hAnsi="Times New Roman" w:cs="Times New Roman"/>
+        </w:rPr>
+        <w:t>tasks</w:t>
+      </w:r>
+      <w:proofErr w:type="spellEnd"/>
+      <w:r>
+        <w:rPr>
+          <w:rFonts w:ascii="Times New Roman" w:hAnsi="Times New Roman" w:cs="Times New Roman"/>
+        </w:rPr>
+        <w:t xml:space="preserve"> and similar </w:t>
+      </w:r>
+      <w:proofErr w:type="spellStart"/>
+      <w:r>
+        <w:rPr>
+          <w:rFonts w:ascii="Times New Roman" w:hAnsi="Times New Roman" w:cs="Times New Roman"/>
+        </w:rPr>
+        <w:t>duties</w:t>
+      </w:r>
+      <w:proofErr w:type="spellEnd"/>
+      <w:r>
+        <w:rPr>
+          <w:rFonts w:ascii="Times New Roman" w:hAnsi="Times New Roman" w:cs="Times New Roman"/>
+        </w:rPr>
+        <w:t>.”</w:t>
       </w:r>
       <w:r>
         <w:rPr>
@@ -861,46 +3113,25 @@
           <w:szCs w:val="24"/>
           <w:lang w:val="es-ES"/>
         </w:rPr>
-        <w:t>En la vista administrativa informal celebrada el 28 de agosto de 2026, el empleado no aceptó la cesantía por incapacidad y solicitó que, en lugar de la cesantía, se le reubicara en otras funciones o puesto. Su planteamiento principal fue que se le asignaran funciones de conductor</w:t>
-      </w:r>
-      <w:r>
-        <w:rPr>
-          <w:rFonts w:ascii="Times New Roman" w:hAnsi="Times New Roman" w:cs="Times New Roman"/>
-          <w:sz w:val="24"/>
-          <w:szCs w:val="24"/>
-          <w:lang w:val="es-ES"/>
-        </w:rPr>
-        <w:t xml:space="preserve">, </w:t>
-      </w:r>
-      <w:r>
-        <w:rPr>
-          <w:rFonts w:ascii="Times New Roman" w:hAnsi="Times New Roman" w:cs="Times New Roman"/>
-          <w:sz w:val="24"/>
-          <w:szCs w:val="24"/>
-          <w:lang w:val="es-ES"/>
-        </w:rPr>
-        <w:t xml:space="preserve">conducir el tractor cortagrama y/o un vehículo liviano de motor (F-350 o Silverado) para transportar a sus compañeros a las áreas de trabajo y brindarles apoyo, por entender que puede desempeñarlas sentado y que las realizó durante cerca de cuatro (4) años. No obstante, el propio empleado admitió que no posee la licencia de conducir de </w:t>
-      </w:r>
-      <w:r>
-        <w:rPr>
-          <w:rFonts w:ascii="Times New Roman" w:hAnsi="Times New Roman" w:cs="Times New Roman"/>
-          <w:b/>
-          <w:bCs/>
-          <w:sz w:val="24"/>
-          <w:szCs w:val="24"/>
-          <w:highlight w:val="yellow"/>
-          <w:lang w:val="es-ES"/>
-        </w:rPr>
-        <w:t>categoría 4</w:t>
-      </w:r>
-      <w:r>
-        <w:rPr>
-          <w:rFonts w:ascii="Times New Roman" w:hAnsi="Times New Roman" w:cs="Times New Roman"/>
-          <w:sz w:val="24"/>
-          <w:szCs w:val="24"/>
-          <w:lang w:val="es-ES"/>
-        </w:rPr>
-        <w:t xml:space="preserve"> que exige el puesto de Conductor, por lo que no cualifica para ocupar dicho puesto.</w:t>
+        <w:t xml:space="preserve">En la vista administrativa informal celebrada el 28 de agosto de 2026, el empleado no aceptó la cesantía por incapacidad y solicitó que, en lugar de la cesantía, se le reubicara en otras funciones o puesto. Su planteamiento principal fue que se le asignaran funciones de conductor, conducir el tractor </w:t>
+      </w:r>
+      <w:r>
+        <w:rPr>
+          <w:rFonts w:ascii="Times New Roman" w:hAnsi="Times New Roman" w:cs="Times New Roman"/>
+          <w:sz w:val="24"/>
+          <w:szCs w:val="24"/>
+          <w:lang w:val="es-ES"/>
+        </w:rPr>
+        <w:t xml:space="preserve">para cortar grama </w:t>
+      </w:r>
+      <w:r>
+        <w:rPr>
+          <w:rFonts w:ascii="Times New Roman" w:hAnsi="Times New Roman" w:cs="Times New Roman"/>
+          <w:sz w:val="24"/>
+          <w:szCs w:val="24"/>
+          <w:lang w:val="es-ES"/>
+        </w:rPr>
+        <w:t xml:space="preserve">y/o un vehículo liviano de motor (F-350 o Silverado) para transportar a sus compañeros a las áreas de trabajo y brindarles apoyo, por entender que puede desempeñarlas sentado y que las realizó durante cerca de cuatro (4) años. </w:t>
       </w:r>
     </w:p>
     <w:p>
@@ -926,22 +3157,447 @@
           <w:szCs w:val="24"/>
           <w:lang w:val="es-ES"/>
           <w:color w:val="FF0000"/>
-        </w:rPr>
-        <w:t xml:space="preserve">En la evaluación de las alternativas de acomodo razonable, el Municipio consideró los requisitos de las siguientes cuatro (4) clases de puesto del Plan de Clasificación de Puestos para el Servicio de Carrera (vigente desde el 1 de enero de 2004), relacionadas con las funciones de conducción y operación de equipo planteadas por el empleado: (1) Conductor(a) de Vehículos Livianos de Motor (clase 2411), que exige poseer licencia vigente de Chofer (categoría 4) expedida por el DTOP y conlleva esfuerzo físico moderado; (2) Conductor(a) de Vehículos Pesados de Motor (clase 2413), que exige licencia vigente de conducir vehículos pesados de motor, cuya categoría depende del tipo de vehículo pesado conforme a la Ley Núm. 22-2000 (categorías 6 a 8), e incluye transportar trabajadores al área de trabajo y colaborar en la carga y descarga de materiales, con esfuerzo físico fuerte; (3) Operador(a) de Equipo Liviano (clase 2421), que exige licencia vigente de conductor (categoría 3) y un (1) año de experiencia en la operación de equipo liviano o en la conducción de vehículos livianos, e incluye operar máquina de cortar grama y realizar trabajos de limpieza de calles, carreteras y aceras y de acondicionamiento de terrenos, con esfuerzo físico fuerte y exposición a riesgos máximos; y (4) Operador(a) de Equipo Pesado (clase 2423), que exige licencia vigente de conducir vehículos pesados de motor, cuya categoría depende del equipo a operar, y un (1) año de experiencia en la operación de equipo pesado, con esfuerzo físico fuerte. El empleado posee únicamente licencia de conductor (categoría 3), por lo que no cumple con el requisito de licencia de las clases 2411, 2413 y 2423, sin que la certificación de operador que presentó sustituya la licencia requerida. En cuanto a la clase 2421, aunque el empleado cumple con los requisitos de licencia y de experiencia, las funciones esenciales de dicha clase exigen esfuerzo físico fuerte y trabajos de limpieza y acondicionamiento incompatibles con las limitaciones certificadas por su médico primario y por el Médico Ocupacional, y no existe un puesto vacante de dicha clase ni trabajo diario de tractor cortagrama, por haberse privatizado el mantenimiento de los parques, según el propio empleado admitió.</w:t>
+          <w:strike/>
+        </w:rPr>
+        <w:t xml:space="preserve">Además de los acomodos razonables realizados, el Municipio consideró el nombramiento en otros </w:t>
+      </w:r>
+      <w:proofErr w:type="spellStart"/>
+      <w:r>
+        <w:rPr>
+          <w:rFonts w:ascii="Times New Roman" w:hAnsi="Times New Roman" w:cs="Times New Roman"/>
+          <w:sz w:val="24"/>
+          <w:szCs w:val="24"/>
+          <w:lang w:val="es-ES"/>
+          <w:color w:val="FF0000"/>
+          <w:strike/>
+        </w:rPr>
+        <w:t xml:space="preserve">puestos. </w:t>
+      </w:r>
+      <w:proofErr w:type="spellEnd"/>
+      <w:r>
+        <w:rPr>
+          <w:rFonts w:ascii="Times New Roman" w:hAnsi="Times New Roman" w:cs="Times New Roman"/>
+          <w:sz w:val="24"/>
+          <w:szCs w:val="24"/>
+          <w:lang w:val="es-ES"/>
+          <w:color w:val="FF0000"/>
+          <w:strike/>
+        </w:rPr>
+        <w:t>La</w:t>
+      </w:r>
+      <w:r>
+        <w:rPr>
+          <w:rFonts w:ascii="Times New Roman" w:hAnsi="Times New Roman" w:cs="Times New Roman"/>
+          <w:sz w:val="24"/>
+          <w:szCs w:val="24"/>
+          <w:lang w:val="es-ES"/>
+          <w:color w:val="FF0000"/>
+          <w:strike/>
+        </w:rPr>
+        <w:t xml:space="preserve"> evaluación de las alternativas de acomodo razonable, el Municipio consideró los requisitos de las siguientes cuatro (4) clases de puesto del Plan de Clasificación de Puestos para el Servicio de Carrera (vigente desde el 1 de enero de 2004), relacionadas con las funciones de conducción y operación de equipo planteadas por el empleado: </w:t>
       </w:r>
     </w:p>
     <w:p>
       <w:pPr>
         <w:pStyle w:val="ListParagraph"/>
+        <w:numPr>
+          <w:ilvl w:val="0"/>
+          <w:numId w:val="41"/>
+        </w:numPr>
+        <w:spacing w:before="120" w:after="120"/>
+        <w:contextualSpacing w:val="0"/>
+        <w:rPr>
+          <w:rFonts w:ascii="Times New Roman" w:hAnsi="Times New Roman" w:cs="Times New Roman"/>
+          <w:lang w:val="es-ES"/>
+        </w:rPr>
+      </w:pPr>
+      <w:r>
+        <w:rPr>
+          <w:rFonts w:ascii="Times New Roman" w:hAnsi="Times New Roman" w:cs="Times New Roman"/>
+          <w:u w:val="single"/>
+          <w:lang w:val="es-ES"/>
+          <w:color w:val="FF0000"/>
+          <w:strike/>
+        </w:rPr>
+        <w:t>Conductor de Vehículos Livianos de Motor (clase 2411)</w:t>
+      </w:r>
+      <w:r>
+        <w:rPr>
+          <w:rFonts w:ascii="Times New Roman" w:hAnsi="Times New Roman" w:cs="Times New Roman"/>
+          <w:lang w:val="es-ES"/>
+          <w:color w:val="FF0000"/>
+          <w:strike/>
+        </w:rPr>
+        <w:t xml:space="preserve">, que exige poseer licencia vigente de Chofer (categoría 4) expedida por el DTOP y conlleva esfuerzo físico moderado; </w:t>
+      </w:r>
+    </w:p>
+    <w:p>
+      <w:pPr>
+        <w:pStyle w:val="ListParagraph"/>
+        <w:numPr>
+          <w:ilvl w:val="0"/>
+          <w:numId w:val="41"/>
+        </w:numPr>
+        <w:spacing w:before="120" w:after="120"/>
+        <w:contextualSpacing w:val="0"/>
+        <w:rPr>
+          <w:rFonts w:ascii="Times New Roman" w:hAnsi="Times New Roman" w:cs="Times New Roman"/>
+          <w:lang w:val="es-ES"/>
+        </w:rPr>
+      </w:pPr>
+      <w:r>
+        <w:rPr>
+          <w:rFonts w:ascii="Times New Roman" w:hAnsi="Times New Roman" w:cs="Times New Roman"/>
+          <w:u w:val="single"/>
+          <w:lang w:val="es-ES"/>
+          <w:color w:val="FF0000"/>
+          <w:strike/>
+        </w:rPr>
+        <w:t>Conductor de Vehículos Pesados de Motor (clase 2413)</w:t>
+      </w:r>
+      <w:r>
+        <w:rPr>
+          <w:rFonts w:ascii="Times New Roman" w:hAnsi="Times New Roman" w:cs="Times New Roman"/>
+          <w:lang w:val="es-ES"/>
+          <w:color w:val="FF0000"/>
+          <w:strike/>
+        </w:rPr>
+        <w:t xml:space="preserve">, que exige licencia vigente de conducir vehículos pesados de motor, cuya categoría depende del tipo de vehículo pesado conforme a la Ley Núm. 22-2000 (categorías 6 a 8), e incluye transportar trabajadores al área de trabajo y colaborar en la carga y descarga de materiales, con esfuerzo físico fuerte; </w:t>
+      </w:r>
+    </w:p>
+    <w:p>
+      <w:pPr>
+        <w:pStyle w:val="ListParagraph"/>
+        <w:numPr>
+          <w:ilvl w:val="0"/>
+          <w:numId w:val="41"/>
+        </w:numPr>
+        <w:spacing w:before="120" w:after="120"/>
+        <w:contextualSpacing w:val="0"/>
+        <w:rPr>
+          <w:rFonts w:ascii="Times New Roman" w:hAnsi="Times New Roman" w:cs="Times New Roman"/>
+          <w:lang w:val="es-ES"/>
+        </w:rPr>
+      </w:pPr>
+      <w:r>
+        <w:rPr>
+          <w:rFonts w:ascii="Times New Roman" w:hAnsi="Times New Roman" w:cs="Times New Roman"/>
+          <w:u w:val="single"/>
+          <w:lang w:val="es-ES"/>
+          <w:color w:val="FF0000"/>
+          <w:strike/>
+        </w:rPr>
+        <w:t>Operado</w:t>
+      </w:r>
+      <w:r>
+        <w:rPr>
+          <w:rFonts w:ascii="Times New Roman" w:hAnsi="Times New Roman" w:cs="Times New Roman"/>
+          <w:u w:val="single"/>
+          <w:lang w:val="es-ES"/>
+          <w:color w:val="FF0000"/>
+          <w:strike/>
+        </w:rPr>
+        <w:t>r</w:t>
+      </w:r>
+      <w:r>
+        <w:rPr>
+          <w:rFonts w:ascii="Times New Roman" w:hAnsi="Times New Roman" w:cs="Times New Roman"/>
+          <w:u w:val="single"/>
+          <w:lang w:val="es-ES"/>
+          <w:color w:val="FF0000"/>
+          <w:strike/>
+        </w:rPr>
+        <w:t xml:space="preserve"> de Equipo Liviano (clase 2421)</w:t>
+      </w:r>
+      <w:r>
+        <w:rPr>
+          <w:rFonts w:ascii="Times New Roman" w:hAnsi="Times New Roman" w:cs="Times New Roman"/>
+          <w:lang w:val="es-ES"/>
+          <w:color w:val="FF0000"/>
+          <w:strike/>
+        </w:rPr>
+        <w:t xml:space="preserve">, que exige licencia vigente de conductor (categoría 3) y un (1) año de experiencia en la operación de equipo liviano o en la conducción de vehículos livianos, e incluye operar máquina de cortar grama y realizar trabajos de limpieza de calles, carreteras y aceras y de acondicionamiento de terrenos, con esfuerzo físico fuerte y exposición a riesgos máximos; y </w:t>
+      </w:r>
+    </w:p>
+    <w:p>
+      <w:pPr>
+        <w:pStyle w:val="ListParagraph"/>
+        <w:numPr>
+          <w:ilvl w:val="0"/>
+          <w:numId w:val="41"/>
+        </w:numPr>
+        <w:spacing w:before="120" w:after="120"/>
+        <w:contextualSpacing w:val="0"/>
+        <w:rPr>
+          <w:rFonts w:ascii="Times New Roman" w:hAnsi="Times New Roman" w:cs="Times New Roman"/>
+          <w:lang w:val="es-ES"/>
+        </w:rPr>
+      </w:pPr>
+      <w:r>
+        <w:rPr>
+          <w:rFonts w:ascii="Times New Roman" w:hAnsi="Times New Roman" w:cs="Times New Roman"/>
+          <w:u w:val="single"/>
+          <w:lang w:val="es-ES"/>
+          <w:color w:val="FF0000"/>
+          <w:strike/>
+        </w:rPr>
+        <w:t>Operador de Equipo Pesado (clase 2423)</w:t>
+      </w:r>
+      <w:r>
+        <w:rPr>
+          <w:rFonts w:ascii="Times New Roman" w:hAnsi="Times New Roman" w:cs="Times New Roman"/>
+          <w:lang w:val="es-ES"/>
+          <w:color w:val="FF0000"/>
+          <w:strike/>
+        </w:rPr>
+        <w:t xml:space="preserve">, que exige licencia vigente de conducir vehículos pesados de motor, cuya categoría depende del equipo a operar, y un (1) año de experiencia en la operación de equipo pesado, con esfuerzo físico fuerte. </w:t>
+      </w:r>
+    </w:p>
+    <w:p>
+      <w:pPr>
         <w:spacing w:after="240"/>
-        <w:contextualSpacing w:val="0"/>
-        <w:rPr>
-          <w:rFonts w:ascii="Times New Roman" w:hAnsi="Times New Roman" w:cs="Times New Roman"/>
-          <w:sz w:val="24"/>
-          <w:szCs w:val="24"/>
-          <w:lang w:val="es-ES"/>
-        </w:rPr>
-      </w:pPr>
+        <w:ind w:left="1440"/>
+        <w:jc w:val="both"/>
+        <w:rPr>
+          <w:rFonts w:ascii="Times New Roman" w:hAnsi="Times New Roman" w:cs="Times New Roman"/>
+          <w:lang w:val="es-ES"/>
+        </w:rPr>
+      </w:pPr>
+      <w:r>
+        <w:rPr>
+          <w:rFonts w:ascii="Times New Roman" w:hAnsi="Times New Roman" w:cs="Times New Roman"/>
+          <w:lang w:val="es-ES"/>
+          <w:color w:val="FF0000"/>
+          <w:strike/>
+        </w:rPr>
+        <w:t>El empleado posee únicamente licencia de conductor (categoría 3), por lo que no cumple con el requisito de licencia de las clases 2411, 2413 y 2423, sin que la certificación de operador que presentó sustituya la licencia requerida. En cuanto a la clase 2421</w:t>
+      </w:r>
+      <w:r>
+        <w:rPr>
+          <w:rFonts w:ascii="Times New Roman" w:hAnsi="Times New Roman" w:cs="Times New Roman"/>
+          <w:lang w:val="es-ES"/>
+          <w:color w:val="FF0000"/>
+          <w:strike/>
+        </w:rPr>
+        <w:t xml:space="preserve"> de </w:t>
+      </w:r>
+      <w:r>
+        <w:rPr>
+          <w:rFonts w:ascii="Times New Roman" w:hAnsi="Times New Roman" w:cs="Times New Roman"/>
+          <w:lang w:val="es-ES"/>
+          <w:color w:val="FF0000"/>
+          <w:strike/>
+        </w:rPr>
+        <w:t>Operador de Equipo Liviano</w:t>
+      </w:r>
+      <w:r>
+        <w:rPr>
+          <w:rFonts w:ascii="Times New Roman" w:hAnsi="Times New Roman" w:cs="Times New Roman"/>
+          <w:lang w:val="es-ES"/>
+          <w:color w:val="FF0000"/>
+          <w:strike/>
+        </w:rPr>
+        <w:t>,</w:t>
+      </w:r>
+      <w:r>
+        <w:rPr>
+          <w:rFonts w:ascii="Times New Roman" w:hAnsi="Times New Roman" w:cs="Times New Roman"/>
+          <w:lang w:val="es-ES"/>
+          <w:color w:val="FF0000"/>
+          <w:strike/>
+        </w:rPr>
+        <w:t xml:space="preserve"> </w:t>
+      </w:r>
+      <w:r>
+        <w:rPr>
+          <w:rFonts w:ascii="Times New Roman" w:hAnsi="Times New Roman" w:cs="Times New Roman"/>
+          <w:lang w:val="es-ES"/>
+          <w:color w:val="FF0000"/>
+          <w:strike/>
+        </w:rPr>
+        <w:t>aunque el empleado cumple con los requisitos de licencia y de experiencia</w:t>
+      </w:r>
+      <w:r>
+        <w:rPr>
+          <w:rFonts w:ascii="Times New Roman" w:hAnsi="Times New Roman" w:cs="Times New Roman"/>
+          <w:lang w:val="es-ES"/>
+          <w:color w:val="FF0000"/>
+          <w:strike/>
+        </w:rPr>
+        <w:t xml:space="preserve"> para conducir un </w:t>
+      </w:r>
+      <w:r>
+        <w:rPr>
+          <w:rFonts w:ascii="Times New Roman" w:hAnsi="Times New Roman" w:cs="Times New Roman"/>
+          <w:lang w:val="es-ES"/>
+          <w:color w:val="FF0000"/>
+          <w:strike/>
+        </w:rPr>
+        <w:t>vehículo</w:t>
+      </w:r>
+      <w:r>
+        <w:rPr>
+          <w:rFonts w:ascii="Times New Roman" w:hAnsi="Times New Roman" w:cs="Times New Roman"/>
+          <w:lang w:val="es-ES"/>
+          <w:color w:val="FF0000"/>
+          <w:strike/>
+        </w:rPr>
+        <w:t xml:space="preserve"> liviano, a</w:t>
+      </w:r>
+      <w:r>
+        <w:rPr>
+          <w:rFonts w:ascii="Times New Roman" w:hAnsi="Times New Roman" w:cs="Times New Roman"/>
+          <w:lang w:val="es-ES"/>
+          <w:color w:val="FF0000"/>
+          <w:strike/>
+        </w:rPr>
+        <w:t>l</w:t>
+      </w:r>
+      <w:r>
+        <w:rPr>
+          <w:rFonts w:ascii="Times New Roman" w:hAnsi="Times New Roman" w:cs="Times New Roman"/>
+          <w:lang w:val="es-ES"/>
+          <w:color w:val="FF0000"/>
+          <w:strike/>
+        </w:rPr>
+        <w:t xml:space="preserve"> añadir a sus funciones la transportación de compañeros de trabajo, eleva</w:t>
+      </w:r>
+      <w:r>
+        <w:rPr>
+          <w:rFonts w:ascii="Times New Roman" w:hAnsi="Times New Roman" w:cs="Times New Roman"/>
+          <w:lang w:val="es-ES"/>
+          <w:color w:val="FF0000"/>
+          <w:strike/>
+        </w:rPr>
+        <w:t xml:space="preserve"> el requerimiento de licencia a</w:t>
+      </w:r>
+      <w:r>
+        <w:rPr>
+          <w:rFonts w:ascii="Times New Roman" w:hAnsi="Times New Roman" w:cs="Times New Roman"/>
+          <w:lang w:val="es-ES"/>
+          <w:color w:val="FF0000"/>
+          <w:strike/>
+        </w:rPr>
+        <w:t xml:space="preserve"> categoría a </w:t>
+      </w:r>
+      <w:r>
+        <w:rPr>
+          <w:rFonts w:ascii="Times New Roman" w:hAnsi="Times New Roman" w:cs="Times New Roman"/>
+          <w:lang w:val="es-ES"/>
+          <w:color w:val="FF0000"/>
+          <w:strike/>
+        </w:rPr>
+        <w:t xml:space="preserve">4, por lo que, tampoco cumple con los requisitos para </w:t>
+      </w:r>
+      <w:r>
+        <w:rPr>
+          <w:rFonts w:ascii="Times New Roman" w:hAnsi="Times New Roman" w:cs="Times New Roman"/>
+          <w:lang w:val="es-ES"/>
+          <w:color w:val="FF0000"/>
+          <w:strike/>
+        </w:rPr>
+        <w:lastRenderedPageBreak/>
+        <w:t xml:space="preserve">realizar las funciones esenciales del puesto. Por tanto, tomando en consideración los requisitos de los 4 puestos, </w:t>
+      </w:r>
+      <w:r>
+        <w:rPr>
+          <w:rFonts w:ascii="Times New Roman" w:hAnsi="Times New Roman" w:cs="Times New Roman"/>
+          <w:lang w:val="es-ES"/>
+          <w:color w:val="FF0000"/>
+          <w:strike/>
+        </w:rPr>
+        <w:t xml:space="preserve">no existe un puesto vacante </w:t>
+      </w:r>
+      <w:r>
+        <w:rPr>
+          <w:rFonts w:ascii="Times New Roman" w:hAnsi="Times New Roman" w:cs="Times New Roman"/>
+          <w:lang w:val="es-ES"/>
+          <w:color w:val="FF0000"/>
+          <w:strike/>
+        </w:rPr>
+        <w:t>en las referidas clases</w:t>
+      </w:r>
+      <w:r>
+        <w:rPr>
+          <w:rFonts w:ascii="Times New Roman" w:hAnsi="Times New Roman" w:cs="Times New Roman"/>
+          <w:lang w:val="es-ES"/>
+          <w:color w:val="FF0000"/>
+          <w:strike/>
+        </w:rPr>
+        <w:t xml:space="preserve"> donde se le pueda nombrar como parte de un acomodo razonable.</w:t>
+      </w:r>
+      <w:r>
+        <w:rPr>
+          <w:rFonts w:ascii="Times New Roman" w:hAnsi="Times New Roman" w:cs="Times New Roman"/>
+          <w:lang w:val="es-ES"/>
+          <w:color w:val="FF0000"/>
+          <w:strike/>
+        </w:rPr>
+        <w:t xml:space="preserve"> </w:t>
+      </w:r>
+      <w:r>
+        <w:rPr>
+          <w:rFonts w:ascii="Times New Roman" w:hAnsi="Times New Roman" w:cs="Times New Roman"/>
+          <w:lang w:val="es-ES"/>
+          <w:color w:val="FF0000"/>
+          <w:strike/>
+        </w:rPr>
+        <w:t>Tampoco, existe suficiente</w:t>
+      </w:r>
+      <w:r>
+        <w:rPr>
+          <w:rFonts w:ascii="Times New Roman" w:hAnsi="Times New Roman" w:cs="Times New Roman"/>
+          <w:lang w:val="es-ES"/>
+          <w:color w:val="FF0000"/>
+          <w:strike/>
+        </w:rPr>
+        <w:t xml:space="preserve"> trabajo </w:t>
+      </w:r>
+      <w:r>
+        <w:rPr>
+          <w:rFonts w:ascii="Times New Roman" w:hAnsi="Times New Roman" w:cs="Times New Roman"/>
+          <w:lang w:val="es-ES"/>
+          <w:color w:val="FF0000"/>
+          <w:strike/>
+        </w:rPr>
+        <w:t xml:space="preserve">diario </w:t>
+      </w:r>
+      <w:r>
+        <w:rPr>
+          <w:rFonts w:ascii="Times New Roman" w:hAnsi="Times New Roman" w:cs="Times New Roman"/>
+          <w:lang w:val="es-ES"/>
+          <w:color w:val="FF0000"/>
+          <w:strike/>
+        </w:rPr>
+        <w:t>realizando funciones con el</w:t>
+      </w:r>
+      <w:r>
+        <w:rPr>
+          <w:rFonts w:ascii="Times New Roman" w:hAnsi="Times New Roman" w:cs="Times New Roman"/>
+          <w:lang w:val="es-ES"/>
+          <w:color w:val="FF0000"/>
+          <w:strike/>
+        </w:rPr>
+        <w:t xml:space="preserve"> tractor, por haberse </w:t>
+      </w:r>
+      <w:r>
+        <w:rPr>
+          <w:rFonts w:ascii="Times New Roman" w:hAnsi="Times New Roman" w:cs="Times New Roman"/>
+          <w:lang w:val="es-ES"/>
+          <w:color w:val="FF0000"/>
+          <w:strike/>
+        </w:rPr>
+        <w:t>contratado los servicios de</w:t>
+      </w:r>
+      <w:r>
+        <w:rPr>
+          <w:rFonts w:ascii="Times New Roman" w:hAnsi="Times New Roman" w:cs="Times New Roman"/>
+          <w:lang w:val="es-ES"/>
+          <w:color w:val="FF0000"/>
+          <w:strike/>
+        </w:rPr>
+        <w:t xml:space="preserve"> mantenimiento de los parques, según el propio empleado admitió.</w:t>
+      </w:r>
     </w:p>
     <w:p>
       <w:pPr>
@@ -988,7 +3644,51 @@
           <w:szCs w:val="24"/>
           <w:lang w:val="es-ES"/>
         </w:rPr>
-        <w:t xml:space="preserve"> surgió cuando trabajaba con el “blower” y el “trimmer”. Explicó que tiene una condición previa en la pierna derecha, operada en el 2013, en la que tiene tornillos y varilla, y que se lastimó la espalda. Indicó que durante más de un año de trabajo no sentía dolor, y atribuyó el agravamiento de su condición al traslado de las brigadas de los parques hacia las carreteras municipales y estatales, luego de privatizarse el mantenimiento de los parques.</w:t>
+        <w:t xml:space="preserve"> surgió cuando trabajaba con el “</w:t>
+      </w:r>
+      <w:proofErr w:type="spellStart"/>
+      <w:r>
+        <w:rPr>
+          <w:rFonts w:ascii="Times New Roman" w:hAnsi="Times New Roman" w:cs="Times New Roman"/>
+          <w:color w:val="000000" w:themeColor="text1"/>
+          <w:sz w:val="24"/>
+          <w:szCs w:val="24"/>
+          <w:lang w:val="es-ES"/>
+        </w:rPr>
+        <w:t>blower</w:t>
+      </w:r>
+      <w:proofErr w:type="spellEnd"/>
+      <w:r>
+        <w:rPr>
+          <w:rFonts w:ascii="Times New Roman" w:hAnsi="Times New Roman" w:cs="Times New Roman"/>
+          <w:color w:val="000000" w:themeColor="text1"/>
+          <w:sz w:val="24"/>
+          <w:szCs w:val="24"/>
+          <w:lang w:val="es-ES"/>
+        </w:rPr>
+        <w:t>” y el “</w:t>
+      </w:r>
+      <w:proofErr w:type="spellStart"/>
+      <w:r>
+        <w:rPr>
+          <w:rFonts w:ascii="Times New Roman" w:hAnsi="Times New Roman" w:cs="Times New Roman"/>
+          <w:color w:val="000000" w:themeColor="text1"/>
+          <w:sz w:val="24"/>
+          <w:szCs w:val="24"/>
+          <w:lang w:val="es-ES"/>
+        </w:rPr>
+        <w:t>trimmer</w:t>
+      </w:r>
+      <w:proofErr w:type="spellEnd"/>
+      <w:r>
+        <w:rPr>
+          <w:rFonts w:ascii="Times New Roman" w:hAnsi="Times New Roman" w:cs="Times New Roman"/>
+          <w:color w:val="000000" w:themeColor="text1"/>
+          <w:sz w:val="24"/>
+          <w:szCs w:val="24"/>
+          <w:lang w:val="es-ES"/>
+        </w:rPr>
+        <w:t>”. Explicó que tiene una condición previa en la pierna derecha, operada en el 2013, en la que tiene tornillos y varilla, y que se lastimó la espalda. Indicó que durante más de un año de trabajo no sentía dolor, y atribuyó el agravamiento de su condición al traslado de las brigadas de los parques hacia las carreteras municipales y estatales, luego de privatizarse el mantenimiento de los parques.</w:t>
       </w:r>
     </w:p>
     <w:p>
@@ -1036,25 +3736,47 @@
           <w:lang w:val="es-ES"/>
         </w:rPr>
       </w:pPr>
-      <w:r>
-        <w:rPr>
-          <w:rFonts w:ascii="Times New Roman" w:hAnsi="Times New Roman" w:cs="Times New Roman"/>
-          <w:color w:val="000000" w:themeColor="text1"/>
-          <w:sz w:val="24"/>
-          <w:szCs w:val="24"/>
-          <w:lang w:val="es-ES"/>
-        </w:rPr>
-        <w:t>Admitió, además, un patrón de ausencias de uno (1) o dos (2) días por dolores de espalda, que notificaba al supervisor, y que desde noviembre del año anterior le había expresado a la Directora de Recursos Humanos que no podía continuar realizando sus funciones, solicitando que se le trasladara a Obras Públicas, “aunque sea para escombro”</w:t>
-      </w:r>
-      <w:r>
-        <w:rPr>
-          <w:rFonts w:ascii="Times New Roman" w:hAnsi="Times New Roman" w:cs="Times New Roman"/>
-          <w:color w:val="000000" w:themeColor="text1"/>
-          <w:sz w:val="24"/>
-          <w:szCs w:val="24"/>
-          <w:lang w:val="es-ES"/>
-        </w:rPr>
-        <w:t>, a pesar que su médico le indicó que no podía cargar objetos de más de 15 libras.</w:t>
+      <w:proofErr w:type="gramStart"/>
+      <w:proofErr w:type="gramEnd"/>
+      <w:r>
+        <w:rPr>
+          <w:rFonts w:ascii="Times New Roman" w:hAnsi="Times New Roman" w:cs="Times New Roman"/>
+          <w:sz w:val="24"/>
+          <w:szCs w:val="24"/>
+          <w:lang w:val="es-ES"/>
+        </w:rPr>
+        <w:t xml:space="preserve">Admitió, además, un patrón de ausencias de uno (1) o dos (2) días por dolores de espalda, que notificaba al supervisor, y que desde noviembre del año anterior le había expresado a la Directora de Recursos Humanos que no podía continuar realizando sus funciones, solicitando que se le trasladara a Obras Públicas, “aunque sea para escombro”, </w:t>
+      </w:r>
+      <w:r>
+        <w:rPr>
+          <w:rFonts w:ascii="Times New Roman" w:hAnsi="Times New Roman" w:cs="Times New Roman"/>
+          <w:sz w:val="24"/>
+          <w:szCs w:val="24"/>
+          <w:lang w:val="es-ES"/>
+          <w:color w:val="FF0000"/>
+          <w:strike/>
+        </w:rPr>
+        <w:t xml:space="preserve">a pesar que</w:t>
+      </w:r>
+      <w:r>
+        <w:rPr>
+          <w:rFonts w:ascii="Times New Roman" w:hAnsi="Times New Roman" w:cs="Times New Roman"/>
+          <w:sz w:val="24"/>
+          <w:szCs w:val="24"/>
+          <w:lang w:val="es-ES"/>
+          <w:color w:val="FF0000"/>
+          <w:u w:val="single"/>
+        </w:rPr>
+        <w:t xml:space="preserve">a pesar de que</w:t>
+      </w:r>
+      <w:r>
+        <w:rPr>
+          <w:rFonts w:ascii="Times New Roman" w:hAnsi="Times New Roman" w:cs="Times New Roman"/>
+          <w:sz w:val="24"/>
+          <w:szCs w:val="24"/>
+          <w:lang w:val="es-ES"/>
+        </w:rPr>
+        <w:t xml:space="preserve"> su médico le indicó que no podía cargar objetos de más de 15 libras.</w:t>
       </w:r>
     </w:p>
     <w:p>
@@ -1082,7 +3804,6 @@
           <w:szCs w:val="24"/>
           <w:lang w:val="es-ES"/>
         </w:rPr>
-        <w:lastRenderedPageBreak/>
         <w:t>A esos efectos, c</w:t>
       </w:r>
       <w:r>
@@ -1138,7 +3859,47 @@
           <w:szCs w:val="24"/>
           <w:lang w:val="es-ES"/>
         </w:rPr>
-        <w:t xml:space="preserve"> confirmó que, luego del 21 de julio de 2026, no volvió a utilizar el "blower" ni el "trimmer", y que dejó de utilizar dichas herramientas a instancias del Municipio como parte de dicho acomodo. Igualmente, admitió que el 3 de agosto de 2026 se negó a manejar el carretón ("dron") de recogido por razón de su condición médica</w:t>
+        <w:t xml:space="preserve"> confirmó que, luego del 21 de julio de 2026, no volvió a utilizar el "</w:t>
+      </w:r>
+      <w:proofErr w:type="spellStart"/>
+      <w:r>
+        <w:rPr>
+          <w:rFonts w:ascii="Times New Roman" w:hAnsi="Times New Roman" w:cs="Times New Roman"/>
+          <w:sz w:val="24"/>
+          <w:szCs w:val="24"/>
+          <w:lang w:val="es-ES"/>
+        </w:rPr>
+        <w:t>blower</w:t>
+      </w:r>
+      <w:proofErr w:type="spellEnd"/>
+      <w:r>
+        <w:rPr>
+          <w:rFonts w:ascii="Times New Roman" w:hAnsi="Times New Roman" w:cs="Times New Roman"/>
+          <w:sz w:val="24"/>
+          <w:szCs w:val="24"/>
+          <w:lang w:val="es-ES"/>
+        </w:rPr>
+        <w:t>" ni el "</w:t>
+      </w:r>
+      <w:proofErr w:type="spellStart"/>
+      <w:r>
+        <w:rPr>
+          <w:rFonts w:ascii="Times New Roman" w:hAnsi="Times New Roman" w:cs="Times New Roman"/>
+          <w:sz w:val="24"/>
+          <w:szCs w:val="24"/>
+          <w:lang w:val="es-ES"/>
+        </w:rPr>
+        <w:t>trimmer</w:t>
+      </w:r>
+      <w:proofErr w:type="spellEnd"/>
+      <w:r>
+        <w:rPr>
+          <w:rFonts w:ascii="Times New Roman" w:hAnsi="Times New Roman" w:cs="Times New Roman"/>
+          <w:sz w:val="24"/>
+          <w:szCs w:val="24"/>
+          <w:lang w:val="es-ES"/>
+        </w:rPr>
+        <w:t>", y que dejó de utilizar dichas herramientas a instancias del Municipio como parte de dicho acomodo. Igualmente, admitió que el 3 de agosto de 2026 se negó a manejar el carretón ("dron") de recogido por razón de su condición médica</w:t>
       </w:r>
       <w:r>
         <w:rPr>
@@ -1208,32 +3969,42 @@
       <w:r>
         <w:rPr>
           <w:rFonts w:ascii="Times New Roman" w:hAnsi="Times New Roman" w:cs="Times New Roman"/>
-          <w:color w:val="000000" w:themeColor="text1"/>
-          <w:sz w:val="24"/>
-          <w:szCs w:val="24"/>
-          <w:lang w:val="es-ES"/>
-        </w:rPr>
-        <w:t xml:space="preserve">Sobre los hechos del 3 de agosto de 2026, el empleado confirmó ese día faltó el compañero que ordinariamente utilizaba el carretón y había poco personal; el supervisor le instruyó tomar el rastrillo y el carretón (“dron”) para recoger basura; el empleado le manifestó que estaba lastimado y que había traído un papel del médico; fue conducido a Servicios Generales y citado a las 11:00 a.m. a la Oficina de Recursos Humanos donde, al planteársele que se estaba negando a trabajar, respondió que no se estaba negando a trabajar, sino que había traído una certificación médica con sus limitaciones. Confirmó que ese día se le instruyó agotar su balance de vacaciones y que el 6 de agosto de 2026 compareció a la cita con el Médico Ocupacional, expresando que desde entonces se encuentra agotando </w:t>
-      </w:r>
-      <w:r>
-        <w:rPr>
-          <w:rFonts w:ascii="Times New Roman" w:hAnsi="Times New Roman" w:cs="Times New Roman"/>
-          <w:color w:val="000000" w:themeColor="text1"/>
-          <w:sz w:val="24"/>
-          <w:szCs w:val="24"/>
-          <w:lang w:val="es-ES"/>
-        </w:rPr>
-        <w:t xml:space="preserve">licencia de </w:t>
-      </w:r>
-      <w:r>
-        <w:rPr>
-          <w:rFonts w:ascii="Times New Roman" w:hAnsi="Times New Roman" w:cs="Times New Roman"/>
-          <w:color w:val="000000" w:themeColor="text1"/>
-          <w:sz w:val="24"/>
-          <w:szCs w:val="24"/>
-          <w:lang w:val="es-ES"/>
-        </w:rPr>
-        <w:t>vacaciones.</w:t>
+          <w:sz w:val="24"/>
+          <w:szCs w:val="24"/>
+          <w:lang w:val="es-ES"/>
+        </w:rPr>
+        <w:t xml:space="preserve">Sobre los hechos del 3 de agosto de 2026, el empleado </w:t>
+      </w:r>
+      <w:r>
+        <w:rPr>
+          <w:rFonts w:ascii="Times New Roman" w:hAnsi="Times New Roman" w:cs="Times New Roman"/>
+          <w:sz w:val="24"/>
+          <w:szCs w:val="24"/>
+          <w:lang w:val="es-ES"/>
+          <w:color w:val="FF0000"/>
+          <w:strike/>
+        </w:rPr>
+        <w:t xml:space="preserve">confirmó ese día</w:t>
+      </w:r>
+      <w:r>
+        <w:rPr>
+          <w:rFonts w:ascii="Times New Roman" w:hAnsi="Times New Roman" w:cs="Times New Roman"/>
+          <w:sz w:val="24"/>
+          <w:szCs w:val="24"/>
+          <w:lang w:val="es-ES"/>
+          <w:color w:val="FF0000"/>
+          <w:u w:val="single"/>
+        </w:rPr>
+        <w:t xml:space="preserve">confirmó que ese día</w:t>
+      </w:r>
+      <w:r>
+        <w:rPr>
+          <w:rFonts w:ascii="Times New Roman" w:hAnsi="Times New Roman" w:cs="Times New Roman"/>
+          <w:sz w:val="24"/>
+          <w:szCs w:val="24"/>
+          <w:lang w:val="es-ES"/>
+        </w:rPr>
+        <w:t xml:space="preserve"> faltó el compañero que ordinariamente utilizaba el carretón y había poco personal; el supervisor le instruyó tomar el rastrillo y el carretón (“dron”) para recoger basura; el empleado le manifestó que estaba lastimado y que había traído un papel del médico; fue conducido a Servicios Generales y citado a las 11:00 a.m. a la Oficina de Recursos Humanos donde, al planteársele que se estaba negando a trabajar, respondió que no se estaba negando a trabajar, sino que había traído una certificación médica con sus limitaciones. Confirmó que ese día se le instruyó agotar su balance de vacaciones y que el 6 de agosto de 2026 compareció a la cita con el Médico Ocupacional, expresando que desde entonces se encuentra agotando licencia de vacaciones.</w:t>
       </w:r>
     </w:p>
     <w:p>
@@ -1356,8 +4127,9 @@
           <w:szCs w:val="24"/>
           <w:lang w:val="es-ES"/>
         </w:rPr>
-        <w:t>Como alternativas adicionales de acomodo, el empleado planteó: (i) operar un "rolo" (rodillo/compactador) en obras públicas; y (ii) integrarse a la brigada de tractores adscrita a los parques y a Recreación y Deportes, aclarando que no interesaba desplazar a ningún compañero. Sin embargo, el propio empleado reconoció que no puede levantar peso</w:t>
-      </w:r>
+        <w:t>Como alternativas adicionales de acomodo, el empleado planteó: (i) operar un "rolo" (rodillo/compactador) en obras públicas; y (</w:t>
+      </w:r>
+      <w:proofErr w:type="spellStart"/>
       <w:r>
         <w:rPr>
           <w:rFonts w:ascii="Times New Roman" w:hAnsi="Times New Roman" w:cs="Times New Roman"/>
@@ -1366,8 +4138,9 @@
           <w:szCs w:val="24"/>
           <w:lang w:val="es-ES"/>
         </w:rPr>
-        <w:t xml:space="preserve"> </w:t>
-      </w:r>
+        <w:t>ii</w:t>
+      </w:r>
+      <w:proofErr w:type="spellEnd"/>
       <w:r>
         <w:rPr>
           <w:rFonts w:ascii="Times New Roman" w:hAnsi="Times New Roman" w:cs="Times New Roman"/>
@@ -1376,8 +4149,17 @@
           <w:szCs w:val="24"/>
           <w:lang w:val="es-ES"/>
         </w:rPr>
-        <w:lastRenderedPageBreak/>
-        <w:t>considerable</w:t>
+        <w:t>) integrarse a la brigada de tractores adscrita a los parques y a Recreación y Deportes, aclarando que no interesaba desplazar a ningún compañero. Sin embargo, el propio empleado reconoció que no puede levantar peso</w:t>
+      </w:r>
+      <w:r>
+        <w:rPr>
+          <w:rFonts w:ascii="Times New Roman" w:hAnsi="Times New Roman" w:cs="Times New Roman"/>
+          <w:color w:val="000000" w:themeColor="text1"/>
+          <w:sz w:val="24"/>
+          <w:szCs w:val="24"/>
+          <w:lang w:val="es-ES"/>
+        </w:rPr>
+        <w:t xml:space="preserve"> considerable</w:t>
       </w:r>
       <w:r>
         <w:rPr>
@@ -1422,7 +4204,325 @@
           <w:szCs w:val="24"/>
           <w:lang w:val="es-ES"/>
         </w:rPr>
-        <w:t>Al concluir la vista, el empleado manifestó no tener nada adicional que añadir y entregó copia de una certificación de operador ("Operator Certification"), reteniendo el original para el récord. El propio empleado admitió que dicha certificación no constituye una licencia de conducir de la categoría que requiere el puesto de Conductor.</w:t>
+        <w:t>Al concluir la vista, el empleado manifestó no tener nada adicional que añadir y entregó copia de una certificación de operador ("</w:t>
+      </w:r>
+      <w:proofErr w:type="spellStart"/>
+      <w:r>
+        <w:rPr>
+          <w:rFonts w:ascii="Times New Roman" w:hAnsi="Times New Roman" w:cs="Times New Roman"/>
+          <w:sz w:val="24"/>
+          <w:szCs w:val="24"/>
+          <w:lang w:val="es-ES"/>
+        </w:rPr>
+        <w:t>Operator</w:t>
+      </w:r>
+      <w:proofErr w:type="spellEnd"/>
+      <w:r>
+        <w:rPr>
+          <w:rFonts w:ascii="Times New Roman" w:hAnsi="Times New Roman" w:cs="Times New Roman"/>
+          <w:sz w:val="24"/>
+          <w:szCs w:val="24"/>
+          <w:lang w:val="es-ES"/>
+        </w:rPr>
+        <w:t xml:space="preserve"> </w:t>
+      </w:r>
+      <w:proofErr w:type="spellStart"/>
+      <w:r>
+        <w:rPr>
+          <w:rFonts w:ascii="Times New Roman" w:hAnsi="Times New Roman" w:cs="Times New Roman"/>
+          <w:sz w:val="24"/>
+          <w:szCs w:val="24"/>
+          <w:lang w:val="es-ES"/>
+        </w:rPr>
+        <w:t>Certification</w:t>
+      </w:r>
+      <w:proofErr w:type="spellEnd"/>
+      <w:r>
+        <w:rPr>
+          <w:rFonts w:ascii="Times New Roman" w:hAnsi="Times New Roman" w:cs="Times New Roman"/>
+          <w:sz w:val="24"/>
+          <w:szCs w:val="24"/>
+          <w:lang w:val="es-ES"/>
+        </w:rPr>
+        <w:t>"), reteniendo el original para el récord. El propio empleado admitió que dicha certificación no constituye una licencia de conducir de la categoría que requiere el puesto de Conductor.</w:t>
+      </w:r>
+    </w:p>
+    <w:p>
+      <w:pPr>
+        <w:pStyle w:val="ListParagraph"/>
+        <w:numPr>
+          <w:ilvl w:val="0"/>
+          <w:numId w:val="36"/>
+        </w:numPr>
+        <w:spacing w:after="240"/>
+        <w:contextualSpacing w:val="0"/>
+        <w:rPr>
+          <w:rFonts w:ascii="Times New Roman" w:hAnsi="Times New Roman" w:cs="Times New Roman"/>
+          <w:sz w:val="24"/>
+          <w:szCs w:val="24"/>
+          <w:lang w:val="es-ES"/>
+        </w:rPr>
+      </w:pPr>
+      <w:proofErr w:type="spellStart"/>
+      <w:proofErr w:type="spellEnd"/>
+      <w:r>
+        <w:rPr>
+          <w:rFonts w:ascii="Times New Roman" w:hAnsi="Times New Roman" w:cs="Times New Roman"/>
+          <w:sz w:val="24"/>
+          <w:szCs w:val="24"/>
+          <w:lang w:val="es-ES"/>
+          <w:color w:val="FF0000"/>
+        </w:rPr>
+        <w:t xml:space="preserve">Además de los acomodos razonables </w:t>
+      </w:r>
+      <w:r>
+        <w:rPr>
+          <w:rFonts w:ascii="Times New Roman" w:hAnsi="Times New Roman" w:cs="Times New Roman"/>
+          <w:sz w:val="24"/>
+          <w:szCs w:val="24"/>
+          <w:lang w:val="es-ES"/>
+          <w:color w:val="FF0000"/>
+          <w:strike/>
+        </w:rPr>
+        <w:t xml:space="preserve">realizados, el Municipio consideró el nombramiento en otros puestos. La evaluación de las alternativas de acomodo razonable, el Municipio consideró</w:t>
+      </w:r>
+      <w:r>
+        <w:rPr>
+          <w:rFonts w:ascii="Times New Roman" w:hAnsi="Times New Roman" w:cs="Times New Roman"/>
+          <w:sz w:val="24"/>
+          <w:szCs w:val="24"/>
+          <w:lang w:val="es-ES"/>
+          <w:color w:val="FF0000"/>
+          <w:u w:val="single"/>
+        </w:rPr>
+        <w:t xml:space="preserve">concedidos, el Municipio consideró el nombramiento del empleado en otros puestos. A esos efectos, evaluó</w:t>
+      </w:r>
+      <w:r>
+        <w:rPr>
+          <w:rFonts w:ascii="Times New Roman" w:hAnsi="Times New Roman" w:cs="Times New Roman"/>
+          <w:sz w:val="24"/>
+          <w:szCs w:val="24"/>
+          <w:lang w:val="es-ES"/>
+          <w:color w:val="FF0000"/>
+        </w:rPr>
+        <w:t xml:space="preserve"> los requisitos de las siguientes cuatro (4) clases de puesto del Plan de Clasificación de Puestos para el Servicio de Carrera (vigente desde el 1 de enero de 2004), relacionadas con las funciones de conducción y operación de equipo planteadas por el empleado: </w:t>
+      </w:r>
+    </w:p>
+    <w:p>
+      <w:pPr>
+        <w:pStyle w:val="ListParagraph"/>
+        <w:numPr>
+          <w:ilvl w:val="0"/>
+          <w:numId w:val="41"/>
+        </w:numPr>
+        <w:spacing w:before="120" w:after="120"/>
+        <w:contextualSpacing w:val="0"/>
+        <w:rPr>
+          <w:rFonts w:ascii="Times New Roman" w:hAnsi="Times New Roman" w:cs="Times New Roman"/>
+          <w:lang w:val="es-ES"/>
+        </w:rPr>
+      </w:pPr>
+      <w:r>
+        <w:rPr>
+          <w:rFonts w:ascii="Times New Roman" w:hAnsi="Times New Roman" w:cs="Times New Roman"/>
+          <w:color w:val="FF0000"/>
+          <w:u w:val="single"/>
+          <w:lang w:val="es-ES"/>
+        </w:rPr>
+        <w:t>Conductor de Vehículos Livianos de Motor (clase 2411)</w:t>
+      </w:r>
+      <w:r>
+        <w:rPr>
+          <w:rFonts w:ascii="Times New Roman" w:hAnsi="Times New Roman" w:cs="Times New Roman"/>
+          <w:color w:val="FF0000"/>
+          <w:lang w:val="es-ES"/>
+        </w:rPr>
+        <w:t xml:space="preserve">, que exige poseer licencia vigente de Chofer (categoría 4) expedida por el DTOP y conlleva esfuerzo físico moderado; </w:t>
+      </w:r>
+    </w:p>
+    <w:p>
+      <w:pPr>
+        <w:pStyle w:val="ListParagraph"/>
+        <w:numPr>
+          <w:ilvl w:val="0"/>
+          <w:numId w:val="41"/>
+        </w:numPr>
+        <w:spacing w:before="120" w:after="120"/>
+        <w:contextualSpacing w:val="0"/>
+        <w:rPr>
+          <w:rFonts w:ascii="Times New Roman" w:hAnsi="Times New Roman" w:cs="Times New Roman"/>
+          <w:lang w:val="es-ES"/>
+        </w:rPr>
+      </w:pPr>
+      <w:r>
+        <w:rPr>
+          <w:rFonts w:ascii="Times New Roman" w:hAnsi="Times New Roman" w:cs="Times New Roman"/>
+          <w:color w:val="FF0000"/>
+          <w:u w:val="single"/>
+          <w:lang w:val="es-ES"/>
+        </w:rPr>
+        <w:t>Conductor de Vehículos Pesados de Motor (clase 2413)</w:t>
+      </w:r>
+      <w:r>
+        <w:rPr>
+          <w:rFonts w:ascii="Times New Roman" w:hAnsi="Times New Roman" w:cs="Times New Roman"/>
+          <w:color w:val="FF0000"/>
+          <w:lang w:val="es-ES"/>
+        </w:rPr>
+        <w:t xml:space="preserve">, que exige licencia vigente de conducir vehículos pesados de motor, cuya categoría depende del tipo de vehículo pesado conforme a la Ley Núm. 22-2000 (categorías 6 a 8), e incluye transportar trabajadores al área de trabajo y colaborar en la carga y descarga de materiales, con esfuerzo físico fuerte; </w:t>
+      </w:r>
+    </w:p>
+    <w:p>
+      <w:pPr>
+        <w:pStyle w:val="ListParagraph"/>
+        <w:numPr>
+          <w:ilvl w:val="0"/>
+          <w:numId w:val="41"/>
+        </w:numPr>
+        <w:spacing w:before="120" w:after="120"/>
+        <w:contextualSpacing w:val="0"/>
+        <w:rPr>
+          <w:rFonts w:ascii="Times New Roman" w:hAnsi="Times New Roman" w:cs="Times New Roman"/>
+          <w:lang w:val="es-ES"/>
+        </w:rPr>
+      </w:pPr>
+      <w:r>
+        <w:rPr>
+          <w:rFonts w:ascii="Times New Roman" w:hAnsi="Times New Roman" w:cs="Times New Roman"/>
+          <w:color w:val="FF0000"/>
+          <w:u w:val="single"/>
+          <w:lang w:val="es-ES"/>
+        </w:rPr>
+        <w:t>Operado</w:t>
+      </w:r>
+      <w:r>
+        <w:rPr>
+          <w:rFonts w:ascii="Times New Roman" w:hAnsi="Times New Roman" w:cs="Times New Roman"/>
+          <w:color w:val="FF0000"/>
+          <w:u w:val="single"/>
+          <w:lang w:val="es-ES"/>
+        </w:rPr>
+        <w:t>r</w:t>
+      </w:r>
+      <w:r>
+        <w:rPr>
+          <w:rFonts w:ascii="Times New Roman" w:hAnsi="Times New Roman" w:cs="Times New Roman"/>
+          <w:color w:val="FF0000"/>
+          <w:u w:val="single"/>
+          <w:lang w:val="es-ES"/>
+        </w:rPr>
+        <w:t xml:space="preserve"> de Equipo Liviano (clase 2421)</w:t>
+      </w:r>
+      <w:r>
+        <w:rPr>
+          <w:rFonts w:ascii="Times New Roman" w:hAnsi="Times New Roman" w:cs="Times New Roman"/>
+          <w:color w:val="FF0000"/>
+          <w:lang w:val="es-ES"/>
+        </w:rPr>
+        <w:t xml:space="preserve">, que exige licencia vigente de conductor (categoría 3) y un (1) año de experiencia en la operación de equipo liviano o en la conducción de vehículos livianos, e incluye operar máquina de cortar grama y realizar trabajos de limpieza de calles, carreteras y aceras y de acondicionamiento de terrenos, con esfuerzo físico fuerte y exposición a riesgos máximos; y </w:t>
+      </w:r>
+    </w:p>
+    <w:p>
+      <w:pPr>
+        <w:pStyle w:val="ListParagraph"/>
+        <w:numPr>
+          <w:ilvl w:val="0"/>
+          <w:numId w:val="41"/>
+        </w:numPr>
+        <w:spacing w:before="120" w:after="120"/>
+        <w:contextualSpacing w:val="0"/>
+        <w:rPr>
+          <w:rFonts w:ascii="Times New Roman" w:hAnsi="Times New Roman" w:cs="Times New Roman"/>
+          <w:lang w:val="es-ES"/>
+        </w:rPr>
+      </w:pPr>
+      <w:r>
+        <w:rPr>
+          <w:rFonts w:ascii="Times New Roman" w:hAnsi="Times New Roman" w:cs="Times New Roman"/>
+          <w:color w:val="FF0000"/>
+          <w:u w:val="single"/>
+          <w:lang w:val="es-ES"/>
+        </w:rPr>
+        <w:t>Operador de Equipo Pesado (clase 2423)</w:t>
+      </w:r>
+      <w:r>
+        <w:rPr>
+          <w:rFonts w:ascii="Times New Roman" w:hAnsi="Times New Roman" w:cs="Times New Roman"/>
+          <w:color w:val="FF0000"/>
+          <w:lang w:val="es-ES"/>
+        </w:rPr>
+        <w:t xml:space="preserve">, que exige licencia vigente de conducir vehículos pesados de motor, cuya categoría depende del equipo a operar, y un (1) año de experiencia en la operación de equipo pesado, con esfuerzo físico fuerte. </w:t>
+      </w:r>
+    </w:p>
+    <w:p>
+      <w:pPr>
+        <w:spacing w:after="240"/>
+        <w:ind w:left="1440"/>
+        <w:jc w:val="both"/>
+        <w:rPr>
+          <w:rFonts w:ascii="Times New Roman" w:hAnsi="Times New Roman" w:cs="Times New Roman"/>
+          <w:lang w:val="es-ES"/>
+        </w:rPr>
+      </w:pPr>
+      <w:r>
+        <w:rPr>
+          <w:rFonts w:ascii="Times New Roman" w:hAnsi="Times New Roman" w:cs="Times New Roman"/>
+          <w:lang w:val="es-ES"/>
+          <w:color w:val="FF0000"/>
+        </w:rPr>
+        <w:t xml:space="preserve">El empleado posee únicamente licencia de conductor (categoría 3), por lo que no cumple con el requisito de licencia de las clases 2411, 2413 y 2423, sin que la certificación de operador que presentó sustituya la licencia requerida. En cuanto a la clase 2421 de Operador de Equipo Liviano, </w:t>
+      </w:r>
+      <w:r>
+        <w:rPr>
+          <w:rFonts w:ascii="Times New Roman" w:hAnsi="Times New Roman" w:cs="Times New Roman"/>
+          <w:lang w:val="es-ES"/>
+          <w:color w:val="FF0000"/>
+          <w:strike/>
+        </w:rPr>
+        <w:t xml:space="preserve">aunque el empleado cumple con los requisitos de licencia y de experiencia para conducir un vehículo liviano, al añadir a sus funciones la transportación de compañeros de trabajo, eleva el requerimiento de licencia a categoría a 4, por lo que, tampoco cumple con los requisitos para realizar las funciones esenciales del puesto.</w:t>
+      </w:r>
+      <w:r>
+        <w:rPr>
+          <w:rFonts w:ascii="Times New Roman" w:hAnsi="Times New Roman" w:cs="Times New Roman"/>
+          <w:lang w:val="es-ES"/>
+          <w:color w:val="FF0000"/>
+          <w:u w:val="single"/>
+        </w:rPr>
+        <w:t xml:space="preserve">aunque el empleado cumple con los requisitos de licencia y de experiencia de dicha clase, la función de transportar compañeros de trabajo que el empleado solicita no forma parte de la misma y corresponde a la clase 2411, que exige licencia de Chofer (categoría 4). Además, las funciones esenciales de la clase 2421 exigen esfuerzo físico fuerte, exposición a riesgos máximos y trabajos de limpieza y acondicionamiento de calles y terrenos, incompatibles con las limitaciones certificadas por su médico primario y por el Médico Ocupacional.</w:t>
+      </w:r>
+      <w:r>
+        <w:rPr>
+          <w:rFonts w:ascii="Times New Roman" w:hAnsi="Times New Roman" w:cs="Times New Roman"/>
+          <w:lang w:val="es-ES"/>
+          <w:color w:val="FF0000"/>
+        </w:rPr>
+        <w:t xml:space="preserve"> Por tanto, tomando en consideración los requisitos de los 4 puestos, no existe un puesto vacante en las referidas clases donde se le pueda nombrar como parte de un acomodo razonable. </w:t>
+      </w:r>
+      <w:r>
+        <w:rPr>
+          <w:rFonts w:ascii="Times New Roman" w:hAnsi="Times New Roman" w:cs="Times New Roman"/>
+          <w:lang w:val="es-ES"/>
+          <w:color w:val="FF0000"/>
+          <w:strike/>
+        </w:rPr>
+        <w:t xml:space="preserve">Tampoco, existe</w:t>
+      </w:r>
+      <w:r>
+        <w:rPr>
+          <w:rFonts w:ascii="Times New Roman" w:hAnsi="Times New Roman" w:cs="Times New Roman"/>
+          <w:lang w:val="es-ES"/>
+          <w:color w:val="FF0000"/>
+          <w:u w:val="single"/>
+        </w:rPr>
+        <w:t xml:space="preserve">Tampoco existe</w:t>
+      </w:r>
+      <w:r>
+        <w:rPr>
+          <w:rFonts w:ascii="Times New Roman" w:hAnsi="Times New Roman" w:cs="Times New Roman"/>
+          <w:lang w:val="es-ES"/>
+          <w:color w:val="FF0000"/>
+        </w:rPr>
+        <w:t xml:space="preserve"> suficiente trabajo diario realizando funciones con el tractor, por haberse contratado los servicios de mantenimiento de los parques, según el propio empleado admitió.</w:t>
       </w:r>
     </w:p>
     <w:p>
@@ -1478,36 +4578,47 @@
           <w:lang w:val="es-ES"/>
         </w:rPr>
       </w:pPr>
-      <w:r>
-        <w:rPr>
-          <w:rFonts w:ascii="Times New Roman" w:hAnsi="Times New Roman" w:cs="Times New Roman"/>
-          <w:lang w:val="es-ES"/>
-        </w:rPr>
-        <w:t xml:space="preserve">La </w:t>
-      </w:r>
-      <w:r>
-        <w:rPr>
-          <w:rFonts w:ascii="Times New Roman" w:hAnsi="Times New Roman" w:cs="Times New Roman"/>
+      <w:proofErr w:type="spellStart"/>
+      <w:proofErr w:type="spellEnd"/>
+      <w:proofErr w:type="spellStart"/>
+      <w:proofErr w:type="spellEnd"/>
+      <w:proofErr w:type="spellStart"/>
+      <w:proofErr w:type="spellEnd"/>
+      <w:proofErr w:type="spellStart"/>
+      <w:proofErr w:type="spellEnd"/>
+      <w:proofErr w:type="spellStart"/>
+      <w:proofErr w:type="spellEnd"/>
+      <w:r>
+        <w:rPr>
+          <w:rFonts w:ascii="Times New Roman" w:hAnsi="Times New Roman" w:cs="Times New Roman"/>
+          <w:lang w:val="es-ES"/>
+        </w:rPr>
+        <w:t xml:space="preserve">La Ley Pública </w:t>
+      </w:r>
+      <w:r>
+        <w:rPr>
+          <w:rFonts w:ascii="Times New Roman" w:hAnsi="Times New Roman" w:cs="Times New Roman"/>
+          <w:lang w:val="es-ES"/>
+          <w:color w:val="FF0000"/>
+          <w:strike/>
+        </w:rPr>
+        <w:t xml:space="preserve">Numero</w:t>
+      </w:r>
+      <w:r>
+        <w:rPr>
+          <w:rFonts w:ascii="Times New Roman" w:hAnsi="Times New Roman" w:cs="Times New Roman"/>
+          <w:lang w:val="es-ES"/>
+          <w:color w:val="FF0000"/>
           <w:u w:val="single"/>
-          <w:lang w:val="es-ES"/>
-        </w:rPr>
-        <w:t>Ley Pública Numero 101-336: Americans With Disabilities Act of 1990 (ADA)</w:t>
-      </w:r>
-      <w:r>
-        <w:rPr>
-          <w:rFonts w:ascii="Times New Roman" w:hAnsi="Times New Roman" w:cs="Times New Roman"/>
-          <w:lang w:val="es-ES"/>
-        </w:rPr>
-        <w:t xml:space="preserve">, impone la responsabilidad, dentro del ámbito de lo institucional gubernamental, el deber de gestionar para las personas con impedimentos cualificadas un acomodo razonable en el empleo.  Es decir, que el patrono realice los ajustes o cambios necesarios para que el empleado con impedimento pueda realizar las funciones esenciales del puesto.  </w:t>
-      </w:r>
-      <w:r>
-        <w:rPr>
-          <w:rFonts w:ascii="Times New Roman" w:hAnsi="Times New Roman" w:cs="Times New Roman"/>
-          <w:b/>
-          <w:bCs/>
-          <w:lang w:val="es-ES"/>
-        </w:rPr>
-        <w:t>El empleado debe demostrar que con o sin acomodo razonable puede desempeñar las funciones esenciales de su puesto.</w:t>
+        </w:rPr>
+        <w:t xml:space="preserve">Número</w:t>
+      </w:r>
+      <w:r>
+        <w:rPr>
+          <w:rFonts w:ascii="Times New Roman" w:hAnsi="Times New Roman" w:cs="Times New Roman"/>
+          <w:lang w:val="es-ES"/>
+        </w:rPr>
+        <w:t xml:space="preserve"> 101-336: Americans With Disabilities Act of 1990 (ADA), impone la responsabilidad, dentro del ámbito de lo institucional gubernamental, el deber de gestionar para las personas con impedimentos cualificadas un acomodo razonable en el empleo.  Es decir, que el patrono realice los ajustes o cambios necesarios para que el empleado con impedimento pueda realizar las funciones esenciales del puesto.  El empleado debe demostrar que con o sin acomodo razonable puede desempeñar las funciones esenciales de su puesto.</w:t>
       </w:r>
     </w:p>
     <w:p>
@@ -1548,6 +4659,7 @@
           <w:rFonts w:ascii="Times New Roman" w:hAnsi="Times New Roman" w:cs="Times New Roman"/>
           <w:lang w:val="es-ES"/>
         </w:rPr>
+        <w:lastRenderedPageBreak/>
         <w:t xml:space="preserve">Por su parte, el Artículo 2.054 de la Ley 107-2020, según enmendada, </w:t>
       </w:r>
       <w:r>
@@ -2355,30 +5467,32 @@
           <w:rFonts w:ascii="Times New Roman" w:hAnsi="Times New Roman" w:cs="Times New Roman"/>
           <w:lang w:val="es-ES"/>
         </w:rPr>
-        <w:t xml:space="preserve">Además, los incisos 6, 9, 11, 12 y 13 de la Parte V - Normas Generales, del </w:t>
-      </w:r>
-      <w:r>
-        <w:rPr>
-          <w:rFonts w:ascii="Times New Roman" w:hAnsi="Times New Roman" w:cs="Times New Roman"/>
+        <w:t xml:space="preserve">Además, los incisos 6, 9, 11, 12 y 13 de la Parte V - Normas Generales, del Protocolo para el Manejo de Casos para el Acomodo Razonable en el Empleo del Municipio Autónomo de Toa Alta (en adelante “Protocolo”), </w:t>
+      </w:r>
+      <w:r>
+        <w:rPr>
+          <w:rFonts w:ascii="Times New Roman" w:hAnsi="Times New Roman" w:cs="Times New Roman"/>
+          <w:lang w:val="es-ES"/>
+          <w:color w:val="FF0000"/>
+          <w:strike/>
+        </w:rPr>
+        <w:t xml:space="preserve">dispone que</w:t>
+      </w:r>
+      <w:r>
+        <w:rPr>
+          <w:rFonts w:ascii="Times New Roman" w:hAnsi="Times New Roman" w:cs="Times New Roman"/>
+          <w:lang w:val="es-ES"/>
+          <w:color w:val="FF0000"/>
           <w:u w:val="single"/>
-          <w:lang w:val="es-ES"/>
-        </w:rPr>
-        <w:t>Protocolo para el Manejo de Casos para el Acomodo Razonable en el Empleo del Municipio Autónomo de Toa Alta</w:t>
-      </w:r>
-      <w:r>
-        <w:rPr>
-          <w:rFonts w:ascii="Times New Roman" w:hAnsi="Times New Roman" w:cs="Times New Roman"/>
-          <w:u w:val="single"/>
-          <w:lang w:val="es-ES"/>
-        </w:rPr>
-        <w:t xml:space="preserve"> (en adelante “Protocolo”)</w:t>
-      </w:r>
-      <w:r>
-        <w:rPr>
-          <w:rFonts w:ascii="Times New Roman" w:hAnsi="Times New Roman" w:cs="Times New Roman"/>
-          <w:lang w:val="es-ES"/>
-        </w:rPr>
-        <w:t xml:space="preserve">, dispone que:  </w:t>
+        </w:rPr>
+        <w:t xml:space="preserve">disponen que</w:t>
+      </w:r>
+      <w:r>
+        <w:rPr>
+          <w:rFonts w:ascii="Times New Roman" w:hAnsi="Times New Roman" w:cs="Times New Roman"/>
+          <w:lang w:val="es-ES"/>
+        </w:rPr>
+        <w:t xml:space="preserve">:  </w:t>
       </w:r>
     </w:p>
     <w:p>
@@ -2476,15 +5590,7 @@
           <w:rFonts w:ascii="Times New Roman" w:hAnsi="Times New Roman" w:cs="Times New Roman"/>
           <w:lang w:val="es-ES"/>
         </w:rPr>
-        <w:t xml:space="preserve">El especialista que complete la evaluación médica del solicitante, determinará si la condición es de carácter permanente o parcial temporera. En caso de que la incapacidad </w:t>
-      </w:r>
-      <w:r>
-        <w:rPr>
-          <w:rFonts w:ascii="Times New Roman" w:hAnsi="Times New Roman" w:cs="Times New Roman"/>
-          <w:lang w:val="es-ES"/>
-        </w:rPr>
-        <w:lastRenderedPageBreak/>
-        <w:t xml:space="preserve">sea de carácter temporera, el empleado deberá someterse a un proceso de seguimiento y terminada dicha incapacidad, se le evaluará nuevamente para determinar si aún necesita el acomodo razonable. </w:t>
+        <w:t xml:space="preserve">El especialista que complete la evaluación médica del solicitante, determinará si la condición es de carácter permanente o parcial temporera. En caso de que la incapacidad sea de carácter temporera, el empleado deberá someterse a un proceso de seguimiento y terminada dicha incapacidad, se le evaluará nuevamente para determinar si aún necesita el acomodo razonable. </w:t>
       </w:r>
     </w:p>
     <w:p>
@@ -2659,7 +5765,56 @@
           <w:rFonts w:ascii="Times New Roman" w:hAnsi="Times New Roman" w:cs="Times New Roman"/>
           <w:lang w:val="es-ES"/>
         </w:rPr>
-        <w:t>“El(La) Alcalde (sa) podrá decretar cesantías sin que ello se entienda como destitución, debido a la eliminación de puesto por falta de trabajo o fondos, por reorganización total o parcial del Municipio o cuando se determine que un (a) empleado (a) está física, mental y/o sensorialmente incapacitado (a) para realizar las funciones esenciales del puesto aún habiendo agotado todas las alternativas posibles y no onerosas de acomodo razonable…”</w:t>
+        <w:lastRenderedPageBreak/>
+        <w:t>“</w:t>
+      </w:r>
+      <w:proofErr w:type="gramStart"/>
+      <w:r>
+        <w:rPr>
+          <w:rFonts w:ascii="Times New Roman" w:hAnsi="Times New Roman" w:cs="Times New Roman"/>
+          <w:lang w:val="es-ES"/>
+        </w:rPr>
+        <w:t>El(</w:t>
+      </w:r>
+      <w:proofErr w:type="gramEnd"/>
+      <w:r>
+        <w:rPr>
+          <w:rFonts w:ascii="Times New Roman" w:hAnsi="Times New Roman" w:cs="Times New Roman"/>
+          <w:lang w:val="es-ES"/>
+        </w:rPr>
+        <w:t>La) Alcalde (</w:t>
+      </w:r>
+      <w:proofErr w:type="spellStart"/>
+      <w:r>
+        <w:rPr>
+          <w:rFonts w:ascii="Times New Roman" w:hAnsi="Times New Roman" w:cs="Times New Roman"/>
+          <w:lang w:val="es-ES"/>
+        </w:rPr>
+        <w:t>sa</w:t>
+      </w:r>
+      <w:proofErr w:type="spellEnd"/>
+      <w:r>
+        <w:rPr>
+          <w:rFonts w:ascii="Times New Roman" w:hAnsi="Times New Roman" w:cs="Times New Roman"/>
+          <w:lang w:val="es-ES"/>
+        </w:rPr>
+        <w:t xml:space="preserve">) podrá decretar cesantías sin que ello se entienda como destitución, debido a la eliminación de puesto por falta de trabajo o fondos, por reorganización total o parcial del Municipio o cuando se determine que un (a) empleado (a) está física, mental y/o sensorialmente incapacitado (a) para realizar las funciones esenciales del puesto </w:t>
+      </w:r>
+      <w:proofErr w:type="spellStart"/>
+      <w:r>
+        <w:rPr>
+          <w:rFonts w:ascii="Times New Roman" w:hAnsi="Times New Roman" w:cs="Times New Roman"/>
+          <w:lang w:val="es-ES"/>
+        </w:rPr>
+        <w:t>aún</w:t>
+      </w:r>
+      <w:proofErr w:type="spellEnd"/>
+      <w:r>
+        <w:rPr>
+          <w:rFonts w:ascii="Times New Roman" w:hAnsi="Times New Roman" w:cs="Times New Roman"/>
+          <w:lang w:val="es-ES"/>
+        </w:rPr>
+        <w:t xml:space="preserve"> habiendo agotado todas las alternativas posibles y no onerosas de acomodo razonable…”</w:t>
       </w:r>
     </w:p>
     <w:p>
@@ -2731,7 +5886,39 @@
           <w:rFonts w:ascii="Times New Roman" w:hAnsi="Times New Roman" w:cs="Times New Roman"/>
           <w:lang w:val="es-ES"/>
         </w:rPr>
-        <w:t>“Además, se podrán decretar cesantías:  cuando se determine que un(a) empleado(a) está física, mental y/o sensorialmente incapacitado(a) para desempeñar las funciones esenciales del puestos aún habiendo agotado todas las alternativas posibles y no onerosas de acomodo razonable; y cuando el(la) empleado(a) esté inhabilitado(a) por accidente del trabajo y tratamiento médico en la Corporación del Fondo del Seguro del Estado por un periodo mayor de doce (12) meses ó 360 días desde la fecha del accidente, conforme al Artículo 5A de la Ley Núm. 45 del 18 de abril de 1935, según enmendada, conocida como “Ley de Compensaciones por Accidentes del Trabajo”.</w:t>
+        <w:t xml:space="preserve">“Además, se podrán decretar cesantías:  cuando se determine que un(a) empleado(a) está física, mental y/o sensorialmente incapacitado(a) para desempeñar las funciones esenciales del puestos </w:t>
+      </w:r>
+      <w:proofErr w:type="spellStart"/>
+      <w:r>
+        <w:rPr>
+          <w:rFonts w:ascii="Times New Roman" w:hAnsi="Times New Roman" w:cs="Times New Roman"/>
+          <w:lang w:val="es-ES"/>
+        </w:rPr>
+        <w:t>aún</w:t>
+      </w:r>
+      <w:proofErr w:type="spellEnd"/>
+      <w:r>
+        <w:rPr>
+          <w:rFonts w:ascii="Times New Roman" w:hAnsi="Times New Roman" w:cs="Times New Roman"/>
+          <w:lang w:val="es-ES"/>
+        </w:rPr>
+        <w:t xml:space="preserve"> habiendo agotado todas las alternativas posibles y no onerosas de acomodo razonable; y cuando el(la) empleado(a) esté inhabilitado(a) por accidente del trabajo y tratamiento médico en la Corporación del Fondo del Seguro del Estado por un periodo mayor de doce (12) meses </w:t>
+      </w:r>
+      <w:proofErr w:type="spellStart"/>
+      <w:r>
+        <w:rPr>
+          <w:rFonts w:ascii="Times New Roman" w:hAnsi="Times New Roman" w:cs="Times New Roman"/>
+          <w:lang w:val="es-ES"/>
+        </w:rPr>
+        <w:t>ó</w:t>
+      </w:r>
+      <w:proofErr w:type="spellEnd"/>
+      <w:r>
+        <w:rPr>
+          <w:rFonts w:ascii="Times New Roman" w:hAnsi="Times New Roman" w:cs="Times New Roman"/>
+          <w:lang w:val="es-ES"/>
+        </w:rPr>
+        <w:t xml:space="preserve"> 360 días desde la fecha del accidente, conforme al Artículo 5A de la Ley Núm. 45 del 18 de abril de 1935, según enmendada, conocida como “Ley de Compensaciones por Accidentes del Trabajo”.</w:t>
       </w:r>
     </w:p>
     <w:p>
@@ -2759,22 +5946,32 @@
           <w:rFonts w:ascii="Times New Roman" w:hAnsi="Times New Roman" w:cs="Times New Roman"/>
           <w:lang w:val="es-ES"/>
         </w:rPr>
-        <w:t xml:space="preserve">Por su parte, el Articulo 9.5.6 del </w:t>
-      </w:r>
-      <w:r>
-        <w:rPr>
-          <w:rFonts w:ascii="Times New Roman" w:hAnsi="Times New Roman" w:cs="Times New Roman"/>
+        <w:t xml:space="preserve">Por su parte, el </w:t>
+      </w:r>
+      <w:r>
+        <w:rPr>
+          <w:rFonts w:ascii="Times New Roman" w:hAnsi="Times New Roman" w:cs="Times New Roman"/>
+          <w:lang w:val="es-ES"/>
+          <w:color w:val="FF0000"/>
+          <w:strike/>
+        </w:rPr>
+        <w:t xml:space="preserve">Articulo</w:t>
+      </w:r>
+      <w:r>
+        <w:rPr>
+          <w:rFonts w:ascii="Times New Roman" w:hAnsi="Times New Roman" w:cs="Times New Roman"/>
+          <w:lang w:val="es-ES"/>
+          <w:color w:val="FF0000"/>
           <w:u w:val="single"/>
-          <w:lang w:val="es-ES"/>
-        </w:rPr>
-        <w:t>Reglamento de Personal para el Servicio de Carrera del Municipio de Toa Alta</w:t>
-      </w:r>
-      <w:r>
-        <w:rPr>
-          <w:rFonts w:ascii="Times New Roman" w:hAnsi="Times New Roman" w:cs="Times New Roman"/>
-          <w:lang w:val="es-ES"/>
-        </w:rPr>
-        <w:t xml:space="preserve">, en lo pertinente, dispone que los siguientes elementos de juicio podrán constituir, entre otros, razones para presumir incapacidad física, mental y/o sensorial del (de la) empleado (a) para desempeñar los deberes esenciales de su puesto: </w:t>
+        </w:rPr>
+        <w:t xml:space="preserve">Artículo</w:t>
+      </w:r>
+      <w:r>
+        <w:rPr>
+          <w:rFonts w:ascii="Times New Roman" w:hAnsi="Times New Roman" w:cs="Times New Roman"/>
+          <w:lang w:val="es-ES"/>
+        </w:rPr>
+        <w:t xml:space="preserve"> 9.5.6 del Reglamento de Personal para el Servicio de Carrera del Municipio de Toa Alta, en lo pertinente, dispone que los siguientes elementos de juicio podrán constituir, entre otros, razones para presumir incapacidad física, mental y/o sensorial del (de la) empleado (a) para desempeñar los deberes esenciales de su puesto: </w:t>
       </w:r>
     </w:p>
     <w:p>
@@ -2862,7 +6059,6 @@
           <w:szCs w:val="24"/>
           <w:lang w:val="es-ES"/>
         </w:rPr>
-        <w:lastRenderedPageBreak/>
         <w:t>cambios irracionales en patrones de la conducta.</w:t>
       </w:r>
     </w:p>
@@ -3016,6 +6212,7 @@
         </w:rPr>
         <w:t>quien determinó que el empleado “</w:t>
       </w:r>
+      <w:proofErr w:type="spellStart"/>
       <w:r>
         <w:rPr>
           <w:rFonts w:ascii="Times New Roman" w:hAnsi="Times New Roman" w:cs="Times New Roman"/>
@@ -3023,14 +6220,316 @@
           <w:bCs/>
           <w:lang w:val="es-ES"/>
         </w:rPr>
-        <w:t>is not qualified to work as an employee of the Autonomous Municipality of Toa Alta</w:t>
-      </w:r>
-      <w:r>
-        <w:rPr>
-          <w:rFonts w:ascii="Times New Roman" w:hAnsi="Times New Roman" w:cs="Times New Roman"/>
-          <w:lang w:val="es-ES"/>
-        </w:rPr>
-        <w:t>” y que sus condiciones “may progress and become disabling”</w:t>
+        <w:t>is</w:t>
+      </w:r>
+      <w:proofErr w:type="spellEnd"/>
+      <w:r>
+        <w:rPr>
+          <w:rFonts w:ascii="Times New Roman" w:hAnsi="Times New Roman" w:cs="Times New Roman"/>
+          <w:b/>
+          <w:bCs/>
+          <w:lang w:val="es-ES"/>
+        </w:rPr>
+        <w:t xml:space="preserve"> </w:t>
+      </w:r>
+      <w:proofErr w:type="spellStart"/>
+      <w:r>
+        <w:rPr>
+          <w:rFonts w:ascii="Times New Roman" w:hAnsi="Times New Roman" w:cs="Times New Roman"/>
+          <w:b/>
+          <w:bCs/>
+          <w:lang w:val="es-ES"/>
+        </w:rPr>
+        <w:t>not</w:t>
+      </w:r>
+      <w:proofErr w:type="spellEnd"/>
+      <w:r>
+        <w:rPr>
+          <w:rFonts w:ascii="Times New Roman" w:hAnsi="Times New Roman" w:cs="Times New Roman"/>
+          <w:b/>
+          <w:bCs/>
+          <w:lang w:val="es-ES"/>
+        </w:rPr>
+        <w:t xml:space="preserve"> </w:t>
+      </w:r>
+      <w:proofErr w:type="spellStart"/>
+      <w:r>
+        <w:rPr>
+          <w:rFonts w:ascii="Times New Roman" w:hAnsi="Times New Roman" w:cs="Times New Roman"/>
+          <w:b/>
+          <w:bCs/>
+          <w:lang w:val="es-ES"/>
+        </w:rPr>
+        <w:t>qualified</w:t>
+      </w:r>
+      <w:proofErr w:type="spellEnd"/>
+      <w:r>
+        <w:rPr>
+          <w:rFonts w:ascii="Times New Roman" w:hAnsi="Times New Roman" w:cs="Times New Roman"/>
+          <w:b/>
+          <w:bCs/>
+          <w:lang w:val="es-ES"/>
+        </w:rPr>
+        <w:t xml:space="preserve"> </w:t>
+      </w:r>
+      <w:proofErr w:type="spellStart"/>
+      <w:r>
+        <w:rPr>
+          <w:rFonts w:ascii="Times New Roman" w:hAnsi="Times New Roman" w:cs="Times New Roman"/>
+          <w:b/>
+          <w:bCs/>
+          <w:lang w:val="es-ES"/>
+        </w:rPr>
+        <w:t>to</w:t>
+      </w:r>
+      <w:proofErr w:type="spellEnd"/>
+      <w:r>
+        <w:rPr>
+          <w:rFonts w:ascii="Times New Roman" w:hAnsi="Times New Roman" w:cs="Times New Roman"/>
+          <w:b/>
+          <w:bCs/>
+          <w:lang w:val="es-ES"/>
+        </w:rPr>
+        <w:t xml:space="preserve"> </w:t>
+      </w:r>
+      <w:proofErr w:type="spellStart"/>
+      <w:r>
+        <w:rPr>
+          <w:rFonts w:ascii="Times New Roman" w:hAnsi="Times New Roman" w:cs="Times New Roman"/>
+          <w:b/>
+          <w:bCs/>
+          <w:lang w:val="es-ES"/>
+        </w:rPr>
+        <w:t>work</w:t>
+      </w:r>
+      <w:proofErr w:type="spellEnd"/>
+      <w:r>
+        <w:rPr>
+          <w:rFonts w:ascii="Times New Roman" w:hAnsi="Times New Roman" w:cs="Times New Roman"/>
+          <w:b/>
+          <w:bCs/>
+          <w:lang w:val="es-ES"/>
+        </w:rPr>
+        <w:t xml:space="preserve"> as </w:t>
+      </w:r>
+      <w:proofErr w:type="spellStart"/>
+      <w:r>
+        <w:rPr>
+          <w:rFonts w:ascii="Times New Roman" w:hAnsi="Times New Roman" w:cs="Times New Roman"/>
+          <w:b/>
+          <w:bCs/>
+          <w:lang w:val="es-ES"/>
+        </w:rPr>
+        <w:t>an</w:t>
+      </w:r>
+      <w:proofErr w:type="spellEnd"/>
+      <w:r>
+        <w:rPr>
+          <w:rFonts w:ascii="Times New Roman" w:hAnsi="Times New Roman" w:cs="Times New Roman"/>
+          <w:b/>
+          <w:bCs/>
+          <w:lang w:val="es-ES"/>
+        </w:rPr>
+        <w:t xml:space="preserve"> </w:t>
+      </w:r>
+      <w:proofErr w:type="spellStart"/>
+      <w:r>
+        <w:rPr>
+          <w:rFonts w:ascii="Times New Roman" w:hAnsi="Times New Roman" w:cs="Times New Roman"/>
+          <w:b/>
+          <w:bCs/>
+          <w:lang w:val="es-ES"/>
+        </w:rPr>
+        <w:t>employee</w:t>
+      </w:r>
+      <w:proofErr w:type="spellEnd"/>
+      <w:r>
+        <w:rPr>
+          <w:rFonts w:ascii="Times New Roman" w:hAnsi="Times New Roman" w:cs="Times New Roman"/>
+          <w:b/>
+          <w:bCs/>
+          <w:lang w:val="es-ES"/>
+        </w:rPr>
+        <w:t xml:space="preserve"> </w:t>
+      </w:r>
+      <w:proofErr w:type="spellStart"/>
+      <w:r>
+        <w:rPr>
+          <w:rFonts w:ascii="Times New Roman" w:hAnsi="Times New Roman" w:cs="Times New Roman"/>
+          <w:b/>
+          <w:bCs/>
+          <w:lang w:val="es-ES"/>
+        </w:rPr>
+        <w:t>of</w:t>
+      </w:r>
+      <w:proofErr w:type="spellEnd"/>
+      <w:r>
+        <w:rPr>
+          <w:rFonts w:ascii="Times New Roman" w:hAnsi="Times New Roman" w:cs="Times New Roman"/>
+          <w:b/>
+          <w:bCs/>
+          <w:lang w:val="es-ES"/>
+        </w:rPr>
+        <w:t xml:space="preserve"> </w:t>
+      </w:r>
+      <w:proofErr w:type="spellStart"/>
+      <w:r>
+        <w:rPr>
+          <w:rFonts w:ascii="Times New Roman" w:hAnsi="Times New Roman" w:cs="Times New Roman"/>
+          <w:b/>
+          <w:bCs/>
+          <w:lang w:val="es-ES"/>
+        </w:rPr>
+        <w:t>the</w:t>
+      </w:r>
+      <w:proofErr w:type="spellEnd"/>
+      <w:r>
+        <w:rPr>
+          <w:rFonts w:ascii="Times New Roman" w:hAnsi="Times New Roman" w:cs="Times New Roman"/>
+          <w:b/>
+          <w:bCs/>
+          <w:lang w:val="es-ES"/>
+        </w:rPr>
+        <w:t xml:space="preserve"> </w:t>
+      </w:r>
+      <w:proofErr w:type="spellStart"/>
+      <w:r>
+        <w:rPr>
+          <w:rFonts w:ascii="Times New Roman" w:hAnsi="Times New Roman" w:cs="Times New Roman"/>
+          <w:b/>
+          <w:bCs/>
+          <w:lang w:val="es-ES"/>
+        </w:rPr>
+        <w:t>Autonomous</w:t>
+      </w:r>
+      <w:proofErr w:type="spellEnd"/>
+      <w:r>
+        <w:rPr>
+          <w:rFonts w:ascii="Times New Roman" w:hAnsi="Times New Roman" w:cs="Times New Roman"/>
+          <w:b/>
+          <w:bCs/>
+          <w:lang w:val="es-ES"/>
+        </w:rPr>
+        <w:t xml:space="preserve"> </w:t>
+      </w:r>
+      <w:proofErr w:type="spellStart"/>
+      <w:r>
+        <w:rPr>
+          <w:rFonts w:ascii="Times New Roman" w:hAnsi="Times New Roman" w:cs="Times New Roman"/>
+          <w:b/>
+          <w:bCs/>
+          <w:lang w:val="es-ES"/>
+        </w:rPr>
+        <w:t>Municipality</w:t>
+      </w:r>
+      <w:proofErr w:type="spellEnd"/>
+      <w:r>
+        <w:rPr>
+          <w:rFonts w:ascii="Times New Roman" w:hAnsi="Times New Roman" w:cs="Times New Roman"/>
+          <w:b/>
+          <w:bCs/>
+          <w:lang w:val="es-ES"/>
+        </w:rPr>
+        <w:t xml:space="preserve"> </w:t>
+      </w:r>
+      <w:proofErr w:type="spellStart"/>
+      <w:r>
+        <w:rPr>
+          <w:rFonts w:ascii="Times New Roman" w:hAnsi="Times New Roman" w:cs="Times New Roman"/>
+          <w:b/>
+          <w:bCs/>
+          <w:lang w:val="es-ES"/>
+        </w:rPr>
+        <w:t>of</w:t>
+      </w:r>
+      <w:proofErr w:type="spellEnd"/>
+      <w:r>
+        <w:rPr>
+          <w:rFonts w:ascii="Times New Roman" w:hAnsi="Times New Roman" w:cs="Times New Roman"/>
+          <w:b/>
+          <w:bCs/>
+          <w:lang w:val="es-ES"/>
+        </w:rPr>
+        <w:t xml:space="preserve"> Toa Alta</w:t>
+      </w:r>
+      <w:r>
+        <w:rPr>
+          <w:rFonts w:ascii="Times New Roman" w:hAnsi="Times New Roman" w:cs="Times New Roman"/>
+          <w:lang w:val="es-ES"/>
+        </w:rPr>
+        <w:t>” y que sus condiciones “</w:t>
+      </w:r>
+      <w:proofErr w:type="spellStart"/>
+      <w:r>
+        <w:rPr>
+          <w:rFonts w:ascii="Times New Roman" w:hAnsi="Times New Roman" w:cs="Times New Roman"/>
+          <w:lang w:val="es-ES"/>
+        </w:rPr>
+        <w:t>may</w:t>
+      </w:r>
+      <w:proofErr w:type="spellEnd"/>
+      <w:r>
+        <w:rPr>
+          <w:rFonts w:ascii="Times New Roman" w:hAnsi="Times New Roman" w:cs="Times New Roman"/>
+          <w:lang w:val="es-ES"/>
+        </w:rPr>
+        <w:t xml:space="preserve"> </w:t>
+      </w:r>
+      <w:proofErr w:type="spellStart"/>
+      <w:r>
+        <w:rPr>
+          <w:rFonts w:ascii="Times New Roman" w:hAnsi="Times New Roman" w:cs="Times New Roman"/>
+          <w:lang w:val="es-ES"/>
+        </w:rPr>
+        <w:t>progress</w:t>
+      </w:r>
+      <w:proofErr w:type="spellEnd"/>
+      <w:r>
+        <w:rPr>
+          <w:rFonts w:ascii="Times New Roman" w:hAnsi="Times New Roman" w:cs="Times New Roman"/>
+          <w:lang w:val="es-ES"/>
+        </w:rPr>
+        <w:t xml:space="preserve"> </w:t>
+      </w:r>
+      <w:r>
+        <w:rPr>
+          <w:rFonts w:ascii="Times New Roman" w:hAnsi="Times New Roman" w:cs="Times New Roman"/>
+          <w:lang w:val="es-ES"/>
+        </w:rPr>
+        <w:lastRenderedPageBreak/>
+        <w:t xml:space="preserve">and </w:t>
+      </w:r>
+      <w:proofErr w:type="spellStart"/>
+      <w:r>
+        <w:rPr>
+          <w:rFonts w:ascii="Times New Roman" w:hAnsi="Times New Roman" w:cs="Times New Roman"/>
+          <w:lang w:val="es-ES"/>
+        </w:rPr>
+        <w:t>become</w:t>
+      </w:r>
+      <w:proofErr w:type="spellEnd"/>
+      <w:r>
+        <w:rPr>
+          <w:rFonts w:ascii="Times New Roman" w:hAnsi="Times New Roman" w:cs="Times New Roman"/>
+          <w:lang w:val="es-ES"/>
+        </w:rPr>
+        <w:t xml:space="preserve"> </w:t>
+      </w:r>
+      <w:proofErr w:type="spellStart"/>
+      <w:r>
+        <w:rPr>
+          <w:rFonts w:ascii="Times New Roman" w:hAnsi="Times New Roman" w:cs="Times New Roman"/>
+          <w:lang w:val="es-ES"/>
+        </w:rPr>
+        <w:t>disabling</w:t>
+      </w:r>
+      <w:proofErr w:type="spellEnd"/>
+      <w:r>
+        <w:rPr>
+          <w:rFonts w:ascii="Times New Roman" w:hAnsi="Times New Roman" w:cs="Times New Roman"/>
+          <w:lang w:val="es-ES"/>
+        </w:rPr>
+        <w:t>”</w:t>
       </w:r>
       <w:r>
         <w:rPr>
@@ -3127,7 +6626,39 @@
           <w:rFonts w:ascii="Times New Roman" w:hAnsi="Times New Roman" w:cs="Times New Roman"/>
           <w:lang w:val="es-ES"/>
         </w:rPr>
-        <w:t xml:space="preserve">, relevándolo del uso del “blower” y del “trimmer” y asignándole la conducción del tractor y funciones de rastrillo. Sin embargo, el propio empleado manifestó que tampoco podía realizar las tareas de rastrillo y carretón, negándose a ejecutarlas. </w:t>
+        <w:t>, relevándolo del uso del “</w:t>
+      </w:r>
+      <w:proofErr w:type="spellStart"/>
+      <w:r>
+        <w:rPr>
+          <w:rFonts w:ascii="Times New Roman" w:hAnsi="Times New Roman" w:cs="Times New Roman"/>
+          <w:lang w:val="es-ES"/>
+        </w:rPr>
+        <w:t>blower</w:t>
+      </w:r>
+      <w:proofErr w:type="spellEnd"/>
+      <w:r>
+        <w:rPr>
+          <w:rFonts w:ascii="Times New Roman" w:hAnsi="Times New Roman" w:cs="Times New Roman"/>
+          <w:lang w:val="es-ES"/>
+        </w:rPr>
+        <w:t>” y del “</w:t>
+      </w:r>
+      <w:proofErr w:type="spellStart"/>
+      <w:r>
+        <w:rPr>
+          <w:rFonts w:ascii="Times New Roman" w:hAnsi="Times New Roman" w:cs="Times New Roman"/>
+          <w:lang w:val="es-ES"/>
+        </w:rPr>
+        <w:t>trimmer</w:t>
+      </w:r>
+      <w:proofErr w:type="spellEnd"/>
+      <w:r>
+        <w:rPr>
+          <w:rFonts w:ascii="Times New Roman" w:hAnsi="Times New Roman" w:cs="Times New Roman"/>
+          <w:lang w:val="es-ES"/>
+        </w:rPr>
+        <w:t xml:space="preserve">” y asignándole la conducción del tractor y funciones de rastrillo. Sin embargo, el propio empleado manifestó que tampoco podía realizar las tareas de rastrillo y carretón, negándose a ejecutarlas. </w:t>
       </w:r>
     </w:p>
     <w:p>
@@ -3149,13 +6680,73 @@
           <w:lang w:val="es-ES"/>
         </w:rPr>
       </w:pPr>
+      <w:proofErr w:type="spellStart"/>
+      <w:proofErr w:type="spellEnd"/>
+      <w:proofErr w:type="spellStart"/>
+      <w:proofErr w:type="spellEnd"/>
+      <w:proofErr w:type="spellStart"/>
+      <w:proofErr w:type="spellEnd"/>
+      <w:proofErr w:type="spellStart"/>
+      <w:proofErr w:type="spellEnd"/>
       <w:r>
         <w:rPr>
           <w:rFonts w:ascii="Times New Roman" w:hAnsi="Times New Roman" w:cs="Times New Roman"/>
           <w:lang w:val="es-ES"/>
           <w:color w:val="FF0000"/>
         </w:rPr>
-        <w:t xml:space="preserve">En la vista, el empleado solicitó como acomodo que se le asignara conducir un vehículo de motor (chofer). Sin embargo, dicha función no forma parte de las funciones esenciales de la especificación de clase del puesto de Trabajador, y el empleado no cualifica para las clases de puesto de conducción y operación de equipo consideradas por el Municipio: carece de la licencia de Chofer (categoría 4) que exige la clase Conductor(a) de Vehículos Livianos de Motor —que corresponde a transportar pasajeros en asuntos oficiales— y de la licencia de conducir vehículos pesados de motor que exigen las clases Conductor(a) de Vehículos Pesados de Motor —que corresponde a transportar trabajadores al área de trabajo— y Operador(a) de Equipo Pesado, pues posee únicamente licencia de conductor (categoría 3), sin que la “Operator Certification” que presentó en la vista supla dicho requisito. Por tanto, el Municipio está impedido en derecho de conceder dicha solicitud. Las demás alternativas planteadas por el empleado tampoco resultan viables: aunque el empleado cumple con los requisitos de licencia y experiencia de la clase Operador(a) de Equipo Liviano, las funciones esenciales de esa clase requieren esfuerzo físico fuerte y trabajos de limpieza y acondicionamiento de calles y terrenos que sus limitaciones médicas no le permiten realizar; la operación del tractor cortagrama es esporádica y no constituye trabajo disponible diariamente, por haberse privatizado el mantenimiento de los parques; la operación de un “rolo” requiere licencia de conducir vehículos pesados de motor de la que el empleado carece; su integración a la brigada con un tractor desplazaría a otro empleado, lo que el propio compareciente indicó no interesar; y las funciones administrativas que el Médico Ocupacional mencionó “if possible” presuponen la existencia de un puesto vacante compatible con sus limitaciones para el cual el empleado cualifique conforme a su preparación académica y experiencia, el cual no existe al presente.</w:t>
+        <w:t xml:space="preserve">En la vista, el empleado solicitó como acomodo que se le asignara conducir un vehículo de motor (chofer). Sin embargo, dicha función no forma parte de las funciones esenciales de la especificación de clase del puesto de Trabajador, y el empleado no cualifica para las clases de puesto de conducción y operación de equipo consideradas por el Municipio: carece de la licencia de Chofer (categoría 4) que exige la clase Conductor(a) de Vehículos Livianos de Motor, que corresponde a transportar pasajeros en asuntos oficiales, y de la licencia de conducir vehículos pesados de motor que exigen las clases Conductor(a) de Vehículos Pesados de Motor, que corresponde a transportar trabajadores al área de trabajo, y Operador(a) de Equipo Pesado, pues posee únicamente licencia de conductor (categoría 3), sin que la “Operator Certification” que presentó en la vista supla dicho requisito. </w:t>
+      </w:r>
+      <w:r>
+        <w:rPr>
+          <w:rFonts w:ascii="Times New Roman" w:hAnsi="Times New Roman" w:cs="Times New Roman"/>
+          <w:lang w:val="es-ES"/>
+          <w:color w:val="FF0000"/>
+          <w:strike/>
+        </w:rPr>
+        <w:t xml:space="preserve">Las funciones de transportar a los compañeros elevan el requisito de licencia a categoría 4.</w:t>
+      </w:r>
+      <w:r>
+        <w:rPr>
+          <w:rFonts w:ascii="Times New Roman" w:hAnsi="Times New Roman" w:cs="Times New Roman"/>
+          <w:lang w:val="es-ES"/>
+          <w:color w:val="FF0000"/>
+          <w:u w:val="single"/>
+        </w:rPr>
+        <w:t xml:space="preserve">La función de transportar pasajeros o compañeros de trabajo corresponde a la clase Conductor(a) de Vehículos Livianos de Motor y exige licencia de Chofer (categoría 4).</w:t>
+      </w:r>
+      <w:r>
+        <w:rPr>
+          <w:rFonts w:ascii="Times New Roman" w:hAnsi="Times New Roman" w:cs="Times New Roman"/>
+          <w:lang w:val="es-ES"/>
+          <w:color w:val="FF0000"/>
+        </w:rPr>
+        <w:t xml:space="preserve"> Por tanto, el Municipio está impedido en derecho de conceder dicha solicitud. Las demás alternativas planteadas por el empleado tampoco resultan viables, ya que aunque el empleado cumple con los requisitos de licencia y experiencia de la clase Operador(a) de Equipo Liviano, las funciones esenciales de esa clase requieren esfuerzo físico fuerte y trabajos de limpieza y acondicionamiento de calles y terrenos que sus limitaciones médicas no le permiten realizar; la operación del tractor para cortar grama es esporádica y no constituye trabajo disponible diariamente, por haberse privatizado el mantenimiento de los parques; la operación de un “rolo” requiere licencia de conducir vehículos pesados de motor de la que el empleado carece; </w:t>
+      </w:r>
+      <w:r>
+        <w:rPr>
+          <w:rFonts w:ascii="Times New Roman" w:hAnsi="Times New Roman" w:cs="Times New Roman"/>
+          <w:lang w:val="es-ES"/>
+          <w:color w:val="FF0000"/>
+          <w:strike/>
+        </w:rPr>
+        <w:t xml:space="preserve">y las funciones administrativas que el Médico Ocupacional mencionó</w:t>
+      </w:r>
+      <w:r>
+        <w:rPr>
+          <w:rFonts w:ascii="Times New Roman" w:hAnsi="Times New Roman" w:cs="Times New Roman"/>
+          <w:lang w:val="es-ES"/>
+          <w:color w:val="FF0000"/>
+          <w:u w:val="single"/>
+        </w:rPr>
+        <w:t xml:space="preserve">su integración a la brigada de tractores no constituye un puesto vacante y desplazaría a otro empleado, lo que el propio compareciente indicó no interesar; y las funciones administrativas que el Médico Ocupacional mencionó</w:t>
+      </w:r>
+      <w:r>
+        <w:rPr>
+          <w:rFonts w:ascii="Times New Roman" w:hAnsi="Times New Roman" w:cs="Times New Roman"/>
+          <w:lang w:val="es-ES"/>
+          <w:color w:val="FF0000"/>
+        </w:rPr>
+        <w:t xml:space="preserve"> “if possible” presuponen la existencia de un puesto vacante compatible con sus limitaciones para el cual el empleado cualifique conforme a su preparación académica y experiencia, el cual no existe al presente.</w:t>
       </w:r>
     </w:p>
     <w:p>
@@ -3180,6 +6771,38 @@
           <w:lang w:val="es-ES"/>
         </w:rPr>
       </w:pPr>
+      <w:r>
+        <w:rPr>
+          <w:rFonts w:ascii="Times New Roman" w:hAnsi="Times New Roman" w:cs="Times New Roman"/>
+          <w:lang w:val="es-ES"/>
+        </w:rPr>
+        <w:t xml:space="preserve">A ello se suma que su propio médico primario certificó que no puede permanecer mucho tiempo de pie ni cargar peso mayor de quince (15) libras, y que el empleado admitió en la vista no poder levantar </w:t>
+      </w:r>
+      <w:r>
+        <w:rPr>
+          <w:rFonts w:ascii="Times New Roman" w:hAnsi="Times New Roman" w:cs="Times New Roman"/>
+          <w:lang w:val="es-ES"/>
+          <w:color w:val="FF0000"/>
+          <w:strike/>
+        </w:rPr>
+        <w:t xml:space="preserve">peso alguno</w:t>
+      </w:r>
+      <w:r>
+        <w:rPr>
+          <w:rFonts w:ascii="Times New Roman" w:hAnsi="Times New Roman" w:cs="Times New Roman"/>
+          <w:lang w:val="es-ES"/>
+          <w:color w:val="FF0000"/>
+          <w:u w:val="single"/>
+        </w:rPr>
+        <w:t xml:space="preserve">peso considerable</w:t>
+      </w:r>
+      <w:r>
+        <w:rPr>
+          <w:rFonts w:ascii="Times New Roman" w:hAnsi="Times New Roman" w:cs="Times New Roman"/>
+          <w:lang w:val="es-ES"/>
+        </w:rPr>
+        <w:t xml:space="preserve">.</w:t>
+      </w:r>
     </w:p>
     <w:p>
       <w:pPr>
@@ -3197,15 +6820,49 @@
         <w:jc w:val="both"/>
         <w:rPr>
           <w:rFonts w:ascii="Times New Roman" w:hAnsi="Times New Roman" w:cs="Times New Roman"/>
-          <w:lang w:val="es-ES"/>
-        </w:rPr>
-      </w:pPr>
-      <w:r>
-        <w:rPr>
-          <w:rFonts w:ascii="Times New Roman" w:hAnsi="Times New Roman" w:cs="Times New Roman"/>
-          <w:lang w:val="es-ES"/>
-        </w:rPr>
-        <w:t xml:space="preserve">A ello se suma que su propio médico primario certificó que no puede permanecer mucho tiempo de pie ni cargar peso mayor de quince (15) libras, y que el empleado admitió en la vista no poder levantar peso alguno.</w:t>
+          <w:color w:val="000000" w:themeColor="text1"/>
+          <w:lang w:val="es-ES"/>
+        </w:rPr>
+      </w:pPr>
+      <w:proofErr w:type="spellStart"/>
+      <w:proofErr w:type="spellEnd"/>
+      <w:proofErr w:type="spellStart"/>
+      <w:proofErr w:type="spellEnd"/>
+      <w:proofErr w:type="spellStart"/>
+      <w:proofErr w:type="spellEnd"/>
+      <w:proofErr w:type="gramStart"/>
+      <w:proofErr w:type="gramEnd"/>
+      <w:r>
+        <w:rPr>
+          <w:rFonts w:ascii="Times New Roman" w:hAnsi="Times New Roman" w:cs="Times New Roman"/>
+          <w:lang w:val="es-ES"/>
+        </w:rPr>
+        <w:t xml:space="preserve">Cabe destacar que el propio empleado admitió en la vista administrativa informal, según su transcripción verbatim, que el Municipio le concedió varios acomodos razonables, el retiro del uso del “blower” y del “trimmer” y la asignación de conducir el tractor, y, además, admitió reiteradamente que no puede desempeñar las funciones esenciales de su puesto, al expresar, entre otras cosas: “yo no puedo, yo no”; “ya yo no aguanto”; y </w:t>
+      </w:r>
+      <w:r>
+        <w:rPr>
+          <w:rFonts w:ascii="Times New Roman" w:hAnsi="Times New Roman" w:cs="Times New Roman"/>
+          <w:lang w:val="es-ES"/>
+          <w:color w:val="FF0000"/>
+          <w:strike/>
+        </w:rPr>
+        <w:t xml:space="preserve">“yo no puedo ya seguir[…]. “ya no aguanto la espalda”</w:t>
+      </w:r>
+      <w:r>
+        <w:rPr>
+          <w:rFonts w:ascii="Times New Roman" w:hAnsi="Times New Roman" w:cs="Times New Roman"/>
+          <w:lang w:val="es-ES"/>
+          <w:color w:val="FF0000"/>
+          <w:u w:val="single"/>
+        </w:rPr>
+        <w:t xml:space="preserve">“yo no puedo ya seguir[…]”; y “Me ya no aguanto espalda”</w:t>
+      </w:r>
+      <w:r>
+        <w:rPr>
+          <w:rFonts w:ascii="Times New Roman" w:hAnsi="Times New Roman" w:cs="Times New Roman"/>
+          <w:lang w:val="es-ES"/>
+        </w:rPr>
+        <w:t xml:space="preserve">. Dichas admisiones, unidas a la evidencia médica del Médico Ocupacional y del médico primario del empleado, sostienen la determinación de incapacidad para desempeñar las funciones esenciales del puesto, con o sin acomodo razonable.</w:t>
       </w:r>
     </w:p>
     <w:p>
@@ -3224,156 +6881,39 @@
         <w:jc w:val="both"/>
         <w:rPr>
           <w:rFonts w:ascii="Times New Roman" w:hAnsi="Times New Roman" w:cs="Times New Roman"/>
-          <w:color w:val="000000" w:themeColor="text1"/>
-          <w:lang w:val="es-ES"/>
-        </w:rPr>
-      </w:pPr>
-      <w:r>
-        <w:rPr>
-          <w:rFonts w:ascii="Times New Roman" w:hAnsi="Times New Roman" w:cs="Times New Roman"/>
-          <w:color w:val="000000" w:themeColor="text1"/>
-          <w:lang w:val="es-ES"/>
-        </w:rPr>
-        <w:t xml:space="preserve">Cabe destacar que el propio empleado admitió en la vista administrativa informal, según su transcripción verbatim, que el Municipio le concedió </w:t>
-      </w:r>
-      <w:r>
-        <w:rPr>
-          <w:rFonts w:ascii="Times New Roman" w:hAnsi="Times New Roman" w:cs="Times New Roman"/>
-          <w:color w:val="000000" w:themeColor="text1"/>
-          <w:lang w:val="es-ES"/>
-        </w:rPr>
-        <w:t>varios</w:t>
-      </w:r>
-      <w:r>
-        <w:rPr>
-          <w:rFonts w:ascii="Times New Roman" w:hAnsi="Times New Roman" w:cs="Times New Roman"/>
-          <w:color w:val="000000" w:themeColor="text1"/>
-          <w:lang w:val="es-ES"/>
-        </w:rPr>
-        <w:t xml:space="preserve"> acomodo</w:t>
-      </w:r>
-      <w:r>
-        <w:rPr>
-          <w:rFonts w:ascii="Times New Roman" w:hAnsi="Times New Roman" w:cs="Times New Roman"/>
-          <w:color w:val="000000" w:themeColor="text1"/>
-          <w:lang w:val="es-ES"/>
-        </w:rPr>
-        <w:t>s</w:t>
-      </w:r>
-      <w:r>
-        <w:rPr>
-          <w:rFonts w:ascii="Times New Roman" w:hAnsi="Times New Roman" w:cs="Times New Roman"/>
-          <w:color w:val="000000" w:themeColor="text1"/>
-          <w:lang w:val="es-ES"/>
-        </w:rPr>
-        <w:t xml:space="preserve"> razonable</w:t>
-      </w:r>
-      <w:r>
-        <w:rPr>
-          <w:rFonts w:ascii="Times New Roman" w:hAnsi="Times New Roman" w:cs="Times New Roman"/>
-          <w:color w:val="000000" w:themeColor="text1"/>
-          <w:lang w:val="es-ES"/>
-        </w:rPr>
-        <w:t>s,</w:t>
-      </w:r>
-      <w:r>
-        <w:rPr>
-          <w:rFonts w:ascii="Times New Roman" w:hAnsi="Times New Roman" w:cs="Times New Roman"/>
-          <w:color w:val="000000" w:themeColor="text1"/>
-          <w:lang w:val="es-ES"/>
-        </w:rPr>
-        <w:t xml:space="preserve"> el retiro del uso del “blower” y del “trimmer” y la asignación de conducir el tractor</w:t>
-      </w:r>
-      <w:r>
-        <w:rPr>
-          <w:rFonts w:ascii="Times New Roman" w:hAnsi="Times New Roman" w:cs="Times New Roman"/>
-          <w:color w:val="000000" w:themeColor="text1"/>
-          <w:lang w:val="es-ES"/>
-        </w:rPr>
-        <w:t>,</w:t>
-      </w:r>
-      <w:r>
-        <w:rPr>
-          <w:rFonts w:ascii="Times New Roman" w:hAnsi="Times New Roman" w:cs="Times New Roman"/>
-          <w:color w:val="000000" w:themeColor="text1"/>
-          <w:lang w:val="es-ES"/>
-        </w:rPr>
-        <w:t xml:space="preserve"> y, además, admitió reiteradamente que no puede desempeñar las funciones esenciales de su puesto, al expresar, entre otras cosas: “yo no puedo, yo no”; “ya yo no aguanto”; y “yo no puedo ya seguir[…].</w:t>
-      </w:r>
-      <w:r>
-        <w:rPr>
-          <w:rFonts w:ascii="Times New Roman" w:hAnsi="Times New Roman" w:cs="Times New Roman"/>
-          <w:color w:val="000000" w:themeColor="text1"/>
-          <w:lang w:val="es-ES"/>
-        </w:rPr>
-        <w:t xml:space="preserve"> “</w:t>
-      </w:r>
-      <w:r>
-        <w:rPr>
-          <w:rFonts w:ascii="Times New Roman" w:hAnsi="Times New Roman" w:cs="Times New Roman"/>
-          <w:color w:val="000000" w:themeColor="text1"/>
-          <w:lang w:val="es-ES"/>
-        </w:rPr>
-        <w:t>ya no aguanto</w:t>
-      </w:r>
-      <w:r>
-        <w:rPr>
-          <w:rFonts w:ascii="Times New Roman" w:hAnsi="Times New Roman" w:cs="Times New Roman"/>
-          <w:color w:val="000000" w:themeColor="text1"/>
-          <w:lang w:val="es-ES"/>
-        </w:rPr>
-        <w:t xml:space="preserve"> la</w:t>
-      </w:r>
-      <w:r>
-        <w:rPr>
-          <w:rFonts w:ascii="Times New Roman" w:hAnsi="Times New Roman" w:cs="Times New Roman"/>
-          <w:color w:val="000000" w:themeColor="text1"/>
-          <w:lang w:val="es-ES"/>
-        </w:rPr>
-        <w:t xml:space="preserve"> espalda</w:t>
-      </w:r>
-      <w:r>
-        <w:rPr>
-          <w:rFonts w:ascii="Times New Roman" w:hAnsi="Times New Roman" w:cs="Times New Roman"/>
-          <w:color w:val="000000" w:themeColor="text1"/>
-          <w:lang w:val="es-ES"/>
-        </w:rPr>
-        <w:t>”</w:t>
-      </w:r>
-      <w:r>
-        <w:rPr>
-          <w:rFonts w:ascii="Times New Roman" w:hAnsi="Times New Roman" w:cs="Times New Roman"/>
-          <w:color w:val="000000" w:themeColor="text1"/>
-          <w:lang w:val="es-ES"/>
-        </w:rPr>
-        <w:t>. Dichas admisiones, unidas a la evidencia médica del Médico Ocupacional y del médico primario del empleado, sostienen la determinación de incapacidad para desempeñar las funciones esenciales del puesto, con o sin acomodo razonable.</w:t>
-      </w:r>
-    </w:p>
-    <w:p>
-      <w:pPr>
-        <w:contextualSpacing/>
-        <w:jc w:val="both"/>
-        <w:rPr>
-          <w:rFonts w:ascii="Times New Roman" w:hAnsi="Times New Roman" w:cs="Times New Roman"/>
-          <w:lang w:val="es-ES"/>
-        </w:rPr>
-      </w:pPr>
-    </w:p>
-    <w:p>
-      <w:pPr>
-        <w:contextualSpacing/>
-        <w:jc w:val="both"/>
-        <w:rPr>
-          <w:rFonts w:ascii="Times New Roman" w:hAnsi="Times New Roman" w:cs="Times New Roman"/>
-          <w:lang w:val="es-ES"/>
-        </w:rPr>
-      </w:pPr>
-      <w:r>
-        <w:rPr>
-          <w:rFonts w:ascii="Times New Roman" w:hAnsi="Times New Roman" w:cs="Times New Roman"/>
-          <w:lang w:val="es-ES"/>
-        </w:rPr>
-        <w:t>En consecuencia, se concluye que el empleado está física y/o sensorialmente incapacitado para desempeñar las funciones esenciales de su puesto, con o sin acomodo razonable, y que el Municipio agotó todas las alternativas posibles y no onerosas de acomodo razonable. Por tanto, se recomienda confirmar la determinación de cesantear al empleado por incapacidad, conforme al Artículo 2.054 del Código Municipal de Puerto Rico, Ley 107-2020, según enmendada, y a la reglamentación municipal aplicable, sin que ello constituya destitución ni medida disciplinaria y sin menoscabo del derecho del empleado a solicitar los beneficios por incapacidad que puedan corresponderle.</w:t>
+          <w:lang w:val="es-ES"/>
+        </w:rPr>
+      </w:pPr>
+      <w:r>
+        <w:rPr>
+          <w:rFonts w:ascii="Times New Roman" w:hAnsi="Times New Roman" w:cs="Times New Roman"/>
+          <w:lang w:val="es-ES"/>
+        </w:rPr>
+        <w:t xml:space="preserve">En consecuencia, se concluye que el empleado está </w:t>
+      </w:r>
+      <w:proofErr w:type="gramStart"/>
+      <w:r>
+        <w:rPr>
+          <w:rFonts w:ascii="Times New Roman" w:hAnsi="Times New Roman" w:cs="Times New Roman"/>
+          <w:lang w:val="es-ES"/>
+        </w:rPr>
+        <w:t>física</w:t>
+      </w:r>
+      <w:proofErr w:type="gramEnd"/>
+      <w:r>
+        <w:rPr>
+          <w:rFonts w:ascii="Times New Roman" w:hAnsi="Times New Roman" w:cs="Times New Roman"/>
+          <w:lang w:val="es-ES"/>
+        </w:rPr>
+        <w:t xml:space="preserve"> y/o sensorialmente incapacitado para desempeñar las funciones esenciales de su puesto, con o sin acomodo razonable, y que el Municipio agotó todas las alternativas posibles y no onerosas de acomodo razonable. Por tanto, se </w:t>
+      </w:r>
+      <w:r>
+        <w:rPr>
+          <w:rFonts w:ascii="Times New Roman" w:hAnsi="Times New Roman" w:cs="Times New Roman"/>
+          <w:lang w:val="es-ES"/>
+        </w:rPr>
+        <w:lastRenderedPageBreak/>
+        <w:t>recomienda confirmar la determinación de cesantear al empleado por incapacidad, conforme al Artículo 2.054 del Código Municipal de Puerto Rico, Ley 107-2020, según enmendada, y a la reglamentación municipal aplicable, sin que ello constituya destitución ni medida disciplinaria y sin menoscabo del derecho del empleado a solicitar los beneficios por incapacidad que puedan corresponderle.</w:t>
       </w:r>
     </w:p>
     <w:p>
@@ -4123,6 +7663,99 @@
     </w:lvl>
   </w:abstractNum>
   <w:abstractNum w:abstractNumId="4" w15:restartNumberingAfterBreak="0">
+    <w:nsid w:val="0A947389"/>
+    <w:multiLevelType w:val="hybridMultilevel"/>
+    <w:tmpl w:val="3C920FB4"/>
+    <w:lvl w:ilvl="0" w:tplc="3B72DE94">
+      <w:start w:val="1"/>
+      <w:numFmt w:val="decimal"/>
+      <w:lvlText w:val="%1."/>
+      <w:lvlJc w:val="left"/>
+      <w:pPr>
+        <w:ind w:left="1800" w:hanging="360"/>
+      </w:pPr>
+      <w:rPr>
+        <w:rFonts w:ascii="Arial" w:hAnsi="Arial" w:cs="Arial" w:hint="default"/>
+        <w:b w:val="0"/>
+        <w:i w:val="0"/>
+        <w:color w:val="000000"/>
+        <w:sz w:val="24"/>
+      </w:rPr>
+    </w:lvl>
+    <w:lvl w:ilvl="1" w:tplc="04090019">
+      <w:start w:val="1"/>
+      <w:numFmt w:val="lowerLetter"/>
+      <w:lvlText w:val="%2."/>
+      <w:lvlJc w:val="left"/>
+      <w:pPr>
+        <w:ind w:left="2520" w:hanging="360"/>
+      </w:pPr>
+    </w:lvl>
+    <w:lvl w:ilvl="2" w:tplc="0409001B" w:tentative="1">
+      <w:start w:val="1"/>
+      <w:numFmt w:val="lowerRoman"/>
+      <w:lvlText w:val="%3."/>
+      <w:lvlJc w:val="right"/>
+      <w:pPr>
+        <w:ind w:left="3240" w:hanging="180"/>
+      </w:pPr>
+    </w:lvl>
+    <w:lvl w:ilvl="3" w:tplc="0409000F" w:tentative="1">
+      <w:start w:val="1"/>
+      <w:numFmt w:val="decimal"/>
+      <w:lvlText w:val="%4."/>
+      <w:lvlJc w:val="left"/>
+      <w:pPr>
+        <w:ind w:left="3960" w:hanging="360"/>
+      </w:pPr>
+    </w:lvl>
+    <w:lvl w:ilvl="4" w:tplc="04090019" w:tentative="1">
+      <w:start w:val="1"/>
+      <w:numFmt w:val="lowerLetter"/>
+      <w:lvlText w:val="%5."/>
+      <w:lvlJc w:val="left"/>
+      <w:pPr>
+        <w:ind w:left="4680" w:hanging="360"/>
+      </w:pPr>
+    </w:lvl>
+    <w:lvl w:ilvl="5" w:tplc="0409001B" w:tentative="1">
+      <w:start w:val="1"/>
+      <w:numFmt w:val="lowerRoman"/>
+      <w:lvlText w:val="%6."/>
+      <w:lvlJc w:val="right"/>
+      <w:pPr>
+        <w:ind w:left="5400" w:hanging="180"/>
+      </w:pPr>
+    </w:lvl>
+    <w:lvl w:ilvl="6" w:tplc="0409000F" w:tentative="1">
+      <w:start w:val="1"/>
+      <w:numFmt w:val="decimal"/>
+      <w:lvlText w:val="%7."/>
+      <w:lvlJc w:val="left"/>
+      <w:pPr>
+        <w:ind w:left="6120" w:hanging="360"/>
+      </w:pPr>
+    </w:lvl>
+    <w:lvl w:ilvl="7" w:tplc="04090019" w:tentative="1">
+      <w:start w:val="1"/>
+      <w:numFmt w:val="lowerLetter"/>
+      <w:lvlText w:val="%8."/>
+      <w:lvlJc w:val="left"/>
+      <w:pPr>
+        <w:ind w:left="6840" w:hanging="360"/>
+      </w:pPr>
+    </w:lvl>
+    <w:lvl w:ilvl="8" w:tplc="0409001B" w:tentative="1">
+      <w:start w:val="1"/>
+      <w:numFmt w:val="lowerRoman"/>
+      <w:lvlText w:val="%9."/>
+      <w:lvlJc w:val="right"/>
+      <w:pPr>
+        <w:ind w:left="7560" w:hanging="180"/>
+      </w:pPr>
+    </w:lvl>
+  </w:abstractNum>
+  <w:abstractNum w:abstractNumId="5" w15:restartNumberingAfterBreak="0">
     <w:nsid w:val="0E0338B2"/>
     <w:multiLevelType w:val="hybridMultilevel"/>
     <w:tmpl w:val="854C5290"/>
@@ -4235,7 +7868,7 @@
       </w:rPr>
     </w:lvl>
   </w:abstractNum>
-  <w:abstractNum w:abstractNumId="5" w15:restartNumberingAfterBreak="0">
+  <w:abstractNum w:abstractNumId="6" w15:restartNumberingAfterBreak="0">
     <w:nsid w:val="0EAD3AF1"/>
     <w:multiLevelType w:val="hybridMultilevel"/>
     <w:tmpl w:val="EE388CDC"/>
@@ -4324,7 +7957,7 @@
       </w:pPr>
     </w:lvl>
   </w:abstractNum>
-  <w:abstractNum w:abstractNumId="6" w15:restartNumberingAfterBreak="0">
+  <w:abstractNum w:abstractNumId="7" w15:restartNumberingAfterBreak="0">
     <w:nsid w:val="109F643E"/>
     <w:multiLevelType w:val="hybridMultilevel"/>
     <w:tmpl w:val="A810E25C"/>
@@ -4437,7 +8070,7 @@
       </w:rPr>
     </w:lvl>
   </w:abstractNum>
-  <w:abstractNum w:abstractNumId="7" w15:restartNumberingAfterBreak="0">
+  <w:abstractNum w:abstractNumId="8" w15:restartNumberingAfterBreak="0">
     <w:nsid w:val="12E05540"/>
     <w:multiLevelType w:val="hybridMultilevel"/>
     <w:tmpl w:val="3154CD3E"/>
@@ -4523,7 +8156,7 @@
       </w:pPr>
     </w:lvl>
   </w:abstractNum>
-  <w:abstractNum w:abstractNumId="8" w15:restartNumberingAfterBreak="0">
+  <w:abstractNum w:abstractNumId="9" w15:restartNumberingAfterBreak="0">
     <w:nsid w:val="1307308C"/>
     <w:multiLevelType w:val="hybridMultilevel"/>
     <w:tmpl w:val="578C1D20"/>
@@ -4636,7 +8269,7 @@
       </w:rPr>
     </w:lvl>
   </w:abstractNum>
-  <w:abstractNum w:abstractNumId="9" w15:restartNumberingAfterBreak="0">
+  <w:abstractNum w:abstractNumId="10" w15:restartNumberingAfterBreak="0">
     <w:nsid w:val="136C48A3"/>
     <w:multiLevelType w:val="hybridMultilevel"/>
     <w:tmpl w:val="975064E2"/>
@@ -4722,7 +8355,7 @@
       </w:pPr>
     </w:lvl>
   </w:abstractNum>
-  <w:abstractNum w:abstractNumId="10" w15:restartNumberingAfterBreak="0">
+  <w:abstractNum w:abstractNumId="11" w15:restartNumberingAfterBreak="0">
     <w:nsid w:val="143C03C5"/>
     <w:multiLevelType w:val="hybridMultilevel"/>
     <w:tmpl w:val="89CA8938"/>
@@ -4835,7 +8468,7 @@
       </w:rPr>
     </w:lvl>
   </w:abstractNum>
-  <w:abstractNum w:abstractNumId="11" w15:restartNumberingAfterBreak="0">
+  <w:abstractNum w:abstractNumId="12" w15:restartNumberingAfterBreak="0">
     <w:nsid w:val="1526064B"/>
     <w:multiLevelType w:val="hybridMultilevel"/>
     <w:tmpl w:val="53204B36"/>
@@ -4948,7 +8581,7 @@
       </w:rPr>
     </w:lvl>
   </w:abstractNum>
-  <w:abstractNum w:abstractNumId="12" w15:restartNumberingAfterBreak="0">
+  <w:abstractNum w:abstractNumId="13" w15:restartNumberingAfterBreak="0">
     <w:nsid w:val="163B014B"/>
     <w:multiLevelType w:val="hybridMultilevel"/>
     <w:tmpl w:val="9510F294"/>
@@ -5037,7 +8670,7 @@
       </w:pPr>
     </w:lvl>
   </w:abstractNum>
-  <w:abstractNum w:abstractNumId="13" w15:restartNumberingAfterBreak="0">
+  <w:abstractNum w:abstractNumId="14" w15:restartNumberingAfterBreak="0">
     <w:nsid w:val="1A1D1280"/>
     <w:multiLevelType w:val="hybridMultilevel"/>
     <w:tmpl w:val="801A09C0"/>
@@ -5126,7 +8759,7 @@
       </w:pPr>
     </w:lvl>
   </w:abstractNum>
-  <w:abstractNum w:abstractNumId="14" w15:restartNumberingAfterBreak="0">
+  <w:abstractNum w:abstractNumId="15" w15:restartNumberingAfterBreak="0">
     <w:nsid w:val="1AC774F5"/>
     <w:multiLevelType w:val="hybridMultilevel"/>
     <w:tmpl w:val="3C26F2DC"/>
@@ -5239,7 +8872,7 @@
       </w:rPr>
     </w:lvl>
   </w:abstractNum>
-  <w:abstractNum w:abstractNumId="15" w15:restartNumberingAfterBreak="0">
+  <w:abstractNum w:abstractNumId="16" w15:restartNumberingAfterBreak="0">
     <w:nsid w:val="1DEF030F"/>
     <w:multiLevelType w:val="hybridMultilevel"/>
     <w:tmpl w:val="35C07718"/>
@@ -5329,7 +8962,7 @@
       </w:pPr>
     </w:lvl>
   </w:abstractNum>
-  <w:abstractNum w:abstractNumId="16" w15:restartNumberingAfterBreak="0">
+  <w:abstractNum w:abstractNumId="17" w15:restartNumberingAfterBreak="0">
     <w:nsid w:val="1E167AAA"/>
     <w:multiLevelType w:val="hybridMultilevel"/>
     <w:tmpl w:val="A89E226A"/>
@@ -5426,7 +9059,7 @@
       </w:pPr>
     </w:lvl>
   </w:abstractNum>
-  <w:abstractNum w:abstractNumId="17" w15:restartNumberingAfterBreak="0">
+  <w:abstractNum w:abstractNumId="18" w15:restartNumberingAfterBreak="0">
     <w:nsid w:val="259D325B"/>
     <w:multiLevelType w:val="hybridMultilevel"/>
     <w:tmpl w:val="2FB6BEF0"/>
@@ -5539,7 +9172,7 @@
       </w:rPr>
     </w:lvl>
   </w:abstractNum>
-  <w:abstractNum w:abstractNumId="18" w15:restartNumberingAfterBreak="0">
+  <w:abstractNum w:abstractNumId="19" w15:restartNumberingAfterBreak="0">
     <w:nsid w:val="28E7726F"/>
     <w:multiLevelType w:val="hybridMultilevel"/>
     <w:tmpl w:val="C9405506"/>
@@ -5652,7 +9285,7 @@
       </w:rPr>
     </w:lvl>
   </w:abstractNum>
-  <w:abstractNum w:abstractNumId="19" w15:restartNumberingAfterBreak="0">
+  <w:abstractNum w:abstractNumId="20" w15:restartNumberingAfterBreak="0">
     <w:nsid w:val="2A1658B5"/>
     <w:multiLevelType w:val="multilevel"/>
     <w:tmpl w:val="D3424B44"/>
@@ -5765,7 +9398,7 @@
       </w:pPr>
     </w:lvl>
   </w:abstractNum>
-  <w:abstractNum w:abstractNumId="20" w15:restartNumberingAfterBreak="0">
+  <w:abstractNum w:abstractNumId="21" w15:restartNumberingAfterBreak="0">
     <w:nsid w:val="2AD3101D"/>
     <w:multiLevelType w:val="hybridMultilevel"/>
     <w:tmpl w:val="62DCFAE2"/>
@@ -5854,7 +9487,105 @@
       </w:pPr>
     </w:lvl>
   </w:abstractNum>
-  <w:abstractNum w:abstractNumId="21" w15:restartNumberingAfterBreak="0">
+  <w:abstractNum w:abstractNumId="22" w15:restartNumberingAfterBreak="0">
+    <w:nsid w:val="2D141B37"/>
+    <w:multiLevelType w:val="hybridMultilevel"/>
+    <w:tmpl w:val="9A3EAD0C"/>
+    <w:lvl w:ilvl="0" w:tplc="EE942624">
+      <w:start w:val="1"/>
+      <w:numFmt w:val="decimal"/>
+      <w:lvlText w:val="%1."/>
+      <w:lvlJc w:val="left"/>
+      <w:pPr>
+        <w:ind w:left="1800" w:hanging="360"/>
+      </w:pPr>
+      <w:rPr>
+        <w:rFonts w:ascii="Times New Roman" w:hAnsi="Times New Roman" w:cs="Calibri" w:hint="default"/>
+        <w:b w:val="0"/>
+        <w:i w:val="0"/>
+        <w:strike w:val="0"/>
+        <w:dstrike w:val="0"/>
+        <w:color w:val="000000"/>
+        <w:sz w:val="24"/>
+        <w:szCs w:val="26"/>
+        <w:u w:val="none" w:color="000000"/>
+        <w:vertAlign w:val="baseline"/>
+      </w:rPr>
+    </w:lvl>
+    <w:lvl w:ilvl="1" w:tplc="FFFFFFFF">
+      <w:start w:val="1"/>
+      <w:numFmt w:val="lowerLetter"/>
+      <w:lvlText w:val="%2."/>
+      <w:lvlJc w:val="left"/>
+      <w:pPr>
+        <w:ind w:left="2520" w:hanging="360"/>
+      </w:pPr>
+    </w:lvl>
+    <w:lvl w:ilvl="2" w:tplc="FFFFFFFF" w:tentative="1">
+      <w:start w:val="1"/>
+      <w:numFmt w:val="lowerRoman"/>
+      <w:lvlText w:val="%3."/>
+      <w:lvlJc w:val="right"/>
+      <w:pPr>
+        <w:ind w:left="3240" w:hanging="180"/>
+      </w:pPr>
+    </w:lvl>
+    <w:lvl w:ilvl="3" w:tplc="FFFFFFFF" w:tentative="1">
+      <w:start w:val="1"/>
+      <w:numFmt w:val="decimal"/>
+      <w:lvlText w:val="%4."/>
+      <w:lvlJc w:val="left"/>
+      <w:pPr>
+        <w:ind w:left="3960" w:hanging="360"/>
+      </w:pPr>
+    </w:lvl>
+    <w:lvl w:ilvl="4" w:tplc="FFFFFFFF" w:tentative="1">
+      <w:start w:val="1"/>
+      <w:numFmt w:val="lowerLetter"/>
+      <w:lvlText w:val="%5."/>
+      <w:lvlJc w:val="left"/>
+      <w:pPr>
+        <w:ind w:left="4680" w:hanging="360"/>
+      </w:pPr>
+    </w:lvl>
+    <w:lvl w:ilvl="5" w:tplc="FFFFFFFF" w:tentative="1">
+      <w:start w:val="1"/>
+      <w:numFmt w:val="lowerRoman"/>
+      <w:lvlText w:val="%6."/>
+      <w:lvlJc w:val="right"/>
+      <w:pPr>
+        <w:ind w:left="5400" w:hanging="180"/>
+      </w:pPr>
+    </w:lvl>
+    <w:lvl w:ilvl="6" w:tplc="FFFFFFFF" w:tentative="1">
+      <w:start w:val="1"/>
+      <w:numFmt w:val="decimal"/>
+      <w:lvlText w:val="%7."/>
+      <w:lvlJc w:val="left"/>
+      <w:pPr>
+        <w:ind w:left="6120" w:hanging="360"/>
+      </w:pPr>
+    </w:lvl>
+    <w:lvl w:ilvl="7" w:tplc="FFFFFFFF" w:tentative="1">
+      <w:start w:val="1"/>
+      <w:numFmt w:val="lowerLetter"/>
+      <w:lvlText w:val="%8."/>
+      <w:lvlJc w:val="left"/>
+      <w:pPr>
+        <w:ind w:left="6840" w:hanging="360"/>
+      </w:pPr>
+    </w:lvl>
+    <w:lvl w:ilvl="8" w:tplc="FFFFFFFF" w:tentative="1">
+      <w:start w:val="1"/>
+      <w:numFmt w:val="lowerRoman"/>
+      <w:lvlText w:val="%9."/>
+      <w:lvlJc w:val="right"/>
+      <w:pPr>
+        <w:ind w:left="7560" w:hanging="180"/>
+      </w:pPr>
+    </w:lvl>
+  </w:abstractNum>
+  <w:abstractNum w:abstractNumId="23" w15:restartNumberingAfterBreak="0">
     <w:nsid w:val="2DA558F2"/>
     <w:multiLevelType w:val="hybridMultilevel"/>
     <w:tmpl w:val="16F64798"/>
@@ -5967,7 +9698,7 @@
       </w:rPr>
     </w:lvl>
   </w:abstractNum>
-  <w:abstractNum w:abstractNumId="22" w15:restartNumberingAfterBreak="0">
+  <w:abstractNum w:abstractNumId="24" w15:restartNumberingAfterBreak="0">
     <w:nsid w:val="2EA06DFD"/>
     <w:multiLevelType w:val="hybridMultilevel"/>
     <w:tmpl w:val="D47AE136"/>
@@ -6080,7 +9811,7 @@
       </w:rPr>
     </w:lvl>
   </w:abstractNum>
-  <w:abstractNum w:abstractNumId="23" w15:restartNumberingAfterBreak="0">
+  <w:abstractNum w:abstractNumId="25" w15:restartNumberingAfterBreak="0">
     <w:nsid w:val="2EB45B8F"/>
     <w:multiLevelType w:val="hybridMultilevel"/>
     <w:tmpl w:val="F32228D2"/>
@@ -6169,7 +9900,7 @@
       </w:pPr>
     </w:lvl>
   </w:abstractNum>
-  <w:abstractNum w:abstractNumId="24" w15:restartNumberingAfterBreak="0">
+  <w:abstractNum w:abstractNumId="26" w15:restartNumberingAfterBreak="0">
     <w:nsid w:val="2FDA6A53"/>
     <w:multiLevelType w:val="hybridMultilevel"/>
     <w:tmpl w:val="564C3D36"/>
@@ -6258,7 +9989,7 @@
       </w:pPr>
     </w:lvl>
   </w:abstractNum>
-  <w:abstractNum w:abstractNumId="25" w15:restartNumberingAfterBreak="0">
+  <w:abstractNum w:abstractNumId="27" w15:restartNumberingAfterBreak="0">
     <w:nsid w:val="2FFC1290"/>
     <w:multiLevelType w:val="hybridMultilevel"/>
     <w:tmpl w:val="CC322758"/>
@@ -6351,7 +10082,7 @@
       </w:pPr>
     </w:lvl>
   </w:abstractNum>
-  <w:abstractNum w:abstractNumId="26" w15:restartNumberingAfterBreak="0">
+  <w:abstractNum w:abstractNumId="28" w15:restartNumberingAfterBreak="0">
     <w:nsid w:val="363F5A85"/>
     <w:multiLevelType w:val="hybridMultilevel"/>
     <w:tmpl w:val="E6B2EE9A"/>
@@ -6464,7 +10195,7 @@
       </w:rPr>
     </w:lvl>
   </w:abstractNum>
-  <w:abstractNum w:abstractNumId="27" w15:restartNumberingAfterBreak="0">
+  <w:abstractNum w:abstractNumId="29" w15:restartNumberingAfterBreak="0">
     <w:nsid w:val="3AC96C21"/>
     <w:multiLevelType w:val="hybridMultilevel"/>
     <w:tmpl w:val="81644F16"/>
@@ -6553,7 +10284,7 @@
       </w:pPr>
     </w:lvl>
   </w:abstractNum>
-  <w:abstractNum w:abstractNumId="28" w15:restartNumberingAfterBreak="0">
+  <w:abstractNum w:abstractNumId="30" w15:restartNumberingAfterBreak="0">
     <w:nsid w:val="45C726DB"/>
     <w:multiLevelType w:val="hybridMultilevel"/>
     <w:tmpl w:val="8BB2B742"/>
@@ -6666,7 +10397,7 @@
       </w:rPr>
     </w:lvl>
   </w:abstractNum>
-  <w:abstractNum w:abstractNumId="29" w15:restartNumberingAfterBreak="0">
+  <w:abstractNum w:abstractNumId="31" w15:restartNumberingAfterBreak="0">
     <w:nsid w:val="46A03422"/>
     <w:multiLevelType w:val="hybridMultilevel"/>
     <w:tmpl w:val="78D4F77C"/>
@@ -6779,7 +10510,7 @@
       </w:rPr>
     </w:lvl>
   </w:abstractNum>
-  <w:abstractNum w:abstractNumId="30" w15:restartNumberingAfterBreak="0">
+  <w:abstractNum w:abstractNumId="32" w15:restartNumberingAfterBreak="0">
     <w:nsid w:val="4C8A7CAC"/>
     <w:multiLevelType w:val="hybridMultilevel"/>
     <w:tmpl w:val="E64EBA5C"/>
@@ -6877,10 +10608,10 @@
       </w:pPr>
     </w:lvl>
   </w:abstractNum>
-  <w:abstractNum w:abstractNumId="31" w15:restartNumberingAfterBreak="0">
+  <w:abstractNum w:abstractNumId="33" w15:restartNumberingAfterBreak="0">
     <w:nsid w:val="54A15CA4"/>
     <w:multiLevelType w:val="hybridMultilevel"/>
-    <w:tmpl w:val="B726B92A"/>
+    <w:tmpl w:val="E8802F30"/>
     <w:lvl w:ilvl="0" w:tplc="06DEB880">
       <w:start w:val="1"/>
       <w:numFmt w:val="upperRoman"/>
@@ -6893,14 +10624,18 @@
         <w:rFonts w:hint="default"/>
       </w:rPr>
     </w:lvl>
-    <w:lvl w:ilvl="1" w:tplc="04090019" w:tentative="1">
-      <w:start w:val="1"/>
-      <w:numFmt w:val="lowerLetter"/>
-      <w:lvlText w:val="%2."/>
+    <w:lvl w:ilvl="1" w:tplc="D330637A">
+      <w:start w:val="1"/>
+      <w:numFmt w:val="decimal"/>
+      <w:lvlText w:val="(%2)"/>
       <w:lvlJc w:val="left"/>
       <w:pPr>
         <w:ind w:left="3240" w:hanging="360"/>
       </w:pPr>
+      <w:rPr>
+        <w:rFonts w:hint="default"/>
+        <w:color w:val="FF0000"/>
+      </w:rPr>
     </w:lvl>
     <w:lvl w:ilvl="2" w:tplc="0409001B" w:tentative="1">
       <w:start w:val="1"/>
@@ -6966,7 +10701,7 @@
       </w:pPr>
     </w:lvl>
   </w:abstractNum>
-  <w:abstractNum w:abstractNumId="32" w15:restartNumberingAfterBreak="0">
+  <w:abstractNum w:abstractNumId="34" w15:restartNumberingAfterBreak="0">
     <w:nsid w:val="5FF2231D"/>
     <w:multiLevelType w:val="hybridMultilevel"/>
     <w:tmpl w:val="86CCB728"/>
@@ -7079,7 +10814,7 @@
       </w:rPr>
     </w:lvl>
   </w:abstractNum>
-  <w:abstractNum w:abstractNumId="33" w15:restartNumberingAfterBreak="0">
+  <w:abstractNum w:abstractNumId="35" w15:restartNumberingAfterBreak="0">
     <w:nsid w:val="601B466C"/>
     <w:multiLevelType w:val="hybridMultilevel"/>
     <w:tmpl w:val="D714CE32"/>
@@ -7165,7 +10900,7 @@
       </w:pPr>
     </w:lvl>
   </w:abstractNum>
-  <w:abstractNum w:abstractNumId="34" w15:restartNumberingAfterBreak="0">
+  <w:abstractNum w:abstractNumId="36" w15:restartNumberingAfterBreak="0">
     <w:nsid w:val="63EE7696"/>
     <w:multiLevelType w:val="hybridMultilevel"/>
     <w:tmpl w:val="E64EBA5C"/>
@@ -7263,7 +10998,7 @@
       </w:pPr>
     </w:lvl>
   </w:abstractNum>
-  <w:abstractNum w:abstractNumId="35" w15:restartNumberingAfterBreak="0">
+  <w:abstractNum w:abstractNumId="37" w15:restartNumberingAfterBreak="0">
     <w:nsid w:val="68D57AF6"/>
     <w:multiLevelType w:val="hybridMultilevel"/>
     <w:tmpl w:val="54B624AA"/>
@@ -7279,7 +11014,7 @@
         <w:rFonts w:ascii="Symbol" w:hAnsi="Symbol" w:hint="default"/>
       </w:rPr>
     </w:lvl>
-    <w:lvl w:ilvl="1" w:tplc="04090003" w:tentative="1">
+    <w:lvl w:ilvl="1" w:tplc="04090003">
       <w:start w:val="1"/>
       <w:numFmt w:val="bullet"/>
       <w:lvlText w:val="o"/>
@@ -7376,7 +11111,7 @@
       </w:rPr>
     </w:lvl>
   </w:abstractNum>
-  <w:abstractNum w:abstractNumId="36" w15:restartNumberingAfterBreak="0">
+  <w:abstractNum w:abstractNumId="38" w15:restartNumberingAfterBreak="0">
     <w:nsid w:val="6A8658FF"/>
     <w:multiLevelType w:val="hybridMultilevel"/>
     <w:tmpl w:val="630AE5F0"/>
@@ -7465,7 +11200,7 @@
       </w:pPr>
     </w:lvl>
   </w:abstractNum>
-  <w:abstractNum w:abstractNumId="37" w15:restartNumberingAfterBreak="0">
+  <w:abstractNum w:abstractNumId="39" w15:restartNumberingAfterBreak="0">
     <w:nsid w:val="7328266A"/>
     <w:multiLevelType w:val="hybridMultilevel"/>
     <w:tmpl w:val="BB344124"/>
@@ -7551,7 +11286,7 @@
       </w:pPr>
     </w:lvl>
   </w:abstractNum>
-  <w:abstractNum w:abstractNumId="38" w15:restartNumberingAfterBreak="0">
+  <w:abstractNum w:abstractNumId="40" w15:restartNumberingAfterBreak="0">
     <w:nsid w:val="7D9C1930"/>
     <w:multiLevelType w:val="hybridMultilevel"/>
     <w:tmpl w:val="EB76D298"/>
@@ -7651,16 +11386,16 @@
     </w:lvl>
   </w:abstractNum>
   <w:num w:numId="1" w16cid:durableId="750927650">
-    <w:abstractNumId w:val="6"/>
+    <w:abstractNumId w:val="7"/>
   </w:num>
   <w:num w:numId="2" w16cid:durableId="951132969">
-    <w:abstractNumId w:val="17"/>
+    <w:abstractNumId w:val="18"/>
   </w:num>
   <w:num w:numId="3" w16cid:durableId="536624130">
-    <w:abstractNumId w:val="11"/>
+    <w:abstractNumId w:val="12"/>
   </w:num>
   <w:num w:numId="4" w16cid:durableId="639313001">
-    <w:abstractNumId w:val="33"/>
+    <w:abstractNumId w:val="35"/>
     <w:lvlOverride w:ilvl="0">
       <w:startOverride w:val="1"/>
     </w:lvlOverride>
@@ -7693,106 +11428,112 @@
     <w:abstractNumId w:val="2"/>
   </w:num>
   <w:num w:numId="6" w16cid:durableId="1118716602">
-    <w:abstractNumId w:val="9"/>
+    <w:abstractNumId w:val="10"/>
   </w:num>
   <w:num w:numId="7" w16cid:durableId="413284744">
+    <w:abstractNumId w:val="31"/>
+  </w:num>
+  <w:num w:numId="8" w16cid:durableId="532619430">
+    <w:abstractNumId w:val="17"/>
+  </w:num>
+  <w:num w:numId="9" w16cid:durableId="1914393128">
+    <w:abstractNumId w:val="30"/>
+  </w:num>
+  <w:num w:numId="10" w16cid:durableId="789981881">
+    <w:abstractNumId w:val="16"/>
+  </w:num>
+  <w:num w:numId="11" w16cid:durableId="741298929">
+    <w:abstractNumId w:val="26"/>
+  </w:num>
+  <w:num w:numId="12" w16cid:durableId="706372104">
     <w:abstractNumId w:val="29"/>
   </w:num>
-  <w:num w:numId="8" w16cid:durableId="532619430">
-    <w:abstractNumId w:val="16"/>
+  <w:num w:numId="13" w16cid:durableId="436026508">
+    <w:abstractNumId w:val="21"/>
   </w:num>
-  <w:num w:numId="9" w16cid:durableId="1914393128">
-    <w:abstractNumId w:val="28"/>
+  <w:num w:numId="14" w16cid:durableId="2050453589">
+    <w:abstractNumId w:val="38"/>
   </w:num>
-  <w:num w:numId="10" w16cid:durableId="789981881">
-    <w:abstractNumId w:val="15"/>
+  <w:num w:numId="15" w16cid:durableId="922683184">
+    <w:abstractNumId w:val="6"/>
   </w:num>
-  <w:num w:numId="11" w16cid:durableId="741298929">
-    <w:abstractNumId w:val="24"/>
-  </w:num>
-  <w:num w:numId="12" w16cid:durableId="706372104">
+  <w:num w:numId="16" w16cid:durableId="2032411786">
     <w:abstractNumId w:val="27"/>
   </w:num>
-  <w:num w:numId="13" w16cid:durableId="436026508">
-    <w:abstractNumId w:val="20"/>
-  </w:num>
-  <w:num w:numId="14" w16cid:durableId="2050453589">
-    <w:abstractNumId w:val="36"/>
-  </w:num>
-  <w:num w:numId="15" w16cid:durableId="922683184">
-    <w:abstractNumId w:val="5"/>
-  </w:num>
-  <w:num w:numId="16" w16cid:durableId="2032411786">
-    <w:abstractNumId w:val="25"/>
-  </w:num>
   <w:num w:numId="17" w16cid:durableId="150602493">
-    <w:abstractNumId w:val="7"/>
+    <w:abstractNumId w:val="8"/>
   </w:num>
   <w:num w:numId="18" w16cid:durableId="1422529954">
-    <w:abstractNumId w:val="37"/>
+    <w:abstractNumId w:val="39"/>
   </w:num>
   <w:num w:numId="19" w16cid:durableId="555505157">
-    <w:abstractNumId w:val="8"/>
+    <w:abstractNumId w:val="9"/>
   </w:num>
   <w:num w:numId="20" w16cid:durableId="1437363595">
     <w:abstractNumId w:val="0"/>
   </w:num>
   <w:num w:numId="21" w16cid:durableId="921911975">
-    <w:abstractNumId w:val="12"/>
+    <w:abstractNumId w:val="13"/>
   </w:num>
   <w:num w:numId="22" w16cid:durableId="1480338594">
-    <w:abstractNumId w:val="13"/>
+    <w:abstractNumId w:val="14"/>
   </w:num>
   <w:num w:numId="23" w16cid:durableId="148526733">
-    <w:abstractNumId w:val="14"/>
+    <w:abstractNumId w:val="15"/>
   </w:num>
   <w:num w:numId="24" w16cid:durableId="535168155">
-    <w:abstractNumId w:val="4"/>
+    <w:abstractNumId w:val="5"/>
   </w:num>
   <w:num w:numId="25" w16cid:durableId="1849370598">
-    <w:abstractNumId w:val="21"/>
+    <w:abstractNumId w:val="23"/>
   </w:num>
   <w:num w:numId="26" w16cid:durableId="1734966689">
     <w:abstractNumId w:val="1"/>
   </w:num>
   <w:num w:numId="27" w16cid:durableId="1795100444">
-    <w:abstractNumId w:val="22"/>
+    <w:abstractNumId w:val="24"/>
   </w:num>
   <w:num w:numId="28" w16cid:durableId="1342733585">
-    <w:abstractNumId w:val="26"/>
+    <w:abstractNumId w:val="28"/>
   </w:num>
   <w:num w:numId="29" w16cid:durableId="1147479077">
-    <w:abstractNumId w:val="10"/>
+    <w:abstractNumId w:val="11"/>
   </w:num>
   <w:num w:numId="30" w16cid:durableId="1417633243">
-    <w:abstractNumId w:val="32"/>
+    <w:abstractNumId w:val="34"/>
   </w:num>
   <w:num w:numId="31" w16cid:durableId="1753622619">
-    <w:abstractNumId w:val="18"/>
+    <w:abstractNumId w:val="19"/>
   </w:num>
   <w:num w:numId="32" w16cid:durableId="665747383">
     <w:abstractNumId w:val="3"/>
   </w:num>
   <w:num w:numId="33" w16cid:durableId="1833566511">
-    <w:abstractNumId w:val="34"/>
+    <w:abstractNumId w:val="36"/>
   </w:num>
   <w:num w:numId="34" w16cid:durableId="467432681">
-    <w:abstractNumId w:val="30"/>
+    <w:abstractNumId w:val="32"/>
   </w:num>
   <w:num w:numId="35" w16cid:durableId="1675298944">
-    <w:abstractNumId w:val="23"/>
+    <w:abstractNumId w:val="25"/>
   </w:num>
   <w:num w:numId="36" w16cid:durableId="1883050474">
-    <w:abstractNumId w:val="35"/>
+    <w:abstractNumId w:val="37"/>
   </w:num>
   <w:num w:numId="37" w16cid:durableId="884606048">
-    <w:abstractNumId w:val="31"/>
+    <w:abstractNumId w:val="33"/>
   </w:num>
   <w:num w:numId="38" w16cid:durableId="539587271">
-    <w:abstractNumId w:val="38"/>
+    <w:abstractNumId w:val="40"/>
   </w:num>
   <w:num w:numId="39" w16cid:durableId="1383289360">
-    <w:abstractNumId w:val="19"/>
+    <w:abstractNumId w:val="20"/>
+  </w:num>
+  <w:num w:numId="40" w16cid:durableId="569460824">
+    <w:abstractNumId w:val="4"/>
+  </w:num>
+  <w:num w:numId="41" w16cid:durableId="808668780">
+    <w:abstractNumId w:val="22"/>
   </w:num>
 </w:numbering>
 </file>

--- a/REV4. Informe de Vista Informal Luis Vélez.docx
+++ b/REV4. Informe de Vista Informal Luis Vélez.docx
@@ -6693,6 +6693,7 @@
           <w:rFonts w:ascii="Times New Roman" w:hAnsi="Times New Roman" w:cs="Times New Roman"/>
           <w:lang w:val="es-ES"/>
           <w:color w:val="FF0000"/>
+          <w:strike/>
         </w:rPr>
         <w:t xml:space="preserve">En la vista, el empleado solicitó como acomodo que se le asignara conducir un vehículo de motor (chofer). Sin embargo, dicha función no forma parte de las funciones esenciales de la especificación de clase del puesto de Trabajador, y el empleado no cualifica para las clases de puesto de conducción y operación de equipo consideradas por el Municipio: carece de la licencia de Chofer (categoría 4) que exige la clase Conductor(a) de Vehículos Livianos de Motor, que corresponde a transportar pasajeros en asuntos oficiales, y de la licencia de conducir vehículos pesados de motor que exigen las clases Conductor(a) de Vehículos Pesados de Motor, que corresponde a transportar trabajadores al área de trabajo, y Operador(a) de Equipo Pesado, pues posee únicamente licencia de conductor (categoría 3), sin que la “Operator Certification” que presentó en la vista supla dicho requisito. </w:t>
       </w:r>
@@ -6710,17 +6711,9 @@
           <w:rFonts w:ascii="Times New Roman" w:hAnsi="Times New Roman" w:cs="Times New Roman"/>
           <w:lang w:val="es-ES"/>
           <w:color w:val="FF0000"/>
-          <w:u w:val="single"/>
+          <w:strike/>
         </w:rPr>
         <w:t xml:space="preserve">La función de transportar pasajeros o compañeros de trabajo corresponde a la clase Conductor(a) de Vehículos Livianos de Motor y exige licencia de Chofer (categoría 4).</w:t>
-      </w:r>
-      <w:r>
-        <w:rPr>
-          <w:rFonts w:ascii="Times New Roman" w:hAnsi="Times New Roman" w:cs="Times New Roman"/>
-          <w:lang w:val="es-ES"/>
-          <w:color w:val="FF0000"/>
-        </w:rPr>
-        <w:t xml:space="preserve"> Por tanto, el Municipio está impedido en derecho de conceder dicha solicitud. Las demás alternativas planteadas por el empleado tampoco resultan viables, ya que aunque el empleado cumple con los requisitos de licencia y experiencia de la clase Operador(a) de Equipo Liviano, las funciones esenciales de esa clase requieren esfuerzo físico fuerte y trabajos de limpieza y acondicionamiento de calles y terrenos que sus limitaciones médicas no le permiten realizar; la operación del tractor para cortar grama es esporádica y no constituye trabajo disponible diariamente, por haberse privatizado el mantenimiento de los parques; la operación de un “rolo” requiere licencia de conducir vehículos pesados de motor de la que el empleado carece; </w:t>
       </w:r>
       <w:r>
         <w:rPr>
@@ -6729,8 +6722,71 @@
           <w:color w:val="FF0000"/>
           <w:strike/>
         </w:rPr>
+        <w:t xml:space="preserve"> Por tanto, el Municipio está impedido en derecho de conceder dicha solicitud. Las demás alternativas planteadas por el empleado tampoco resultan viables, ya que aunque el empleado cumple con los requisitos de licencia y experiencia de la clase Operador(a) de Equipo Liviano, las funciones esenciales de esa clase requieren esfuerzo físico fuerte y trabajos de limpieza y acondicionamiento de calles y terrenos que sus limitaciones médicas no le permiten realizar; la operación del tractor para cortar grama es esporádica y no constituye trabajo disponible diariamente, por haberse privatizado el mantenimiento de los parques; la operación de un “rolo” requiere licencia de conducir vehículos pesados de motor de la que el empleado carece; </w:t>
+      </w:r>
+      <w:r>
+        <w:rPr>
+          <w:rFonts w:ascii="Times New Roman" w:hAnsi="Times New Roman" w:cs="Times New Roman"/>
+          <w:lang w:val="es-ES"/>
+          <w:color w:val="FF0000"/>
+          <w:strike/>
+        </w:rPr>
         <w:t xml:space="preserve">y las funciones administrativas que el Médico Ocupacional mencionó</w:t>
       </w:r>
+      <w:r>
+        <w:rPr>
+          <w:rFonts w:ascii="Times New Roman" w:hAnsi="Times New Roman" w:cs="Times New Roman"/>
+          <w:lang w:val="es-ES"/>
+          <w:color w:val="FF0000"/>
+          <w:strike/>
+        </w:rPr>
+        <w:t xml:space="preserve">su integración a la brigada de tractores no constituye un puesto vacante y desplazaría a otro empleado, lo que el propio compareciente indicó no interesar; y las funciones administrativas que el Médico Ocupacional mencionó</w:t>
+      </w:r>
+      <w:r>
+        <w:rPr>
+          <w:rFonts w:ascii="Times New Roman" w:hAnsi="Times New Roman" w:cs="Times New Roman"/>
+          <w:lang w:val="es-ES"/>
+          <w:color w:val="FF0000"/>
+          <w:strike/>
+        </w:rPr>
+        <w:t xml:space="preserve"> “if possible” presuponen la existencia de un puesto vacante compatible con sus limitaciones para el cual el empleado cualifique conforme a su preparación académica y experiencia, el cual no existe al presente.</w:t>
+      </w:r>
+    </w:p>
+    <w:p>
+      <w:pPr>
+        <w:contextualSpacing/>
+        <w:jc w:val="both"/>
+        <w:rPr>
+          <w:rFonts w:ascii="Times New Roman" w:hAnsi="Times New Roman" w:cs="Times New Roman"/>
+          <w:lang w:val="es-ES"/>
+        </w:rPr>
+      </w:pPr>
+      <w:proofErr w:type="spellStart"/>
+      <w:proofErr w:type="spellEnd"/>
+      <w:proofErr w:type="spellStart"/>
+      <w:proofErr w:type="spellEnd"/>
+      <w:proofErr w:type="spellStart"/>
+      <w:proofErr w:type="spellEnd"/>
+      <w:proofErr w:type="spellStart"/>
+      <w:proofErr w:type="spellEnd"/>
+    </w:p>
+    <w:p>
+      <w:pPr>
+        <w:contextualSpacing/>
+        <w:jc w:val="both"/>
+        <w:rPr>
+          <w:rFonts w:ascii="Times New Roman" w:hAnsi="Times New Roman" w:cs="Times New Roman"/>
+          <w:lang w:val="es-ES"/>
+        </w:rPr>
+      </w:pPr>
+      <w:proofErr w:type="spellStart"/>
+      <w:proofErr w:type="spellEnd"/>
+      <w:proofErr w:type="spellStart"/>
+      <w:proofErr w:type="spellEnd"/>
+      <w:proofErr w:type="spellStart"/>
+      <w:proofErr w:type="spellEnd"/>
+      <w:proofErr w:type="spellStart"/>
+      <w:proofErr w:type="spellEnd"/>
       <w:r>
         <w:rPr>
           <w:rFonts w:ascii="Times New Roman" w:hAnsi="Times New Roman" w:cs="Times New Roman"/>
@@ -6738,15 +6794,52 @@
           <w:color w:val="FF0000"/>
           <w:u w:val="single"/>
         </w:rPr>
-        <w:t xml:space="preserve">su integración a la brigada de tractores no constituye un puesto vacante y desplazaría a otro empleado, lo que el propio compareciente indicó no interesar; y las funciones administrativas que el Médico Ocupacional mencionó</w:t>
-      </w:r>
+        <w:t xml:space="preserve">En la vista, el empleado solicitó como acomodo que se le asignara conducir un vehículo de motor como chofer. Esa función no forma parte de las funciones esenciales de la clase de Trabajador. Tampoco cualifica el empleado para las clases de conducción y operación de equipo que consideró el Municipio. Transportar pasajeros en asuntos oficiales corresponde a la clase Conductor(a) de Vehículos Livianos de Motor, que exige licencia de Chofer (categoría 4). Transportar trabajadores al área de trabajo corresponde a la clase Conductor(a) de Vehículos Pesados de Motor, que exige licencia de conducir vehículos pesados. La clase Operador(a) de Equipo Pesado exige esa misma licencia. El empleado posee únicamente licencia de conductor (categoría 3). La “Operator Certification” que presentó en la vista no suple ese requisito. Por tanto, el Municipio está impedido en derecho de conceder la solicitud.</w:t>
+      </w:r>
+    </w:p>
+    <w:p>
+      <w:pPr>
+        <w:contextualSpacing/>
+        <w:jc w:val="both"/>
+        <w:rPr>
+          <w:rFonts w:ascii="Times New Roman" w:hAnsi="Times New Roman" w:cs="Times New Roman"/>
+          <w:lang w:val="es-ES"/>
+        </w:rPr>
+      </w:pPr>
+      <w:proofErr w:type="spellStart"/>
+      <w:proofErr w:type="spellEnd"/>
+      <w:proofErr w:type="spellStart"/>
+      <w:proofErr w:type="spellEnd"/>
+      <w:proofErr w:type="spellStart"/>
+      <w:proofErr w:type="spellEnd"/>
+      <w:proofErr w:type="spellStart"/>
+      <w:proofErr w:type="spellEnd"/>
+    </w:p>
+    <w:p>
+      <w:pPr>
+        <w:contextualSpacing/>
+        <w:jc w:val="both"/>
+        <w:rPr>
+          <w:rFonts w:ascii="Times New Roman" w:hAnsi="Times New Roman" w:cs="Times New Roman"/>
+          <w:lang w:val="es-ES"/>
+        </w:rPr>
+      </w:pPr>
+      <w:proofErr w:type="spellStart"/>
+      <w:proofErr w:type="spellEnd"/>
+      <w:proofErr w:type="spellStart"/>
+      <w:proofErr w:type="spellEnd"/>
+      <w:proofErr w:type="spellStart"/>
+      <w:proofErr w:type="spellEnd"/>
+      <w:proofErr w:type="spellStart"/>
+      <w:proofErr w:type="spellEnd"/>
       <w:r>
         <w:rPr>
           <w:rFonts w:ascii="Times New Roman" w:hAnsi="Times New Roman" w:cs="Times New Roman"/>
           <w:lang w:val="es-ES"/>
           <w:color w:val="FF0000"/>
-        </w:rPr>
-        <w:t xml:space="preserve"> “if possible” presuponen la existencia de un puesto vacante compatible con sus limitaciones para el cual el empleado cualifique conforme a su preparación académica y experiencia, el cual no existe al presente.</w:t>
+          <w:u w:val="single"/>
+        </w:rPr>
+        <w:t xml:space="preserve">Las demás alternativas que planteó el empleado tampoco son viables. El empleado cumple con los requisitos de licencia y experiencia de la clase Operador(a) de Equipo Liviano. Sin embargo, esa clase exige esfuerzo físico fuerte y trabajos de limpieza y acondicionamiento de calles y terrenos. Sus limitaciones médicas no le permiten realizar esas tareas. La operación del tractor para cortar grama es esporádica y no constituye trabajo disponible a diario, porque el mantenimiento de los parques fue privatizado. La operación de un “rolo” requiere licencia de conducir vehículos pesados, que el empleado no posee. Integrarse a la brigada de tractores no constituye un puesto vacante y desplazaría a otro empleado, lo que el propio compareciente indicó no interesar. Las funciones administrativas que el Médico Ocupacional mencionó “if possible” presuponen un puesto vacante compatible con sus limitaciones, para el cual el empleado cualifique por preparación académica y experiencia. Ese puesto no existe al presente.</w:t>
       </w:r>
     </w:p>
     <w:p>

--- a/REV4. Informe de Vista Informal Luis Vélez.docx
+++ b/REV4. Informe de Vista Informal Luis Vélez.docx
@@ -6096,6 +6096,69 @@
           <w:rFonts w:ascii="Times New Roman" w:hAnsi="Times New Roman" w:cs="Times New Roman"/>
         </w:rPr>
       </w:pPr>
+    </w:p>
+    <w:p>
+      <w:pPr>
+        <w:contextualSpacing/>
+        <w:jc w:val="both"/>
+        <w:rPr>
+          <w:rFonts w:ascii="Times New Roman" w:hAnsi="Times New Roman" w:cs="Times New Roman"/>
+          <w:b/>
+          <w:bCs/>
+          <w:lang w:val="es-ES"/>
+        </w:rPr>
+      </w:pPr>
+      <w:proofErr w:type="spellStart"/>
+      <w:proofErr w:type="spellEnd"/>
+      <w:proofErr w:type="spellStart"/>
+      <w:proofErr w:type="spellEnd"/>
+      <w:proofErr w:type="spellStart"/>
+      <w:proofErr w:type="spellEnd"/>
+      <w:proofErr w:type="spellStart"/>
+      <w:proofErr w:type="spellEnd"/>
+      <w:proofErr w:type="spellStart"/>
+      <w:proofErr w:type="spellEnd"/>
+    </w:p>
+    <w:p>
+      <w:pPr>
+        <w:contextualSpacing/>
+        <w:jc w:val="both"/>
+        <w:rPr>
+          <w:rFonts w:ascii="Times New Roman" w:hAnsi="Times New Roman" w:cs="Times New Roman"/>
+          <w:b/>
+          <w:bCs/>
+          <w:lang w:val="es-ES"/>
+        </w:rPr>
+      </w:pPr>
+      <w:proofErr w:type="spellStart"/>
+      <w:proofErr w:type="spellEnd"/>
+      <w:proofErr w:type="spellStart"/>
+      <w:proofErr w:type="spellEnd"/>
+      <w:proofErr w:type="spellStart"/>
+      <w:proofErr w:type="spellEnd"/>
+      <w:proofErr w:type="spellStart"/>
+      <w:proofErr w:type="spellEnd"/>
+      <w:proofErr w:type="spellStart"/>
+      <w:proofErr w:type="spellEnd"/>
+      <w:r>
+        <w:rPr>
+          <w:rFonts w:ascii="Times New Roman" w:hAnsi="Times New Roman" w:cs="Times New Roman"/>
+          <w:lang w:val="es-ES"/>
+          <w:color w:val="FF0000"/>
+          <w:u w:val="single"/>
+          <w:b/>
+        </w:rPr>
+        <w:t xml:space="preserve">Marco legal de las licencias de conducir. </w:t>
+      </w:r>
+      <w:r>
+        <w:rPr>
+          <w:rFonts w:ascii="Times New Roman" w:hAnsi="Times New Roman" w:cs="Times New Roman"/>
+          <w:lang w:val="es-ES"/>
+          <w:color w:val="FF0000"/>
+          <w:u w:val="single"/>
+        </w:rPr>
+        <w:t xml:space="preserve">El Artículo 3.03 de la Ley Núm. 22-2000, conocida como “Ley de Vehículos y Tránsito de Puerto Rico” (9 L.P.R.A. § 5053), clasifica los certificados de licencia de conducir y faculta al Departamento de Transportación y Obras Públicas (DTOP) a fijar por reglamento los requisitos y las categorías de cada clase. En virtud de esa facultad, el DTOP adoptó el Reglamento Núm. 9169, y el Manual del Conductor del DTOP tabula las categorías vigentes. Conforme a dicha reglamentación, la categoría 3 (Conductor) autoriza la conducción de vehículos privados o comerciales privados con peso bruto de hasta 10,001 libras; la categoría 4 (Chofer) autoriza la conducción de vehículos dedicados al transporte de pasajeros, bienes o carga mediante paga; las categorías 6, 7 y 8 corresponden a los vehículos pesados de motor Tipo I (hasta 7.5 toneladas), Tipo II (hasta 13 toneladas) y Tipo III (más de 13 toneladas), respectivamente; y la categoría 9 corresponde a los tractores o remolcadores, con o sin arrastre o semiarrastre. La categoría de licencia requerida depende, por tanto, del tipo y del peso del vehículo o equipo, conforme a la Ley 22-2000 y a la reglamentación del DTOP. Las especificaciones de clase de los puestos evaluados por el Municipio remiten a esta reglamentación para determinar la licencia exigida en cada caso.</w:t>
+      </w:r>
     </w:p>
     <w:p>
       <w:pPr>
